--- a/docs/word/06 - Painel (interface).docx
+++ b/docs/word/06 - Painel (interface).docx
@@ -92,7 +92,7 @@
           <w:sz w:val="22"/>
           <w:szCs w:val="22"/>
         </w:rPr>
-        <w:t xml:space="preserve">Atualizado em 17 de outubro de 2026</w:t>
+        <w:t xml:space="preserve">Atualizado em 23 de outubro de 2026</w:t>
       </w:r>
     </w:p>
     <w:p>
@@ -118,11 +118,11 @@
       <w:pPr>
         <w:pStyle w:val="Heading1"/>
       </w:pPr>
-      <w:bookmarkStart w:name="_Toc57" w:id="57"/>
+      <w:bookmarkStart w:name="_Toc60" w:id="60"/>
       <w:r>
         <w:t xml:space="preserve">Sumário</w:t>
       </w:r>
-      <w:bookmarkEnd w:id="57"/>
+      <w:bookmarkEnd w:id="60"/>
     </w:p>
     <w:p>
       <w:r>
@@ -153,7 +153,7 @@
             <w:instrText xml:space="preserve">TOC \h \o "1-2"</w:instrText>
             <w:fldChar w:fldCharType="separate"/>
           </w:r>
-          <w:hyperlink w:history="1" w:anchor="_Toc57">
+          <w:hyperlink w:history="1" w:anchor="_Toc60">
             <w:r>
               <w:t xml:space="preserve">Sumário</w:t>
             </w:r>
@@ -162,7 +162,7 @@
             </w:r>
             <w:r>
               <w:fldChar w:fldCharType="begin" w:dirty="true"/>
-              <w:instrText xml:space="preserve">PAGEREF _Toc57 \h</w:instrText>
+              <w:instrText xml:space="preserve">PAGEREF _Toc60 \h</w:instrText>
               <w:fldChar w:fldCharType="separate"/>
               <w:fldChar w:fldCharType="end"/>
             </w:r>
@@ -175,78 +175,9 @@
               <w:tab w:val="right" w:pos="9638" w:leader="dot"/>
             </w:tabs>
           </w:pPr>
-          <w:hyperlink w:history="1" w:anchor="_Toc58">
+          <w:hyperlink w:history="1" w:anchor="_Toc61">
             <w:r>
               <w:t xml:space="preserve">Painel (interface)</w:t>
-            </w:r>
-            <w:r>
-              <w:tab/>
-            </w:r>
-            <w:r>
-              <w:fldChar w:fldCharType="begin" w:dirty="true"/>
-              <w:instrText xml:space="preserve">PAGEREF _Toc58 \h</w:instrText>
-              <w:fldChar w:fldCharType="separate"/>
-              <w:fldChar w:fldCharType="end"/>
-            </w:r>
-          </w:hyperlink>
-        </w:p>
-        <w:p>
-          <w:pPr>
-            <w:pStyle w:val="TOC2"/>
-            <w:tabs>
-              <w:tab w:val="right" w:pos="9638" w:leader="dot"/>
-            </w:tabs>
-            <w:ind w:left="220"/>
-          </w:pPr>
-          <w:hyperlink w:history="1" w:anchor="_Toc59">
-            <w:r>
-              <w:t xml:space="preserve">Telas</w:t>
-            </w:r>
-            <w:r>
-              <w:tab/>
-            </w:r>
-            <w:r>
-              <w:fldChar w:fldCharType="begin" w:dirty="true"/>
-              <w:instrText xml:space="preserve">PAGEREF _Toc59 \h</w:instrText>
-              <w:fldChar w:fldCharType="separate"/>
-              <w:fldChar w:fldCharType="end"/>
-            </w:r>
-          </w:hyperlink>
-        </w:p>
-        <w:p>
-          <w:pPr>
-            <w:pStyle w:val="TOC2"/>
-            <w:tabs>
-              <w:tab w:val="right" w:pos="9638" w:leader="dot"/>
-            </w:tabs>
-            <w:ind w:left="220"/>
-          </w:pPr>
-          <w:hyperlink w:history="1" w:anchor="_Toc60">
-            <w:r>
-              <w:t xml:space="preserve">Cache e filtros</w:t>
-            </w:r>
-            <w:r>
-              <w:tab/>
-            </w:r>
-            <w:r>
-              <w:fldChar w:fldCharType="begin" w:dirty="true"/>
-              <w:instrText xml:space="preserve">PAGEREF _Toc60 \h</w:instrText>
-              <w:fldChar w:fldCharType="separate"/>
-              <w:fldChar w:fldCharType="end"/>
-            </w:r>
-          </w:hyperlink>
-        </w:p>
-        <w:p>
-          <w:pPr>
-            <w:pStyle w:val="TOC2"/>
-            <w:tabs>
-              <w:tab w:val="right" w:pos="9638" w:leader="dot"/>
-            </w:tabs>
-            <w:ind w:left="220"/>
-          </w:pPr>
-          <w:hyperlink w:history="1" w:anchor="_Toc61">
-            <w:r>
-              <w:t xml:space="preserve">Login e perfis</w:t>
             </w:r>
             <w:r>
               <w:tab/>
@@ -269,7 +200,7 @@
           </w:pPr>
           <w:hyperlink w:history="1" w:anchor="_Toc62">
             <w:r>
-              <w:t xml:space="preserve">Dados pessoais</w:t>
+              <w:t xml:space="preserve">Telas</w:t>
             </w:r>
             <w:r>
               <w:tab/>
@@ -277,6 +208,75 @@
             <w:r>
               <w:fldChar w:fldCharType="begin" w:dirty="true"/>
               <w:instrText xml:space="preserve">PAGEREF _Toc62 \h</w:instrText>
+              <w:fldChar w:fldCharType="separate"/>
+              <w:fldChar w:fldCharType="end"/>
+            </w:r>
+          </w:hyperlink>
+        </w:p>
+        <w:p>
+          <w:pPr>
+            <w:pStyle w:val="TOC2"/>
+            <w:tabs>
+              <w:tab w:val="right" w:pos="9638" w:leader="dot"/>
+            </w:tabs>
+            <w:ind w:left="220"/>
+          </w:pPr>
+          <w:hyperlink w:history="1" w:anchor="_Toc63">
+            <w:r>
+              <w:t xml:space="preserve">Cache e filtros</w:t>
+            </w:r>
+            <w:r>
+              <w:tab/>
+            </w:r>
+            <w:r>
+              <w:fldChar w:fldCharType="begin" w:dirty="true"/>
+              <w:instrText xml:space="preserve">PAGEREF _Toc63 \h</w:instrText>
+              <w:fldChar w:fldCharType="separate"/>
+              <w:fldChar w:fldCharType="end"/>
+            </w:r>
+          </w:hyperlink>
+        </w:p>
+        <w:p>
+          <w:pPr>
+            <w:pStyle w:val="TOC2"/>
+            <w:tabs>
+              <w:tab w:val="right" w:pos="9638" w:leader="dot"/>
+            </w:tabs>
+            <w:ind w:left="220"/>
+          </w:pPr>
+          <w:hyperlink w:history="1" w:anchor="_Toc64">
+            <w:r>
+              <w:t xml:space="preserve">Login e perfis</w:t>
+            </w:r>
+            <w:r>
+              <w:tab/>
+            </w:r>
+            <w:r>
+              <w:fldChar w:fldCharType="begin" w:dirty="true"/>
+              <w:instrText xml:space="preserve">PAGEREF _Toc64 \h</w:instrText>
+              <w:fldChar w:fldCharType="separate"/>
+              <w:fldChar w:fldCharType="end"/>
+            </w:r>
+          </w:hyperlink>
+        </w:p>
+        <w:p>
+          <w:pPr>
+            <w:pStyle w:val="TOC2"/>
+            <w:tabs>
+              <w:tab w:val="right" w:pos="9638" w:leader="dot"/>
+            </w:tabs>
+            <w:ind w:left="220"/>
+          </w:pPr>
+          <w:hyperlink w:history="1" w:anchor="_Toc65">
+            <w:r>
+              <w:t xml:space="preserve">Dados pessoais</w:t>
+            </w:r>
+            <w:r>
+              <w:tab/>
+            </w:r>
+            <w:r>
+              <w:fldChar w:fldCharType="begin" w:dirty="true"/>
+              <w:instrText xml:space="preserve">PAGEREF _Toc65 \h</w:instrText>
               <w:fldChar w:fldCharType="separate"/>
               <w:fldChar w:fldCharType="end"/>
             </w:r>
@@ -294,11 +294,11 @@
         <w:pStyle w:val="Heading1"/>
         <w:pageBreakBefore/>
       </w:pPr>
-      <w:bookmarkStart w:name="_Toc58" w:id="58"/>
+      <w:bookmarkStart w:name="_Toc61" w:id="61"/>
       <w:r>
         <w:t xml:space="preserve">Painel (interface)</w:t>
       </w:r>
-      <w:bookmarkEnd w:id="58"/>
+      <w:bookmarkEnd w:id="61"/>
     </w:p>
     <w:p>
       <w:pPr>
@@ -325,11 +325,11 @@
       <w:pPr>
         <w:pStyle w:val="Heading2"/>
       </w:pPr>
-      <w:bookmarkStart w:name="_Toc59" w:id="59"/>
+      <w:bookmarkStart w:name="_Toc62" w:id="62"/>
       <w:r>
         <w:t xml:space="preserve">Telas</w:t>
       </w:r>
-      <w:bookmarkEnd w:id="59"/>
+      <w:bookmarkEnd w:id="62"/>
     </w:p>
     <w:tbl>
       <w:tblPr>
@@ -529,7 +529,7 @@
               <w:spacing w:after="40" w:before="40"/>
             </w:pPr>
             <w:r>
-              <w:t xml:space="preserve">Lista dos pacientes com falta no ciclo, liberar e bloquear, detalhe</w:t>
+              <w:t xml:space="preserve">Lista dos pacientes com falta no ciclo, solicitar desbloqueio, liberar e bloquear, detalhe</w:t>
             </w:r>
           </w:p>
         </w:tc>
@@ -561,7 +561,7 @@
                 <w:szCs w:val="18"/>
                 <w:shd w:fill="F1ECFB" w:color="auto" w:val="clear"/>
               </w:rPr>
-              <w:t xml:space="preserve">/relatorios</w:t>
+              <w:t xml:space="preserve">/solicitacoes</w:t>
             </w:r>
           </w:p>
         </w:tc>
@@ -588,7 +588,7 @@
                 <w:szCs w:val="18"/>
                 <w:shd w:fill="F1ECFB" w:color="auto" w:val="clear"/>
               </w:rPr>
-              <w:t xml:space="preserve">relatorios.html</w:t>
+              <w:t xml:space="preserve">solicitacoes.html</w:t>
             </w:r>
             <w:r>
               <w:t xml:space="preserve"> + </w:t>
@@ -601,7 +601,7 @@
                 <w:szCs w:val="18"/>
                 <w:shd w:fill="F1ECFB" w:color="auto" w:val="clear"/>
               </w:rPr>
-              <w:t xml:space="preserve">js/relatorios.js</w:t>
+              <w:t xml:space="preserve">js/solicitacoes.js</w:t>
             </w:r>
           </w:p>
         </w:tc>
@@ -621,7 +621,7 @@
               <w:spacing w:after="40" w:before="40"/>
             </w:pPr>
             <w:r>
-              <w:t xml:space="preserve">Faltas por período: mês, dia da semana, profissional, reincidência, CSV</w:t>
+              <w:t xml:space="preserve">Solicitações de desbloqueio: abrir, aprovar, recusar, cancelar, liberar</w:t>
             </w:r>
           </w:p>
         </w:tc>
@@ -652,7 +652,7 @@
                 <w:szCs w:val="18"/>
                 <w:shd w:fill="F1ECFB" w:color="auto" w:val="clear"/>
               </w:rPr>
-              <w:t xml:space="preserve">/historico</w:t>
+              <w:t xml:space="preserve">/relatorios</w:t>
             </w:r>
           </w:p>
         </w:tc>
@@ -678,7 +678,7 @@
                 <w:szCs w:val="18"/>
                 <w:shd w:fill="F1ECFB" w:color="auto" w:val="clear"/>
               </w:rPr>
-              <w:t xml:space="preserve">historico.html</w:t>
+              <w:t xml:space="preserve">relatorios.html</w:t>
             </w:r>
             <w:r>
               <w:t xml:space="preserve"> + </w:t>
@@ -691,7 +691,7 @@
                 <w:szCs w:val="18"/>
                 <w:shd w:fill="F1ECFB" w:color="auto" w:val="clear"/>
               </w:rPr>
-              <w:t xml:space="preserve">js/historico.js</w:t>
+              <w:t xml:space="preserve">js/relatorios.js</w:t>
             </w:r>
           </w:p>
         </w:tc>
@@ -710,7 +710,7 @@
               <w:spacing w:after="40" w:before="40"/>
             </w:pPr>
             <w:r>
-              <w:t xml:space="preserve">Auditoria de cada PATCH (automático e painel), com filtros</w:t>
+              <w:t xml:space="preserve">Faltas por período: mês, dia da semana, profissional, reincidência, CSV</w:t>
             </w:r>
           </w:p>
         </w:tc>
@@ -742,7 +742,7 @@
                 <w:szCs w:val="18"/>
                 <w:shd w:fill="F1ECFB" w:color="auto" w:val="clear"/>
               </w:rPr>
-              <w:t xml:space="preserve">/configuracao</w:t>
+              <w:t xml:space="preserve">/historico</w:t>
             </w:r>
           </w:p>
         </w:tc>
@@ -769,7 +769,7 @@
                 <w:szCs w:val="18"/>
                 <w:shd w:fill="F1ECFB" w:color="auto" w:val="clear"/>
               </w:rPr>
-              <w:t xml:space="preserve">configuracao.html</w:t>
+              <w:t xml:space="preserve">historico.html</w:t>
             </w:r>
             <w:r>
               <w:t xml:space="preserve"> + </w:t>
@@ -782,7 +782,7 @@
                 <w:szCs w:val="18"/>
                 <w:shd w:fill="F1ECFB" w:color="auto" w:val="clear"/>
               </w:rPr>
-              <w:t xml:space="preserve">js/configuracao.js</w:t>
+              <w:t xml:space="preserve">js/historico.js</w:t>
             </w:r>
           </w:p>
         </w:tc>
@@ -802,7 +802,7 @@
               <w:spacing w:after="40" w:before="40"/>
             </w:pPr>
             <w:r>
-              <w:t xml:space="preserve">Prazos, ciclo e horário em uso (só leitura)</w:t>
+              <w:t xml:space="preserve">Auditoria de cada PATCH (automático e painel), com filtros</w:t>
             </w:r>
           </w:p>
         </w:tc>
@@ -833,7 +833,7 @@
                 <w:szCs w:val="18"/>
                 <w:shd w:fill="F1ECFB" w:color="auto" w:val="clear"/>
               </w:rPr>
-              <w:t xml:space="preserve">/usuarios</w:t>
+              <w:t xml:space="preserve">/configuracao</w:t>
             </w:r>
           </w:p>
         </w:tc>
@@ -859,7 +859,7 @@
                 <w:szCs w:val="18"/>
                 <w:shd w:fill="F1ECFB" w:color="auto" w:val="clear"/>
               </w:rPr>
-              <w:t xml:space="preserve">usuarios.html</w:t>
+              <w:t xml:space="preserve">configuracao.html</w:t>
             </w:r>
             <w:r>
               <w:t xml:space="preserve"> + </w:t>
@@ -872,6 +872,97 @@
                 <w:szCs w:val="18"/>
                 <w:shd w:fill="F1ECFB" w:color="auto" w:val="clear"/>
               </w:rPr>
+              <w:t xml:space="preserve">js/configuracao.js</w:t>
+            </w:r>
+          </w:p>
+        </w:tc>
+        <w:tc>
+          <w:tcPr>
+            <w:tcW w:type="dxa" w:w="5126"/>
+            <w:tcMar>
+              <w:top w:type="dxa" w:w="60"/>
+              <w:left w:type="dxa" w:w="100"/>
+              <w:bottom w:type="dxa" w:w="60"/>
+              <w:right w:type="dxa" w:w="100"/>
+            </w:tcMar>
+          </w:tcPr>
+          <w:p>
+            <w:pPr>
+              <w:spacing w:after="40" w:before="40"/>
+            </w:pPr>
+            <w:r>
+              <w:t xml:space="preserve">Prazos, ciclo e horário em uso (só leitura)</w:t>
+            </w:r>
+          </w:p>
+        </w:tc>
+      </w:tr>
+      <w:tr>
+        <w:trPr>
+          <w:cantSplit/>
+        </w:trPr>
+        <w:tc>
+          <w:tcPr>
+            <w:tcW w:type="dxa" w:w="1462"/>
+            <w:shd w:fill="F6F4FE" w:color="auto" w:val="clear"/>
+            <w:tcMar>
+              <w:top w:type="dxa" w:w="60"/>
+              <w:left w:type="dxa" w:w="100"/>
+              <w:bottom w:type="dxa" w:w="60"/>
+              <w:right w:type="dxa" w:w="100"/>
+            </w:tcMar>
+          </w:tcPr>
+          <w:p>
+            <w:pPr>
+              <w:spacing w:after="40" w:before="40"/>
+            </w:pPr>
+            <w:r>
+              <w:rPr>
+                <w:rFonts w:ascii="Consolas" w:cs="Consolas" w:eastAsia="Consolas" w:hAnsi="Consolas"/>
+                <w:color w:val="6A1BBF"/>
+                <w:sz w:val="18"/>
+                <w:szCs w:val="18"/>
+                <w:shd w:fill="F1ECFB" w:color="auto" w:val="clear"/>
+              </w:rPr>
+              <w:t xml:space="preserve">/usuarios</w:t>
+            </w:r>
+          </w:p>
+        </w:tc>
+        <w:tc>
+          <w:tcPr>
+            <w:tcW w:type="dxa" w:w="3050"/>
+            <w:shd w:fill="F6F4FE" w:color="auto" w:val="clear"/>
+            <w:tcMar>
+              <w:top w:type="dxa" w:w="60"/>
+              <w:left w:type="dxa" w:w="100"/>
+              <w:bottom w:type="dxa" w:w="60"/>
+              <w:right w:type="dxa" w:w="100"/>
+            </w:tcMar>
+          </w:tcPr>
+          <w:p>
+            <w:pPr>
+              <w:spacing w:after="40" w:before="40"/>
+            </w:pPr>
+            <w:r>
+              <w:rPr>
+                <w:rFonts w:ascii="Consolas" w:cs="Consolas" w:eastAsia="Consolas" w:hAnsi="Consolas"/>
+                <w:color w:val="6A1BBF"/>
+                <w:sz w:val="18"/>
+                <w:szCs w:val="18"/>
+                <w:shd w:fill="F1ECFB" w:color="auto" w:val="clear"/>
+              </w:rPr>
+              <w:t xml:space="preserve">usuarios.html</w:t>
+            </w:r>
+            <w:r>
+              <w:t xml:space="preserve"> + </w:t>
+            </w:r>
+            <w:r>
+              <w:rPr>
+                <w:rFonts w:ascii="Consolas" w:cs="Consolas" w:eastAsia="Consolas" w:hAnsi="Consolas"/>
+                <w:color w:val="6A1BBF"/>
+                <w:sz w:val="18"/>
+                <w:szCs w:val="18"/>
+                <w:shd w:fill="F1ECFB" w:color="auto" w:val="clear"/>
+              </w:rPr>
               <w:t xml:space="preserve">js/usuarios.js</w:t>
             </w:r>
           </w:p>
@@ -879,6 +970,7 @@
         <w:tc>
           <w:tcPr>
             <w:tcW w:type="dxa" w:w="5126"/>
+            <w:shd w:fill="F6F4FE" w:color="auto" w:val="clear"/>
             <w:tcMar>
               <w:top w:type="dxa" w:w="60"/>
               <w:left w:type="dxa" w:w="100"/>
@@ -985,7 +1077,20 @@
         <w:t xml:space="preserve">js/formato.js</w:t>
       </w:r>
       <w:r>
-        <w:t xml:space="preserve"> (datas e selos).</w:t>
+        <w:t xml:space="preserve"> (datas e selos), </w:t>
+      </w:r>
+      <w:r>
+        <w:rPr>
+          <w:rFonts w:ascii="Consolas" w:cs="Consolas" w:eastAsia="Consolas" w:hAnsi="Consolas"/>
+          <w:color w:val="6A1BBF"/>
+          <w:sz w:val="18"/>
+          <w:szCs w:val="18"/>
+          <w:shd w:fill="F1ECFB" w:color="auto" w:val="clear"/>
+        </w:rPr>
+        <w:t xml:space="preserve">js/solicitacao.js</w:t>
+      </w:r>
+      <w:r>
+        <w:t xml:space="preserve"> (chamadas de solicitação, usadas por Pacientes e Solicitações).</w:t>
       </w:r>
     </w:p>
     <w:p>
@@ -1093,7 +1198,17 @@
         <w:t xml:space="preserve">status ao vivo no CNN</w:t>
       </w:r>
       <w:r>
-        <w:t xml:space="preserve"> (ativo / inativo), todas as faltas do paciente e o histórico de ações. O CPF aparece mascarado.</w:t>
+        <w:t xml:space="preserve"> (ativo / inativo), a solicitação aberta (se houver), todas as faltas, as </w:t>
+      </w:r>
+      <w:r>
+        <w:rPr>
+          <w:b/>
+          <w:bCs/>
+        </w:rPr>
+        <w:t xml:space="preserve">solicitações de desbloqueio</w:t>
+      </w:r>
+      <w:r>
+        <w:t xml:space="preserve"> e o histórico de ações. O CPF aparece mascarado.</w:t>
       </w:r>
     </w:p>
     <w:p>
@@ -1145,9 +1260,9 @@
         <w:tblLayout w:type="fixed"/>
       </w:tblPr>
       <w:tblGrid>
-        <w:gridCol w:w="2910"/>
-        <w:gridCol w:w="5003"/>
-        <w:gridCol w:w="1725"/>
+        <w:gridCol w:w="2171"/>
+        <w:gridCol w:w="3733"/>
+        <w:gridCol w:w="3733"/>
       </w:tblGrid>
       <w:tr>
         <w:trPr>
@@ -1155,7 +1270,7 @@
         </w:trPr>
         <w:tc>
           <w:tcPr>
-            <w:tcW w:type="dxa" w:w="2910"/>
+            <w:tcW w:type="dxa" w:w="2171"/>
             <w:shd w:fill="1C1FC8" w:color="auto" w:val="clear"/>
             <w:tcMar>
               <w:top w:type="dxa" w:w="60"/>
@@ -1180,7 +1295,7 @@
         </w:tc>
         <w:tc>
           <w:tcPr>
-            <w:tcW w:type="dxa" w:w="5003"/>
+            <w:tcW w:type="dxa" w:w="3733"/>
             <w:shd w:fill="1C1FC8" w:color="auto" w:val="clear"/>
             <w:tcMar>
               <w:top w:type="dxa" w:w="60"/>
@@ -1205,7 +1320,7 @@
         </w:tc>
         <w:tc>
           <w:tcPr>
-            <w:tcW w:type="dxa" w:w="1725"/>
+            <w:tcW w:type="dxa" w:w="3733"/>
             <w:shd w:fill="1C1FC8" w:color="auto" w:val="clear"/>
             <w:tcMar>
               <w:top w:type="dxa" w:w="60"/>
@@ -1235,7 +1350,7 @@
         </w:trPr>
         <w:tc>
           <w:tcPr>
-            <w:tcW w:type="dxa" w:w="2910"/>
+            <w:tcW w:type="dxa" w:w="2171"/>
             <w:tcMar>
               <w:top w:type="dxa" w:w="60"/>
               <w:left w:type="dxa" w:w="100"/>
@@ -1261,7 +1376,7 @@
         </w:tc>
         <w:tc>
           <w:tcPr>
-            <w:tcW w:type="dxa" w:w="5003"/>
+            <w:tcW w:type="dxa" w:w="3733"/>
             <w:tcMar>
               <w:top w:type="dxa" w:w="60"/>
               <w:left w:type="dxa" w:w="100"/>
@@ -1290,20 +1405,20 @@
         </w:tc>
         <w:tc>
           <w:tcPr>
-            <w:tcW w:type="dxa" w:w="1725"/>
-            <w:tcMar>
-              <w:top w:type="dxa" w:w="60"/>
-              <w:left w:type="dxa" w:w="100"/>
-              <w:bottom w:type="dxa" w:w="60"/>
-              <w:right w:type="dxa" w:w="100"/>
-            </w:tcMar>
-          </w:tcPr>
-          <w:p>
-            <w:pPr>
-              <w:spacing w:after="40" w:before="40"/>
-            </w:pPr>
-            <w:r>
-              <w:t xml:space="preserve">Bloquear</w:t>
+            <w:tcW w:type="dxa" w:w="3733"/>
+            <w:tcMar>
+              <w:top w:type="dxa" w:w="60"/>
+              <w:left w:type="dxa" w:w="100"/>
+              <w:bottom w:type="dxa" w:w="60"/>
+              <w:right w:type="dxa" w:w="100"/>
+            </w:tcMar>
+          </w:tcPr>
+          <w:p>
+            <w:pPr>
+              <w:spacing w:after="40" w:before="40"/>
+            </w:pPr>
+            <w:r>
+              <w:t xml:space="preserve">Solicitar desbloqueio (admin: Liberar, que isenta a falta) · Bloquear (Editor e Admin)</w:t>
             </w:r>
           </w:p>
         </w:tc>
@@ -1314,7 +1429,7 @@
         </w:trPr>
         <w:tc>
           <w:tcPr>
-            <w:tcW w:type="dxa" w:w="2910"/>
+            <w:tcW w:type="dxa" w:w="2171"/>
             <w:shd w:fill="F6F4FE" w:color="auto" w:val="clear"/>
             <w:tcMar>
               <w:top w:type="dxa" w:w="60"/>
@@ -1338,7 +1453,7 @@
         </w:tc>
         <w:tc>
           <w:tcPr>
-            <w:tcW w:type="dxa" w:w="5003"/>
+            <w:tcW w:type="dxa" w:w="3733"/>
             <w:shd w:fill="F6F4FE" w:color="auto" w:val="clear"/>
             <w:tcMar>
               <w:top w:type="dxa" w:w="60"/>
@@ -1352,13 +1467,13 @@
               <w:spacing w:after="40" w:before="40"/>
             </w:pPr>
             <w:r>
-              <w:t xml:space="preserve">Bloqueio registrado (automação ou painel) para a falta vigente, prazo de liberação correndo</w:t>
-            </w:r>
-          </w:p>
-        </w:tc>
-        <w:tc>
-          <w:tcPr>
-            <w:tcW w:type="dxa" w:w="1725"/>
+              <w:t xml:space="preserve">Bloqueio registrado (automação ou painel) para a falta vigente, prazo correndo</w:t>
+            </w:r>
+          </w:p>
+        </w:tc>
+        <w:tc>
+          <w:tcPr>
+            <w:tcW w:type="dxa" w:w="3733"/>
             <w:shd w:fill="F6F4FE" w:color="auto" w:val="clear"/>
             <w:tcMar>
               <w:top w:type="dxa" w:w="60"/>
@@ -1372,7 +1487,7 @@
               <w:spacing w:after="40" w:before="40"/>
             </w:pPr>
             <w:r>
-              <w:t xml:space="preserve">Liberar (antecipada)</w:t>
+              <w:t xml:space="preserve">Solicitar desbloqueio (admin: Liberar, o atalho)</w:t>
             </w:r>
           </w:p>
         </w:tc>
@@ -1383,7 +1498,7 @@
         </w:trPr>
         <w:tc>
           <w:tcPr>
-            <w:tcW w:type="dxa" w:w="2910"/>
+            <w:tcW w:type="dxa" w:w="2171"/>
             <w:tcMar>
               <w:top w:type="dxa" w:w="60"/>
               <w:left w:type="dxa" w:w="100"/>
@@ -1406,39 +1521,39 @@
         </w:tc>
         <w:tc>
           <w:tcPr>
-            <w:tcW w:type="dxa" w:w="5003"/>
-            <w:tcMar>
-              <w:top w:type="dxa" w:w="60"/>
-              <w:left w:type="dxa" w:w="100"/>
-              <w:bottom w:type="dxa" w:w="60"/>
-              <w:right w:type="dxa" w:w="100"/>
-            </w:tcMar>
-          </w:tcPr>
-          <w:p>
-            <w:pPr>
-              <w:spacing w:after="40" w:before="40"/>
-            </w:pPr>
-            <w:r>
-              <w:t xml:space="preserve">Bloqueio registrado e prazo de liberação cumprido</w:t>
-            </w:r>
-          </w:p>
-        </w:tc>
-        <w:tc>
-          <w:tcPr>
-            <w:tcW w:type="dxa" w:w="1725"/>
-            <w:tcMar>
-              <w:top w:type="dxa" w:w="60"/>
-              <w:left w:type="dxa" w:w="100"/>
-              <w:bottom w:type="dxa" w:w="60"/>
-              <w:right w:type="dxa" w:w="100"/>
-            </w:tcMar>
-          </w:tcPr>
-          <w:p>
-            <w:pPr>
-              <w:spacing w:after="40" w:before="40"/>
-            </w:pPr>
-            <w:r>
-              <w:t xml:space="preserve">Liberar</w:t>
+            <w:tcW w:type="dxa" w:w="3733"/>
+            <w:tcMar>
+              <w:top w:type="dxa" w:w="60"/>
+              <w:left w:type="dxa" w:w="100"/>
+              <w:bottom w:type="dxa" w:w="60"/>
+              <w:right w:type="dxa" w:w="100"/>
+            </w:tcMar>
+          </w:tcPr>
+          <w:p>
+            <w:pPr>
+              <w:spacing w:after="40" w:before="40"/>
+            </w:pPr>
+            <w:r>
+              <w:t xml:space="preserve">Bloqueio registrado e prazo cumprido; a rotina das 02:00 libera</w:t>
+            </w:r>
+          </w:p>
+        </w:tc>
+        <w:tc>
+          <w:tcPr>
+            <w:tcW w:type="dxa" w:w="3733"/>
+            <w:tcMar>
+              <w:top w:type="dxa" w:w="60"/>
+              <w:left w:type="dxa" w:w="100"/>
+              <w:bottom w:type="dxa" w:w="60"/>
+              <w:right w:type="dxa" w:w="100"/>
+            </w:tcMar>
+          </w:tcPr>
+          <w:p>
+            <w:pPr>
+              <w:spacing w:after="40" w:before="40"/>
+            </w:pPr>
+            <w:r>
+              <w:t xml:space="preserve">Liberar (Editor e Admin)</w:t>
             </w:r>
           </w:p>
         </w:tc>
@@ -1449,7 +1564,7 @@
         </w:trPr>
         <w:tc>
           <w:tcPr>
-            <w:tcW w:type="dxa" w:w="2910"/>
+            <w:tcW w:type="dxa" w:w="2171"/>
             <w:shd w:fill="F6F4FE" w:color="auto" w:val="clear"/>
             <w:tcMar>
               <w:top w:type="dxa" w:w="60"/>
@@ -1473,7 +1588,7 @@
         </w:tc>
         <w:tc>
           <w:tcPr>
-            <w:tcW w:type="dxa" w:w="5003"/>
+            <w:tcW w:type="dxa" w:w="3733"/>
             <w:shd w:fill="F6F4FE" w:color="auto" w:val="clear"/>
             <w:tcMar>
               <w:top w:type="dxa" w:w="60"/>
@@ -1487,13 +1602,13 @@
               <w:spacing w:after="40" w:before="40"/>
             </w:pPr>
             <w:r>
-              <w:t xml:space="preserve">Liberado (ou falta isenta) pelo painel com o prazo ainda correndo</w:t>
-            </w:r>
-          </w:p>
-        </w:tc>
-        <w:tc>
-          <w:tcPr>
-            <w:tcW w:type="dxa" w:w="1725"/>
+              <w:t xml:space="preserve">Liberado (ou falta isenta) por uma solicitação aprovada, com o prazo ainda correndo</w:t>
+            </w:r>
+          </w:p>
+        </w:tc>
+        <w:tc>
+          <w:tcPr>
+            <w:tcW w:type="dxa" w:w="3733"/>
             <w:shd w:fill="F6F4FE" w:color="auto" w:val="clear"/>
             <w:tcMar>
               <w:top w:type="dxa" w:w="60"/>
@@ -1507,7 +1622,7 @@
               <w:spacing w:after="40" w:before="40"/>
             </w:pPr>
             <w:r>
-              <w:t xml:space="preserve">Bloquear</w:t>
+              <w:t xml:space="preserve">Bloquear (Editor e Admin)</w:t>
             </w:r>
           </w:p>
         </w:tc>
@@ -1518,7 +1633,7 @@
         </w:trPr>
         <w:tc>
           <w:tcPr>
-            <w:tcW w:type="dxa" w:w="2910"/>
+            <w:tcW w:type="dxa" w:w="2171"/>
             <w:tcMar>
               <w:top w:type="dxa" w:w="60"/>
               <w:left w:type="dxa" w:w="100"/>
@@ -1541,26 +1656,26 @@
         </w:tc>
         <w:tc>
           <w:tcPr>
-            <w:tcW w:type="dxa" w:w="5003"/>
-            <w:tcMar>
-              <w:top w:type="dxa" w:w="60"/>
-              <w:left w:type="dxa" w:w="100"/>
-              <w:bottom w:type="dxa" w:w="60"/>
-              <w:right w:type="dxa" w:w="100"/>
-            </w:tcMar>
-          </w:tcPr>
-          <w:p>
-            <w:pPr>
-              <w:spacing w:after="40" w:before="40"/>
-            </w:pPr>
-            <w:r>
-              <w:t xml:space="preserve">Liberado com o prazo vencido</w:t>
-            </w:r>
-          </w:p>
-        </w:tc>
-        <w:tc>
-          <w:tcPr>
-            <w:tcW w:type="dxa" w:w="1725"/>
+            <w:tcW w:type="dxa" w:w="3733"/>
+            <w:tcMar>
+              <w:top w:type="dxa" w:w="60"/>
+              <w:left w:type="dxa" w:w="100"/>
+              <w:bottom w:type="dxa" w:w="60"/>
+              <w:right w:type="dxa" w:w="100"/>
+            </w:tcMar>
+          </w:tcPr>
+          <w:p>
+            <w:pPr>
+              <w:spacing w:after="40" w:before="40"/>
+            </w:pPr>
+            <w:r>
+              <w:t xml:space="preserve">Liberado com o prazo cumprido, ou falta cujo prazo terminou sem bloqueio registrado (não será bloqueado)</w:t>
+            </w:r>
+          </w:p>
+        </w:tc>
+        <w:tc>
+          <w:tcPr>
+            <w:tcW w:type="dxa" w:w="3733"/>
             <w:tcMar>
               <w:top w:type="dxa" w:w="60"/>
               <w:left w:type="dxa" w:w="100"/>
@@ -1589,6 +1704,54 @@
         <w:spacing w:after="120"/>
       </w:pPr>
       <w:r>
+        <w:t xml:space="preserve">Com uma solicitação aberta, a linha mostra o selo </w:t>
+      </w:r>
+      <w:r>
+        <w:rPr>
+          <w:b/>
+          <w:bCs/>
+        </w:rPr>
+        <w:t xml:space="preserve">Solicitado</w:t>
+      </w:r>
+      <w:r>
+        <w:t xml:space="preserve"> ou </w:t>
+      </w:r>
+      <w:r>
+        <w:rPr>
+          <w:b/>
+          <w:bCs/>
+        </w:rPr>
+        <w:t xml:space="preserve">Aprovado</w:t>
+      </w:r>
+      <w:r>
+        <w:t xml:space="preserve"> (leva à tela Solicitações) no lugar de "Solicitar desbloqueio". Com a aprovada, Editor e Admin veem </w:t>
+      </w:r>
+      <w:r>
+        <w:rPr>
+          <w:b/>
+          <w:bCs/>
+        </w:rPr>
+        <w:t xml:space="preserve">Liberar</w:t>
+      </w:r>
+      <w:r>
+        <w:t xml:space="preserve">; com a pendente, o admin vê </w:t>
+      </w:r>
+      <w:r>
+        <w:rPr>
+          <w:b/>
+          <w:bCs/>
+        </w:rPr>
+        <w:t xml:space="preserve">Aprovar e liberar</w:t>
+      </w:r>
+      <w:r>
+        <w:t xml:space="preserve">.</w:t>
+      </w:r>
+    </w:p>
+    <w:p>
+      <w:pPr>
+        <w:spacing w:after="120"/>
+      </w:pPr>
+      <w:r>
         <w:t xml:space="preserve">A situação vem da tabela de controle </w:t>
       </w:r>
       <w:r>
@@ -1636,7 +1799,7 @@
         <w:t xml:space="preserve">Aguardando bloqueio</w:t>
       </w:r>
       <w:r>
-        <w:t xml:space="preserve"> e ainda ativo no CNN tem dois botões: </w:t>
+        <w:t xml:space="preserve"> e ainda ativo no CNN tem </w:t>
       </w:r>
       <w:r>
         <w:rPr>
@@ -1646,7 +1809,17 @@
         <w:t xml:space="preserve">Bloquear no CNN</w:t>
       </w:r>
       <w:r>
-        <w:t xml:space="preserve"> e </w:t>
+        <w:t xml:space="preserve"> e o caminho da solicitação (</w:t>
+      </w:r>
+      <w:r>
+        <w:rPr>
+          <w:b/>
+          <w:bCs/>
+        </w:rPr>
+        <w:t xml:space="preserve">Solicitar desbloqueio</w:t>
+      </w:r>
+      <w:r>
+        <w:t xml:space="preserve">; para o admin, </w:t>
       </w:r>
       <w:r>
         <w:rPr>
@@ -1656,7 +1829,17 @@
         <w:t xml:space="preserve">Isentar esta falta</w:t>
       </w:r>
       <w:r>
-        <w:t xml:space="preserve">. Isentar registra a liberação sem enviar nada ao CNN, e o bloqueio das 01:00 deixa de bloquear por essa falta. Se ele já estiver inativo no CNN, o detalhe oferece </w:t>
+        <w:t xml:space="preserve">, que abre e aprova a solicitação num passo). Aprovada, a solicitação </w:t>
+      </w:r>
+      <w:r>
+        <w:rPr>
+          <w:b/>
+          <w:bCs/>
+        </w:rPr>
+        <w:t xml:space="preserve">isenta a falta</w:t>
+      </w:r>
+      <w:r>
+        <w:t xml:space="preserve">: registra a liberação sem enviar nada ao CNN, e o bloqueio das 01:00 deixa de bloquear por ela. Se ele já estiver inativo no CNN, o detalhe oferece </w:t>
       </w:r>
       <w:r>
         <w:rPr>
@@ -1677,7 +1860,7 @@
       <w:r>
         <w:drawing>
           <wp:inline distT="0" distB="0" distL="0" distR="0">
-            <wp:extent cx="5562600" cy="5000625"/>
+            <wp:extent cx="5905500" cy="4733925"/>
             <wp:effectExtent t="0" r="0" b="0" l="0"/>
             <wp:docPr id="18" name="" descr="" title=""/>
             <wp:cNvGraphicFramePr>
@@ -1702,7 +1885,7 @@
                   <pic:spPr bwMode="auto">
                     <a:xfrm>
                       <a:off x="0" y="0"/>
-                      <a:ext cx="5562600" cy="5000625"/>
+                      <a:ext cx="5905500" cy="4733925"/>
                     </a:xfrm>
                     <a:prstGeom prst="rect">
                       <a:avLst/>
@@ -1720,464 +1903,15 @@
         <w:pStyle w:val="Heading3"/>
       </w:pPr>
       <w:r>
-        <w:t xml:space="preserve">Liberar e bloquear</w:t>
-      </w:r>
-    </w:p>
-    <w:p>
-      <w:pPr>
-        <w:pStyle w:val="ListParagraph"/>
-        <w:numPr>
-          <w:ilvl w:val="0"/>
-          <w:numId w:val="3"/>
-        </w:numPr>
-        <w:spacing w:after="60"/>
-      </w:pPr>
-      <w:r>
-        <w:t xml:space="preserve">O diálogo mostra o paciente, a falta vigente e o prazo. Na liberação antes do prazo aparece um aviso.</w:t>
-      </w:r>
-    </w:p>
-    <w:p>
-      <w:pPr>
-        <w:pStyle w:val="ListParagraph"/>
-        <w:numPr>
-          <w:ilvl w:val="0"/>
-          <w:numId w:val="3"/>
-        </w:numPr>
-        <w:spacing w:after="60"/>
-      </w:pPr>
-      <w:r>
-        <w:rPr>
-          <w:b/>
-          <w:bCs/>
-        </w:rPr>
-        <w:t xml:space="preserve">Motivo obrigatório</w:t>
-      </w:r>
-      <w:r>
-        <w:t xml:space="preserve"> (5 a 500 caracteres).</w:t>
-      </w:r>
-    </w:p>
-    <w:p>
-      <w:pPr>
-        <w:pStyle w:val="ListParagraph"/>
-        <w:numPr>
-          <w:ilvl w:val="0"/>
-          <w:numId w:val="3"/>
-        </w:numPr>
-        <w:spacing w:after="60"/>
-      </w:pPr>
-      <w:r>
-        <w:t xml:space="preserve">Durante a chamada o botão fica desabilitado ("Liberando…" / "Bloqueando…") e o diálogo não fecha.</w:t>
-      </w:r>
-    </w:p>
-    <w:p>
-      <w:pPr>
-        <w:pStyle w:val="ListParagraph"/>
-        <w:numPr>
-          <w:ilvl w:val="0"/>
-          <w:numId w:val="3"/>
-        </w:numPr>
-        <w:spacing w:after="60"/>
-      </w:pPr>
-      <w:r>
-        <w:t xml:space="preserve">Deu certo: o diálogo fecha, aparece um aviso e a lista e o detalhe recarregam.</w:t>
-      </w:r>
-    </w:p>
-    <w:p>
-      <w:pPr>
-        <w:pStyle w:val="ListParagraph"/>
-        <w:numPr>
-          <w:ilvl w:val="0"/>
-          <w:numId w:val="3"/>
-        </w:numPr>
-        <w:spacing w:after="60"/>
-      </w:pPr>
-      <w:r>
-        <w:t xml:space="preserve">Deu errado: a mensagem da API aparece no diálogo (ex.: "A API do CNN recusou (HTTP 500): …").</w:t>
-      </w:r>
-    </w:p>
-    <w:p>
-      <w:pPr>
-        <w:pStyle w:val="ListParagraph"/>
-        <w:numPr>
-          <w:ilvl w:val="0"/>
-          <w:numId w:val="3"/>
-        </w:numPr>
-        <w:spacing w:after="60"/>
-      </w:pPr>
-      <w:r>
-        <w:rPr>
-          <w:b/>
-          <w:bCs/>
-        </w:rPr>
-        <w:t xml:space="preserve">O CNN já está no estado pedido</w:t>
-      </w:r>
-      <w:r>
-        <w:t xml:space="preserve"> (alguém liberou ou bloqueou direto na plataforma): o diálogo muda para "Paciente já ativo no CNN" e oferece </w:t>
-      </w:r>
-      <w:r>
-        <w:rPr>
-          <w:b/>
-          <w:bCs/>
-        </w:rPr>
-        <w:t xml:space="preserve">Registrar liberação</w:t>
-      </w:r>
-      <w:r>
-        <w:t xml:space="preserve">. Confirmando, nada é enviado ao CNN: o controle e o histórico passam a refletir o CNN, e o bloqueio das 01:00 deixa de considerar essa falta. No histórico a linha aparece como "Só registro". O detalhe do paciente mostra essa divergência entre banco e CNN e o botão "Registrar liberação feita no CNN".</w:t>
-      </w:r>
-    </w:p>
-    <w:p>
-      <w:pPr>
-        <w:spacing w:after="60"/>
-      </w:pPr>
+        <w:t xml:space="preserve">Liberar, bloquear e solicitar</w:t>
+      </w:r>
     </w:p>
     <w:p>
       <w:pPr>
         <w:spacing w:after="120"/>
       </w:pPr>
       <w:r>
-        <w:t xml:space="preserve">O botão </w:t>
-      </w:r>
-      <w:r>
-        <w:rPr>
-          <w:b/>
-          <w:bCs/>
-        </w:rPr>
-        <w:t xml:space="preserve">Bloquear</w:t>
-      </w:r>
-      <w:r>
-        <w:t xml:space="preserve"> do painel vale para paciente com falta no ciclo atual, com o prazo de liberação vencido ou não (o prazo só define quando ele pode ser liberado). O que acontece por trás está em </w:t>
-      </w:r>
-      <w:r>
-        <w:rPr>
-          <w:color w:val="1C1FC8"/>
-        </w:rPr>
-        <w:t xml:space="preserve">fluxos/acoes.md</w:t>
-      </w:r>
-      <w:r>
-        <w:t xml:space="preserve">.</w:t>
-      </w:r>
-    </w:p>
-    <w:p>
-      <w:pPr>
-        <w:pStyle w:val="Heading3"/>
-      </w:pPr>
-      <w:r>
-        <w:t xml:space="preserve">Relatórios</w:t>
-      </w:r>
-    </w:p>
-    <w:p>
-      <w:pPr>
-        <w:spacing w:after="120"/>
-      </w:pPr>
-      <w:r>
-        <w:t xml:space="preserve">Período por atalho (ciclo atual, ciclo anterior, mês atual, 30 dias) ou datas. Mostra totais, faltas por mês, por dia da semana, por profissional (top 30), por tipo de consulta, por período do dia (manhã, tarde, noite), por rótulo da agenda, procedimentos com mais faltas (com quantas faltas têm procedimento; se a clínica não preenche, o gráfico avisa), pacientes por quantidade de faltas e os 20 que mais faltaram. Passe o mouse (ou o foco) numa barra para ver o valor.</w:t>
-      </w:r>
-    </w:p>
-    <w:p>
-      <w:pPr>
-        <w:spacing w:after="120"/>
-      </w:pPr>
-      <w:r>
-        <w:rPr>
-          <w:b/>
-          <w:bCs/>
-        </w:rPr>
-        <w:t xml:space="preserve">Exportar CSV:</w:t>
-      </w:r>
-      <w:r>
-        <w:t xml:space="preserve"> uma linha por falta (data, hora, paciente, nº da falta, tipo de consulta, procedimentos, profissional, rótulo, agendamento), separado por </w:t>
-      </w:r>
-      <w:r>
-        <w:rPr>
-          <w:rFonts w:ascii="Consolas" w:cs="Consolas" w:eastAsia="Consolas" w:hAnsi="Consolas"/>
-          <w:color w:val="6A1BBF"/>
-          <w:sz w:val="18"/>
-          <w:szCs w:val="18"/>
-          <w:shd w:fill="F1ECFB" w:color="auto" w:val="clear"/>
-        </w:rPr>
-        <w:t xml:space="preserve">;</w:t>
-      </w:r>
-      <w:r>
-        <w:t xml:space="preserve">, com BOM para o Excel. Sem CPF, e-mail ou telefone. Limite de 5.000 linhas (as mais recentes).</w:t>
-      </w:r>
-    </w:p>
-    <w:p>
-      <w:pPr>
-        <w:pStyle w:val="Heading3"/>
-      </w:pPr>
-      <w:r>
-        <w:t xml:space="preserve">Histórico</w:t>
-      </w:r>
-    </w:p>
-    <w:p>
-      <w:pPr>
-        <w:spacing w:after="120"/>
-      </w:pPr>
-      <w:r>
-        <w:t xml:space="preserve">Uma linha por PATCH: quando, paciente, ação, quem (usuário do painel ou "Automático (01:00)"), motivo, falta e prazo, resultado (com o HTTP e a resposta do CNN quando falhou, e o número da execução no n8n). Filtros por período, ação, origem, usuário, resultado e ID do paciente. 50 por página.</w:t>
-      </w:r>
-    </w:p>
-    <w:p>
-      <w:pPr>
-        <w:pStyle w:val="Heading3"/>
-      </w:pPr>
-      <w:r>
-        <w:t xml:space="preserve">Configuração</w:t>
-      </w:r>
-    </w:p>
-    <w:p>
-      <w:pPr>
-        <w:spacing w:after="120"/>
-      </w:pPr>
-      <w:r>
-        <w:t xml:space="preserve">Só leitura. Mostra os prazos, o início do ciclo, o fuso, o horário do bloqueio, se a liberação automática está ligada, a data da última coleta, do último bloqueio automático e da última ação no painel, e os cadastros do CNN carregados (quantos nomes de cada tipo e quando foram atualizados). Para mudar, veja </w:t>
-      </w:r>
-      <w:r>
-        <w:rPr>
-          <w:color w:val="1C1FC8"/>
-        </w:rPr>
-        <w:t xml:space="preserve">operacao.md</w:t>
-      </w:r>
-      <w:r>
-        <w:t xml:space="preserve">.</w:t>
-      </w:r>
-    </w:p>
-    <w:p>
-      <w:pPr>
-        <w:pStyle w:val="Heading3"/>
-      </w:pPr>
-      <w:r>
-        <w:t xml:space="preserve">Usuários (só admin)</w:t>
-      </w:r>
-    </w:p>
-    <w:p>
-      <w:pPr>
-        <w:pStyle w:val="ListParagraph"/>
-        <w:numPr>
-          <w:ilvl w:val="0"/>
-          <w:numId w:val="2"/>
-        </w:numPr>
-        <w:spacing w:after="60"/>
-      </w:pPr>
-      <w:r>
-        <w:rPr>
-          <w:b/>
-          <w:bCs/>
-        </w:rPr>
-        <w:t xml:space="preserve">Tabela:</w:t>
-      </w:r>
-      <w:r>
-        <w:t xml:space="preserve"> nome e login, perfil, situação (ativo, desativado, login bloqueado, senha temporária ainda não trocada), último acesso e quem criou.</w:t>
-      </w:r>
-    </w:p>
-    <w:p>
-      <w:pPr>
-        <w:pStyle w:val="ListParagraph"/>
-        <w:numPr>
-          <w:ilvl w:val="0"/>
-          <w:numId w:val="2"/>
-        </w:numPr>
-        <w:spacing w:after="60"/>
-      </w:pPr>
-      <w:r>
-        <w:rPr>
-          <w:b/>
-          <w:bCs/>
-        </w:rPr>
-        <w:t xml:space="preserve">Novo usuário:</w:t>
-      </w:r>
-      <w:r>
-        <w:t xml:space="preserve"> login, nome e perfil. Ao salvar, aparece a </w:t>
-      </w:r>
-      <w:r>
-        <w:rPr>
-          <w:b/>
-          <w:bCs/>
-        </w:rPr>
-        <w:t xml:space="preserve">senha temporária uma vez</w:t>
-      </w:r>
-      <w:r>
-        <w:t xml:space="preserve">, com botão copiar. Repasse por um canal seguro; no primeiro acesso a pessoa define a própria senha.</w:t>
-      </w:r>
-    </w:p>
-    <w:p>
-      <w:pPr>
-        <w:pStyle w:val="ListParagraph"/>
-        <w:numPr>
-          <w:ilvl w:val="0"/>
-          <w:numId w:val="2"/>
-        </w:numPr>
-        <w:spacing w:after="60"/>
-      </w:pPr>
-      <w:r>
-        <w:rPr>
-          <w:b/>
-          <w:bCs/>
-        </w:rPr>
-        <w:t xml:space="preserve">Por linha:</w:t>
-      </w:r>
-      <w:r>
-        <w:t xml:space="preserve"> Editar (nome e perfil), Redefinir senha (gera outra temporária e encerra a sessão aberta da pessoa), Desativar ou Reativar. Ninguém é excluído: o nome continua no histórico.</w:t>
-      </w:r>
-    </w:p>
-    <w:p>
-      <w:pPr>
-        <w:pStyle w:val="ListParagraph"/>
-        <w:numPr>
-          <w:ilvl w:val="0"/>
-          <w:numId w:val="2"/>
-        </w:numPr>
-        <w:spacing w:after="60"/>
-      </w:pPr>
-      <w:r>
-        <w:t xml:space="preserve">O admin não muda o próprio perfil nem se desativa por aqui, e o banco não deixa sobrar zero admins ativos.</w:t>
-      </w:r>
-    </w:p>
-    <w:p>
-      <w:pPr>
-        <w:pStyle w:val="ListParagraph"/>
-        <w:numPr>
-          <w:ilvl w:val="0"/>
-          <w:numId w:val="2"/>
-        </w:numPr>
-        <w:spacing w:after="60"/>
-      </w:pPr>
-      <w:r>
-        <w:rPr>
-          <w:b/>
-          <w:bCs/>
-        </w:rPr>
-        <w:t xml:space="preserve">Eventos recentes:</w:t>
-      </w:r>
-      <w:r>
-        <w:t xml:space="preserve"> criação, mudança de perfil ou nome, desativação, senha trocada ou redefinida e senhas erradas.</w:t>
-      </w:r>
-    </w:p>
-    <w:p>
-      <w:pPr>
-        <w:spacing w:after="60"/>
-      </w:pPr>
-    </w:p>
-    <w:p>
-      <w:pPr>
-        <w:pStyle w:val="Heading2"/>
-      </w:pPr>
-      <w:bookmarkStart w:name="_Toc60" w:id="60"/>
-      <w:r>
-        <w:t xml:space="preserve">Cache e filtros</w:t>
-      </w:r>
-      <w:bookmarkEnd w:id="60"/>
-    </w:p>
-    <w:p>
-      <w:pPr>
-        <w:spacing w:after="120"/>
-      </w:pPr>
-      <w:r>
-        <w:t xml:space="preserve">Trocar de tela não chama a API (nem o n8n) enquanto o dado da aba estiver no prazo. Tudo fica no </w:t>
-      </w:r>
-      <w:r>
-        <w:rPr>
-          <w:rFonts w:ascii="Consolas" w:cs="Consolas" w:eastAsia="Consolas" w:hAnsi="Consolas"/>
-          <w:color w:val="6A1BBF"/>
-          <w:sz w:val="18"/>
-          <w:szCs w:val="18"/>
-          <w:shd w:fill="F1ECFB" w:color="auto" w:val="clear"/>
-        </w:rPr>
-        <w:t xml:space="preserve">sessionStorage</w:t>
-      </w:r>
-      <w:r>
-        <w:t xml:space="preserve">: some ao fechar a aba, e o login, o 401 e o Sair limpam. Funções em </w:t>
-      </w:r>
-      <w:r>
-        <w:rPr>
-          <w:rFonts w:ascii="Consolas" w:cs="Consolas" w:eastAsia="Consolas" w:hAnsi="Consolas"/>
-          <w:color w:val="6A1BBF"/>
-          <w:sz w:val="18"/>
-          <w:szCs w:val="18"/>
-          <w:shd w:fill="F1ECFB" w:color="auto" w:val="clear"/>
-        </w:rPr>
-        <w:t xml:space="preserve">js/session.js</w:t>
-      </w:r>
-      <w:r>
-        <w:t xml:space="preserve">: </w:t>
-      </w:r>
-      <w:r>
-        <w:rPr>
-          <w:rFonts w:ascii="Consolas" w:cs="Consolas" w:eastAsia="Consolas" w:hAnsi="Consolas"/>
-          <w:color w:val="6A1BBF"/>
-          <w:sz w:val="18"/>
-          <w:szCs w:val="18"/>
-          <w:shd w:fill="F1ECFB" w:color="auto" w:val="clear"/>
-        </w:rPr>
-        <w:t xml:space="preserve">comCache</w:t>
-      </w:r>
-      <w:r>
-        <w:t xml:space="preserve"> ("cache primeiro"), </w:t>
-      </w:r>
-      <w:r>
-        <w:rPr>
-          <w:rFonts w:ascii="Consolas" w:cs="Consolas" w:eastAsia="Consolas" w:hAnsi="Consolas"/>
-          <w:color w:val="6A1BBF"/>
-          <w:sz w:val="18"/>
-          <w:szCs w:val="18"/>
-          <w:shd w:fill="F1ECFB" w:color="auto" w:val="clear"/>
-        </w:rPr>
-        <w:t xml:space="preserve">prefetchCache</w:t>
-      </w:r>
-      <w:r>
-        <w:t xml:space="preserve">, </w:t>
-      </w:r>
-      <w:r>
-        <w:rPr>
-          <w:rFonts w:ascii="Consolas" w:cs="Consolas" w:eastAsia="Consolas" w:hAnsi="Consolas"/>
-          <w:color w:val="6A1BBF"/>
-          <w:sz w:val="18"/>
-          <w:szCs w:val="18"/>
-          <w:shd w:fill="F1ECFB" w:color="auto" w:val="clear"/>
-        </w:rPr>
-        <w:t xml:space="preserve">clearCache</w:t>
-      </w:r>
-      <w:r>
-        <w:t xml:space="preserve">, </w:t>
-      </w:r>
-      <w:r>
-        <w:rPr>
-          <w:rFonts w:ascii="Consolas" w:cs="Consolas" w:eastAsia="Consolas" w:hAnsi="Consolas"/>
-          <w:color w:val="6A1BBF"/>
-          <w:sz w:val="18"/>
-          <w:szCs w:val="18"/>
-          <w:shd w:fill="F1ECFB" w:color="auto" w:val="clear"/>
-        </w:rPr>
-        <w:t xml:space="preserve">clearCaches(prefixo)</w:t>
-      </w:r>
-      <w:r>
-        <w:t xml:space="preserve">, </w:t>
-      </w:r>
-      <w:r>
-        <w:rPr>
-          <w:rFonts w:ascii="Consolas" w:cs="Consolas" w:eastAsia="Consolas" w:hAnsi="Consolas"/>
-          <w:color w:val="6A1BBF"/>
-          <w:sz w:val="18"/>
-          <w:szCs w:val="18"/>
-          <w:shd w:fill="F1ECFB" w:color="auto" w:val="clear"/>
-        </w:rPr>
-        <w:t xml:space="preserve">lerFiltros</w:t>
-      </w:r>
-      <w:r>
-        <w:t xml:space="preserve">/</w:t>
-      </w:r>
-      <w:r>
-        <w:rPr>
-          <w:rFonts w:ascii="Consolas" w:cs="Consolas" w:eastAsia="Consolas" w:hAnsi="Consolas"/>
-          <w:color w:val="6A1BBF"/>
-          <w:sz w:val="18"/>
-          <w:szCs w:val="18"/>
-          <w:shd w:fill="F1ECFB" w:color="auto" w:val="clear"/>
-        </w:rPr>
-        <w:t xml:space="preserve">salvarFiltros</w:t>
-      </w:r>
-      <w:r>
-        <w:t xml:space="preserve">.</w:t>
+        <w:t xml:space="preserve">O mesmo diálogo de motivo serve para quatro ações:</w:t>
       </w:r>
     </w:p>
     <w:tbl>
@@ -2194,9 +1928,9 @@
         <w:tblLayout w:type="fixed"/>
       </w:tblPr>
       <w:tblGrid>
-        <w:gridCol w:w="2231"/>
-        <w:gridCol w:w="3658"/>
-        <w:gridCol w:w="3749"/>
+        <w:gridCol w:w="2341"/>
+        <w:gridCol w:w="1481"/>
+        <w:gridCol w:w="5816"/>
       </w:tblGrid>
       <w:tr>
         <w:trPr>
@@ -2204,7 +1938,7 @@
         </w:trPr>
         <w:tc>
           <w:tcPr>
-            <w:tcW w:type="dxa" w:w="2231"/>
+            <w:tcW w:type="dxa" w:w="2341"/>
             <w:shd w:fill="1C1FC8" w:color="auto" w:val="clear"/>
             <w:tcMar>
               <w:top w:type="dxa" w:w="60"/>
@@ -2223,13 +1957,13 @@
                 <w:bCs/>
                 <w:color w:val="FFFFFF"/>
               </w:rPr>
-              <w:t xml:space="preserve">Tela</w:t>
-            </w:r>
-          </w:p>
-        </w:tc>
-        <w:tc>
-          <w:tcPr>
-            <w:tcW w:type="dxa" w:w="3658"/>
+              <w:t xml:space="preserve">Botão</w:t>
+            </w:r>
+          </w:p>
+        </w:tc>
+        <w:tc>
+          <w:tcPr>
+            <w:tcW w:type="dxa" w:w="1481"/>
             <w:shd w:fill="1C1FC8" w:color="auto" w:val="clear"/>
             <w:tcMar>
               <w:top w:type="dxa" w:w="60"/>
@@ -2248,13 +1982,13 @@
                 <w:bCs/>
                 <w:color w:val="FFFFFF"/>
               </w:rPr>
-              <w:t xml:space="preserve">Chave</w:t>
-            </w:r>
-          </w:p>
-        </w:tc>
-        <w:tc>
-          <w:tcPr>
-            <w:tcW w:type="dxa" w:w="3749"/>
+              <w:t xml:space="preserve">Quem</w:t>
+            </w:r>
+          </w:p>
+        </w:tc>
+        <w:tc>
+          <w:tcPr>
+            <w:tcW w:type="dxa" w:w="5816"/>
             <w:shd w:fill="1C1FC8" w:color="auto" w:val="clear"/>
             <w:tcMar>
               <w:top w:type="dxa" w:w="60"/>
@@ -2273,7 +2007,7 @@
                 <w:bCs/>
                 <w:color w:val="FFFFFF"/>
               </w:rPr>
-              <w:t xml:space="preserve">Prazo</w:t>
+              <w:t xml:space="preserve">O que faz</w:t>
             </w:r>
           </w:p>
         </w:tc>
@@ -2284,37 +2018,63 @@
         </w:trPr>
         <w:tc>
           <w:tcPr>
-            <w:tcW w:type="dxa" w:w="2231"/>
-            <w:tcMar>
-              <w:top w:type="dxa" w:w="60"/>
-              <w:left w:type="dxa" w:w="100"/>
-              <w:bottom w:type="dxa" w:w="60"/>
-              <w:right w:type="dxa" w:w="100"/>
-            </w:tcMar>
-          </w:tcPr>
-          <w:p>
-            <w:pPr>
-              <w:spacing w:after="40" w:before="40"/>
-            </w:pPr>
-            <w:r>
-              <w:t xml:space="preserve">Pacientes</w:t>
-            </w:r>
-          </w:p>
-        </w:tc>
-        <w:tc>
-          <w:tcPr>
-            <w:tcW w:type="dxa" w:w="3658"/>
-            <w:tcMar>
-              <w:top w:type="dxa" w:w="60"/>
-              <w:left w:type="dxa" w:w="100"/>
-              <w:bottom w:type="dxa" w:w="60"/>
-              <w:right w:type="dxa" w:w="100"/>
-            </w:tcMar>
-          </w:tcPr>
-          <w:p>
-            <w:pPr>
-              <w:spacing w:after="40" w:before="40"/>
-            </w:pPr>
+            <w:tcW w:type="dxa" w:w="2341"/>
+            <w:tcMar>
+              <w:top w:type="dxa" w:w="60"/>
+              <w:left w:type="dxa" w:w="100"/>
+              <w:bottom w:type="dxa" w:w="60"/>
+              <w:right w:type="dxa" w:w="100"/>
+            </w:tcMar>
+          </w:tcPr>
+          <w:p>
+            <w:pPr>
+              <w:spacing w:after="40" w:before="40"/>
+            </w:pPr>
+            <w:r>
+              <w:rPr>
+                <w:b/>
+                <w:bCs/>
+              </w:rPr>
+              <w:t xml:space="preserve">Solicitar desbloqueio</w:t>
+            </w:r>
+          </w:p>
+        </w:tc>
+        <w:tc>
+          <w:tcPr>
+            <w:tcW w:type="dxa" w:w="1481"/>
+            <w:tcMar>
+              <w:top w:type="dxa" w:w="60"/>
+              <w:left w:type="dxa" w:w="100"/>
+              <w:bottom w:type="dxa" w:w="60"/>
+              <w:right w:type="dxa" w:w="100"/>
+            </w:tcMar>
+          </w:tcPr>
+          <w:p>
+            <w:pPr>
+              <w:spacing w:after="40" w:before="40"/>
+            </w:pPr>
+            <w:r>
+              <w:t xml:space="preserve">Todos</w:t>
+            </w:r>
+          </w:p>
+        </w:tc>
+        <w:tc>
+          <w:tcPr>
+            <w:tcW w:type="dxa" w:w="5816"/>
+            <w:tcMar>
+              <w:top w:type="dxa" w:w="60"/>
+              <w:left w:type="dxa" w:w="100"/>
+              <w:bottom w:type="dxa" w:w="60"/>
+              <w:right w:type="dxa" w:w="100"/>
+            </w:tcMar>
+          </w:tcPr>
+          <w:p>
+            <w:pPr>
+              <w:spacing w:after="40" w:before="40"/>
+            </w:pPr>
+            <w:r>
+              <w:t xml:space="preserve">Abre uma solicitação (</w:t>
+            </w:r>
             <w:r>
               <w:rPr>
                 <w:rFonts w:ascii="Consolas" w:cs="Consolas" w:eastAsia="Consolas" w:hAnsi="Consolas"/>
@@ -2323,26 +2083,10 @@
                 <w:szCs w:val="18"/>
                 <w:shd w:fill="F1ECFB" w:color="auto" w:val="clear"/>
               </w:rPr>
-              <w:t xml:space="preserve">pacientes</w:t>
-            </w:r>
-          </w:p>
-        </w:tc>
-        <w:tc>
-          <w:tcPr>
-            <w:tcW w:type="dxa" w:w="3749"/>
-            <w:tcMar>
-              <w:top w:type="dxa" w:w="60"/>
-              <w:left w:type="dxa" w:w="100"/>
-              <w:bottom w:type="dxa" w:w="60"/>
-              <w:right w:type="dxa" w:w="100"/>
-            </w:tcMar>
-          </w:tcPr>
-          <w:p>
-            <w:pPr>
-              <w:spacing w:after="40" w:before="40"/>
-            </w:pPr>
-            <w:r>
-              <w:t xml:space="preserve">2 min</w:t>
+              <w:t xml:space="preserve">POST /api/solicitacoes</w:t>
+            </w:r>
+            <w:r>
+              <w:t xml:space="preserve">). O admin aprova depois</w:t>
             </w:r>
           </w:p>
         </w:tc>
@@ -2353,7 +2097,7 @@
         </w:trPr>
         <w:tc>
           <w:tcPr>
-            <w:tcW w:type="dxa" w:w="2231"/>
+            <w:tcW w:type="dxa" w:w="2341"/>
             <w:shd w:fill="F6F4FE" w:color="auto" w:val="clear"/>
             <w:tcMar>
               <w:top w:type="dxa" w:w="60"/>
@@ -2367,13 +2111,20 @@
               <w:spacing w:after="40" w:before="40"/>
             </w:pPr>
             <w:r>
-              <w:t xml:space="preserve">Detalhe do paciente</w:t>
-            </w:r>
-          </w:p>
-        </w:tc>
-        <w:tc>
-          <w:tcPr>
-            <w:tcW w:type="dxa" w:w="3658"/>
+              <w:rPr>
+                <w:b/>
+                <w:bCs/>
+              </w:rPr>
+              <w:t xml:space="preserve">Liberar</w:t>
+            </w:r>
+            <w:r>
+              <w:t xml:space="preserve"> (antes do prazo)</w:t>
+            </w:r>
+          </w:p>
+        </w:tc>
+        <w:tc>
+          <w:tcPr>
+            <w:tcW w:type="dxa" w:w="1481"/>
             <w:shd w:fill="F6F4FE" w:color="auto" w:val="clear"/>
             <w:tcMar>
               <w:top w:type="dxa" w:w="60"/>
@@ -2386,6 +2137,29 @@
             <w:pPr>
               <w:spacing w:after="40" w:before="40"/>
             </w:pPr>
+            <w:r>
+              <w:t xml:space="preserve">Admin</w:t>
+            </w:r>
+          </w:p>
+        </w:tc>
+        <w:tc>
+          <w:tcPr>
+            <w:tcW w:type="dxa" w:w="5816"/>
+            <w:shd w:fill="F6F4FE" w:color="auto" w:val="clear"/>
+            <w:tcMar>
+              <w:top w:type="dxa" w:w="60"/>
+              <w:left w:type="dxa" w:w="100"/>
+              <w:bottom w:type="dxa" w:w="60"/>
+              <w:right w:type="dxa" w:w="100"/>
+            </w:tcMar>
+          </w:tcPr>
+          <w:p>
+            <w:pPr>
+              <w:spacing w:after="40" w:before="40"/>
+            </w:pPr>
+            <w:r>
+              <w:t xml:space="preserve">Atalho: abre a solicitação, aprova e libera no CNN de uma vez (</w:t>
+            </w:r>
             <w:r>
               <w:rPr>
                 <w:rFonts w:ascii="Consolas" w:cs="Consolas" w:eastAsia="Consolas" w:hAnsi="Consolas"/>
@@ -2394,27 +2168,10 @@
                 <w:szCs w:val="18"/>
                 <w:shd w:fill="F1ECFB" w:color="auto" w:val="clear"/>
               </w:rPr>
-              <w:t xml:space="preserve">paciente:&lt;id&gt;</w:t>
-            </w:r>
-          </w:p>
-        </w:tc>
-        <w:tc>
-          <w:tcPr>
-            <w:tcW w:type="dxa" w:w="3749"/>
-            <w:shd w:fill="F6F4FE" w:color="auto" w:val="clear"/>
-            <w:tcMar>
-              <w:top w:type="dxa" w:w="60"/>
-              <w:left w:type="dxa" w:w="100"/>
-              <w:bottom w:type="dxa" w:w="60"/>
-              <w:right w:type="dxa" w:w="100"/>
-            </w:tcMar>
-          </w:tcPr>
-          <w:p>
-            <w:pPr>
-              <w:spacing w:after="40" w:before="40"/>
-            </w:pPr>
-            <w:r>
-              <w:t xml:space="preserve">1 min (tem o status ao vivo no CNN)</w:t>
+              <w:t xml:space="preserve">aprovarELiberar</w:t>
+            </w:r>
+            <w:r>
+              <w:t xml:space="preserve">). Fica registrado como solicitação aprovada por ele</w:t>
             </w:r>
           </w:p>
         </w:tc>
@@ -2425,37 +2182,66 @@
         </w:trPr>
         <w:tc>
           <w:tcPr>
-            <w:tcW w:type="dxa" w:w="2231"/>
-            <w:tcMar>
-              <w:top w:type="dxa" w:w="60"/>
-              <w:left w:type="dxa" w:w="100"/>
-              <w:bottom w:type="dxa" w:w="60"/>
-              <w:right w:type="dxa" w:w="100"/>
-            </w:tcMar>
-          </w:tcPr>
-          <w:p>
-            <w:pPr>
-              <w:spacing w:after="40" w:before="40"/>
-            </w:pPr>
-            <w:r>
-              <w:t xml:space="preserve">Relatórios</w:t>
-            </w:r>
-          </w:p>
-        </w:tc>
-        <w:tc>
-          <w:tcPr>
-            <w:tcW w:type="dxa" w:w="3658"/>
-            <w:tcMar>
-              <w:top w:type="dxa" w:w="60"/>
-              <w:left w:type="dxa" w:w="100"/>
-              <w:bottom w:type="dxa" w:w="60"/>
-              <w:right w:type="dxa" w:w="100"/>
-            </w:tcMar>
-          </w:tcPr>
-          <w:p>
-            <w:pPr>
-              <w:spacing w:after="40" w:before="40"/>
-            </w:pPr>
+            <w:tcW w:type="dxa" w:w="2341"/>
+            <w:tcMar>
+              <w:top w:type="dxa" w:w="60"/>
+              <w:left w:type="dxa" w:w="100"/>
+              <w:bottom w:type="dxa" w:w="60"/>
+              <w:right w:type="dxa" w:w="100"/>
+            </w:tcMar>
+          </w:tcPr>
+          <w:p>
+            <w:pPr>
+              <w:spacing w:after="40" w:before="40"/>
+            </w:pPr>
+            <w:r>
+              <w:rPr>
+                <w:b/>
+                <w:bCs/>
+              </w:rPr>
+              <w:t xml:space="preserve">Liberar</w:t>
+            </w:r>
+            <w:r>
+              <w:t xml:space="preserve"> (prazo cumprido)</w:t>
+            </w:r>
+          </w:p>
+        </w:tc>
+        <w:tc>
+          <w:tcPr>
+            <w:tcW w:type="dxa" w:w="1481"/>
+            <w:tcMar>
+              <w:top w:type="dxa" w:w="60"/>
+              <w:left w:type="dxa" w:w="100"/>
+              <w:bottom w:type="dxa" w:w="60"/>
+              <w:right w:type="dxa" w:w="100"/>
+            </w:tcMar>
+          </w:tcPr>
+          <w:p>
+            <w:pPr>
+              <w:spacing w:after="40" w:before="40"/>
+            </w:pPr>
+            <w:r>
+              <w:t xml:space="preserve">Editor e Admin</w:t>
+            </w:r>
+          </w:p>
+        </w:tc>
+        <w:tc>
+          <w:tcPr>
+            <w:tcW w:type="dxa" w:w="5816"/>
+            <w:tcMar>
+              <w:top w:type="dxa" w:w="60"/>
+              <w:left w:type="dxa" w:w="100"/>
+              <w:bottom w:type="dxa" w:w="60"/>
+              <w:right w:type="dxa" w:w="100"/>
+            </w:tcMar>
+          </w:tcPr>
+          <w:p>
+            <w:pPr>
+              <w:spacing w:after="40" w:before="40"/>
+            </w:pPr>
+            <w:r>
+              <w:t xml:space="preserve">Libera direto (</w:t>
+            </w:r>
             <w:r>
               <w:rPr>
                 <w:rFonts w:ascii="Consolas" w:cs="Consolas" w:eastAsia="Consolas" w:hAnsi="Consolas"/>
@@ -2464,29 +2250,10 @@
                 <w:szCs w:val="18"/>
                 <w:shd w:fill="F1ECFB" w:color="auto" w:val="clear"/>
               </w:rPr>
-              <w:t xml:space="preserve">faltas:&lt;de&gt;:&lt;ate&gt;</w:t>
-            </w:r>
-            <w:r>
-              <w:t xml:space="preserve"> (um por período)</w:t>
-            </w:r>
-          </w:p>
-        </w:tc>
-        <w:tc>
-          <w:tcPr>
-            <w:tcW w:type="dxa" w:w="3749"/>
-            <w:tcMar>
-              <w:top w:type="dxa" w:w="60"/>
-              <w:left w:type="dxa" w:w="100"/>
-              <w:bottom w:type="dxa" w:w="60"/>
-              <w:right w:type="dxa" w:w="100"/>
-            </w:tcMar>
-          </w:tcPr>
-          <w:p>
-            <w:pPr>
-              <w:spacing w:after="40" w:before="40"/>
-            </w:pPr>
-            <w:r>
-              <w:t xml:space="preserve">10 min</w:t>
+              <w:t xml:space="preserve">POST /api/pacientes/:id/liberar</w:t>
+            </w:r>
+            <w:r>
+              <w:t xml:space="preserve">), como a rotina das 02:00 faria</w:t>
             </w:r>
           </w:p>
         </w:tc>
@@ -2497,7 +2264,7 @@
         </w:trPr>
         <w:tc>
           <w:tcPr>
-            <w:tcW w:type="dxa" w:w="2231"/>
+            <w:tcW w:type="dxa" w:w="2341"/>
             <w:shd w:fill="F6F4FE" w:color="auto" w:val="clear"/>
             <w:tcMar>
               <w:top w:type="dxa" w:w="60"/>
@@ -2511,13 +2278,17 @@
               <w:spacing w:after="40" w:before="40"/>
             </w:pPr>
             <w:r>
-              <w:t xml:space="preserve">Histórico</w:t>
-            </w:r>
-          </w:p>
-        </w:tc>
-        <w:tc>
-          <w:tcPr>
-            <w:tcW w:type="dxa" w:w="3658"/>
+              <w:rPr>
+                <w:b/>
+                <w:bCs/>
+              </w:rPr>
+              <w:t xml:space="preserve">Bloquear</w:t>
+            </w:r>
+          </w:p>
+        </w:tc>
+        <w:tc>
+          <w:tcPr>
+            <w:tcW w:type="dxa" w:w="1481"/>
             <w:shd w:fill="F6F4FE" w:color="auto" w:val="clear"/>
             <w:tcMar>
               <w:top w:type="dxa" w:w="60"/>
@@ -2530,6 +2301,29 @@
             <w:pPr>
               <w:spacing w:after="40" w:before="40"/>
             </w:pPr>
+            <w:r>
+              <w:t xml:space="preserve">Editor e Admin</w:t>
+            </w:r>
+          </w:p>
+        </w:tc>
+        <w:tc>
+          <w:tcPr>
+            <w:tcW w:type="dxa" w:w="5816"/>
+            <w:shd w:fill="F6F4FE" w:color="auto" w:val="clear"/>
+            <w:tcMar>
+              <w:top w:type="dxa" w:w="60"/>
+              <w:left w:type="dxa" w:w="100"/>
+              <w:bottom w:type="dxa" w:w="60"/>
+              <w:right w:type="dxa" w:w="100"/>
+            </w:tcMar>
+          </w:tcPr>
+          <w:p>
+            <w:pPr>
+              <w:spacing w:after="40" w:before="40"/>
+            </w:pPr>
+            <w:r>
+              <w:t xml:space="preserve">Bloqueia na hora (</w:t>
+            </w:r>
             <w:r>
               <w:rPr>
                 <w:rFonts w:ascii="Consolas" w:cs="Consolas" w:eastAsia="Consolas" w:hAnsi="Consolas"/>
@@ -2538,168 +2332,10 @@
                 <w:szCs w:val="18"/>
                 <w:shd w:fill="F1ECFB" w:color="auto" w:val="clear"/>
               </w:rPr>
-              <w:t xml:space="preserve">acoes:&lt;filtros e página&gt;</w:t>
-            </w:r>
-          </w:p>
-        </w:tc>
-        <w:tc>
-          <w:tcPr>
-            <w:tcW w:type="dxa" w:w="3749"/>
-            <w:shd w:fill="F6F4FE" w:color="auto" w:val="clear"/>
-            <w:tcMar>
-              <w:top w:type="dxa" w:w="60"/>
-              <w:left w:type="dxa" w:w="100"/>
-              <w:bottom w:type="dxa" w:w="60"/>
-              <w:right w:type="dxa" w:w="100"/>
-            </w:tcMar>
-          </w:tcPr>
-          <w:p>
-            <w:pPr>
-              <w:spacing w:after="40" w:before="40"/>
-            </w:pPr>
-            <w:r>
-              <w:t xml:space="preserve">2 min</w:t>
-            </w:r>
-          </w:p>
-        </w:tc>
-      </w:tr>
-      <w:tr>
-        <w:trPr>
-          <w:cantSplit/>
-        </w:trPr>
-        <w:tc>
-          <w:tcPr>
-            <w:tcW w:type="dxa" w:w="2231"/>
-            <w:tcMar>
-              <w:top w:type="dxa" w:w="60"/>
-              <w:left w:type="dxa" w:w="100"/>
-              <w:bottom w:type="dxa" w:w="60"/>
-              <w:right w:type="dxa" w:w="100"/>
-            </w:tcMar>
-          </w:tcPr>
-          <w:p>
-            <w:pPr>
-              <w:spacing w:after="40" w:before="40"/>
-            </w:pPr>
-            <w:r>
-              <w:t xml:space="preserve">Configuração</w:t>
-            </w:r>
-          </w:p>
-        </w:tc>
-        <w:tc>
-          <w:tcPr>
-            <w:tcW w:type="dxa" w:w="3658"/>
-            <w:tcMar>
-              <w:top w:type="dxa" w:w="60"/>
-              <w:left w:type="dxa" w:w="100"/>
-              <w:bottom w:type="dxa" w:w="60"/>
-              <w:right w:type="dxa" w:w="100"/>
-            </w:tcMar>
-          </w:tcPr>
-          <w:p>
-            <w:pPr>
-              <w:spacing w:after="40" w:before="40"/>
-            </w:pPr>
-            <w:r>
-              <w:rPr>
-                <w:rFonts w:ascii="Consolas" w:cs="Consolas" w:eastAsia="Consolas" w:hAnsi="Consolas"/>
-                <w:color w:val="6A1BBF"/>
-                <w:sz w:val="18"/>
-                <w:szCs w:val="18"/>
-                <w:shd w:fill="F1ECFB" w:color="auto" w:val="clear"/>
-              </w:rPr>
-              <w:t xml:space="preserve">parametros</w:t>
-            </w:r>
-          </w:p>
-        </w:tc>
-        <w:tc>
-          <w:tcPr>
-            <w:tcW w:type="dxa" w:w="3749"/>
-            <w:tcMar>
-              <w:top w:type="dxa" w:w="60"/>
-              <w:left w:type="dxa" w:w="100"/>
-              <w:bottom w:type="dxa" w:w="60"/>
-              <w:right w:type="dxa" w:w="100"/>
-            </w:tcMar>
-          </w:tcPr>
-          <w:p>
-            <w:pPr>
-              <w:spacing w:after="40" w:before="40"/>
-            </w:pPr>
-            <w:r>
-              <w:t xml:space="preserve">30 min</w:t>
-            </w:r>
-          </w:p>
-        </w:tc>
-      </w:tr>
-      <w:tr>
-        <w:trPr>
-          <w:cantSplit/>
-        </w:trPr>
-        <w:tc>
-          <w:tcPr>
-            <w:tcW w:type="dxa" w:w="2231"/>
-            <w:shd w:fill="F6F4FE" w:color="auto" w:val="clear"/>
-            <w:tcMar>
-              <w:top w:type="dxa" w:w="60"/>
-              <w:left w:type="dxa" w:w="100"/>
-              <w:bottom w:type="dxa" w:w="60"/>
-              <w:right w:type="dxa" w:w="100"/>
-            </w:tcMar>
-          </w:tcPr>
-          <w:p>
-            <w:pPr>
-              <w:spacing w:after="40" w:before="40"/>
-            </w:pPr>
-            <w:r>
-              <w:t xml:space="preserve">Usuários</w:t>
-            </w:r>
-          </w:p>
-        </w:tc>
-        <w:tc>
-          <w:tcPr>
-            <w:tcW w:type="dxa" w:w="3658"/>
-            <w:shd w:fill="F6F4FE" w:color="auto" w:val="clear"/>
-            <w:tcMar>
-              <w:top w:type="dxa" w:w="60"/>
-              <w:left w:type="dxa" w:w="100"/>
-              <w:bottom w:type="dxa" w:w="60"/>
-              <w:right w:type="dxa" w:w="100"/>
-            </w:tcMar>
-          </w:tcPr>
-          <w:p>
-            <w:pPr>
-              <w:spacing w:after="40" w:before="40"/>
-            </w:pPr>
-            <w:r>
-              <w:rPr>
-                <w:rFonts w:ascii="Consolas" w:cs="Consolas" w:eastAsia="Consolas" w:hAnsi="Consolas"/>
-                <w:color w:val="6A1BBF"/>
-                <w:sz w:val="18"/>
-                <w:szCs w:val="18"/>
-                <w:shd w:fill="F1ECFB" w:color="auto" w:val="clear"/>
-              </w:rPr>
-              <w:t xml:space="preserve">usuarios</w:t>
-            </w:r>
-          </w:p>
-        </w:tc>
-        <w:tc>
-          <w:tcPr>
-            <w:tcW w:type="dxa" w:w="3749"/>
-            <w:shd w:fill="F6F4FE" w:color="auto" w:val="clear"/>
-            <w:tcMar>
-              <w:top w:type="dxa" w:w="60"/>
-              <w:left w:type="dxa" w:w="100"/>
-              <w:bottom w:type="dxa" w:w="60"/>
-              <w:right w:type="dxa" w:w="100"/>
-            </w:tcMar>
-          </w:tcPr>
-          <w:p>
-            <w:pPr>
-              <w:spacing w:after="40" w:before="40"/>
-            </w:pPr>
-            <w:r>
-              <w:t xml:space="preserve">2 min</w:t>
+              <w:t xml:space="preserve">POST /api/pacientes/:id/bloquear</w:t>
+            </w:r>
+            <w:r>
+              <w:t xml:space="preserve">)</w:t>
             </w:r>
           </w:p>
         </w:tc>
@@ -2709,6 +2345,176 @@
       <w:pPr>
         <w:spacing w:after="120"/>
       </w:pPr>
+    </w:p>
+    <w:p>
+      <w:pPr>
+        <w:pStyle w:val="ListParagraph"/>
+        <w:numPr>
+          <w:ilvl w:val="0"/>
+          <w:numId w:val="3"/>
+        </w:numPr>
+        <w:spacing w:after="60"/>
+      </w:pPr>
+      <w:r>
+        <w:t xml:space="preserve">O diálogo mostra o paciente, a falta vigente e o prazo, e um aviso que explica a ação.</w:t>
+      </w:r>
+    </w:p>
+    <w:p>
+      <w:pPr>
+        <w:pStyle w:val="ListParagraph"/>
+        <w:numPr>
+          <w:ilvl w:val="0"/>
+          <w:numId w:val="3"/>
+        </w:numPr>
+        <w:spacing w:after="60"/>
+      </w:pPr>
+      <w:r>
+        <w:rPr>
+          <w:b/>
+          <w:bCs/>
+        </w:rPr>
+        <w:t xml:space="preserve">Motivo obrigatório</w:t>
+      </w:r>
+      <w:r>
+        <w:t xml:space="preserve"> (5 a 500 caracteres).</w:t>
+      </w:r>
+    </w:p>
+    <w:p>
+      <w:pPr>
+        <w:pStyle w:val="ListParagraph"/>
+        <w:numPr>
+          <w:ilvl w:val="0"/>
+          <w:numId w:val="3"/>
+        </w:numPr>
+        <w:spacing w:after="60"/>
+      </w:pPr>
+      <w:r>
+        <w:t xml:space="preserve">Durante a chamada o botão fica desabilitado ("Enviando…", "Liberando…" ou "Bloqueando…") e o diálogo não fecha.</w:t>
+      </w:r>
+    </w:p>
+    <w:p>
+      <w:pPr>
+        <w:pStyle w:val="ListParagraph"/>
+        <w:numPr>
+          <w:ilvl w:val="0"/>
+          <w:numId w:val="3"/>
+        </w:numPr>
+        <w:spacing w:after="60"/>
+      </w:pPr>
+      <w:r>
+        <w:t xml:space="preserve">Deu certo: o diálogo fecha, aparece um aviso e a lista e o detalhe recarregam.</w:t>
+      </w:r>
+    </w:p>
+    <w:p>
+      <w:pPr>
+        <w:pStyle w:val="ListParagraph"/>
+        <w:numPr>
+          <w:ilvl w:val="0"/>
+          <w:numId w:val="3"/>
+        </w:numPr>
+        <w:spacing w:after="60"/>
+      </w:pPr>
+      <w:r>
+        <w:t xml:space="preserve">Deu errado: a mensagem da API aparece no diálogo (ex.: "A API do CNN recusou (HTTP 500): …").</w:t>
+      </w:r>
+    </w:p>
+    <w:p>
+      <w:pPr>
+        <w:pStyle w:val="ListParagraph"/>
+        <w:numPr>
+          <w:ilvl w:val="0"/>
+          <w:numId w:val="3"/>
+        </w:numPr>
+        <w:spacing w:after="60"/>
+      </w:pPr>
+      <w:r>
+        <w:rPr>
+          <w:b/>
+          <w:bCs/>
+        </w:rPr>
+        <w:t xml:space="preserve">O CNN já está no estado pedido</w:t>
+      </w:r>
+      <w:r>
+        <w:t xml:space="preserve"> (alguém liberou ou bloqueou direto na plataforma, com o prazo cumprido): o diálogo muda para "Paciente já ativo no CNN" e oferece </w:t>
+      </w:r>
+      <w:r>
+        <w:rPr>
+          <w:b/>
+          <w:bCs/>
+        </w:rPr>
+        <w:t xml:space="preserve">Registrar liberação</w:t>
+      </w:r>
+      <w:r>
+        <w:t xml:space="preserve">. Confirmando, nada é enviado ao CNN: o controle e o histórico passam a refletir o CNN. No histórico a linha aparece como "Só registro".</w:t>
+      </w:r>
+    </w:p>
+    <w:p>
+      <w:pPr>
+        <w:spacing w:after="60"/>
+      </w:pPr>
+    </w:p>
+    <w:p>
+      <w:pPr>
+        <w:spacing w:after="120"/>
+      </w:pPr>
+      <w:r>
+        <w:t xml:space="preserve">A liberação de uma solicitação </w:t>
+      </w:r>
+      <w:r>
+        <w:rPr>
+          <w:b/>
+          <w:bCs/>
+        </w:rPr>
+        <w:t xml:space="preserve">já aprovada</w:t>
+      </w:r>
+      <w:r>
+        <w:t xml:space="preserve"> (Editor ou Admin) e o </w:t>
+      </w:r>
+      <w:r>
+        <w:rPr>
+          <w:b/>
+          <w:bCs/>
+        </w:rPr>
+        <w:t xml:space="preserve">Aprovar e liberar</w:t>
+      </w:r>
+      <w:r>
+        <w:t xml:space="preserve"> do admin não pedem motivo: valem o motivo de quem pediu e uma confirmação.</w:t>
+      </w:r>
+    </w:p>
+    <w:p>
+      <w:pPr>
+        <w:spacing w:after="120"/>
+      </w:pPr>
+      <w:r>
+        <w:t xml:space="preserve">O botão </w:t>
+      </w:r>
+      <w:r>
+        <w:rPr>
+          <w:b/>
+          <w:bCs/>
+        </w:rPr>
+        <w:t xml:space="preserve">Bloquear</w:t>
+      </w:r>
+      <w:r>
+        <w:t xml:space="preserve"> do painel vale para paciente com falta no ciclo atual e com o prazo ainda correndo (quem cumpriu o prazo não é bloqueado). O que acontece por trás está em </w:t>
+      </w:r>
+      <w:r>
+        <w:rPr>
+          <w:color w:val="1C1FC8"/>
+        </w:rPr>
+        <w:t xml:space="preserve">fluxos/acoes.md</w:t>
+      </w:r>
+      <w:r>
+        <w:t xml:space="preserve">.</w:t>
+      </w:r>
+    </w:p>
+    <w:p>
+      <w:pPr>
+        <w:pStyle w:val="Heading3"/>
+      </w:pPr>
+      <w:r>
+        <w:t xml:space="preserve">Solicitações</w:t>
+      </w:r>
     </w:p>
     <w:p>
       <w:pPr>
@@ -2724,30 +2530,20 @@
           <w:b/>
           <w:bCs/>
         </w:rPr>
-        <w:t xml:space="preserve">Ao entrar</w:t>
-      </w:r>
-      <w:r>
-        <w:t xml:space="preserve"> (login ou aba sem nada guardado), a tela </w:t>
-      </w:r>
-      <w:r>
-        <w:rPr>
-          <w:b/>
-          <w:bCs/>
-        </w:rPr>
-        <w:t xml:space="preserve">"Preparando os dados…"</w:t>
-      </w:r>
-      <w:r>
-        <w:t xml:space="preserve"> busca Pacientes, Relatórios (ciclo atual), Histórico, Configuração e, para admin, Usuários </w:t>
-      </w:r>
-      <w:r>
-        <w:rPr>
-          <w:b/>
-          <w:bCs/>
-        </w:rPr>
-        <w:t xml:space="preserve">ao mesmo tempo</w:t>
-      </w:r>
-      <w:r>
-        <w:t xml:space="preserve">. Depois disso, trocar de tela é instantâneo. Uma busca que falha não trava as outras: aquela tela busca sozinha ao abrir.</w:t>
+        <w:t xml:space="preserve">Menu:</w:t>
+      </w:r>
+      <w:r>
+        <w:t xml:space="preserve"> </w:t>
+      </w:r>
+      <w:r>
+        <w:rPr>
+          <w:b/>
+          <w:bCs/>
+        </w:rPr>
+        <w:t xml:space="preserve">Solicitações</w:t>
+      </w:r>
+      <w:r>
+        <w:t xml:space="preserve"> com o número de pendentes. Para o admin o número fica em destaque. O número vem do que já está na aba (a lista de solicitações ou o resumo de Pacientes).</w:t>
       </w:r>
     </w:p>
     <w:p>
@@ -2764,10 +2560,10 @@
           <w:b/>
           <w:bCs/>
         </w:rPr>
-        <w:t xml:space="preserve">Dado vencido aparece na hora</w:t>
-      </w:r>
-      <w:r>
-        <w:t xml:space="preserve"> (até 12 h) e é atualizado em segundo plano: a barra mostra "atualizando…" e, quando chega, a tela se redesenha e mostra "atualizado às HH:MM". Só o detalhe do paciente espera a busca, por causa do status ao vivo no CNN.</w:t>
+        <w:t xml:space="preserve">Números do topo:</w:t>
+      </w:r>
+      <w:r>
+        <w:t xml:space="preserve"> aguardando aprovação, aprovadas (falta liberar), liberadas, recusadas e canceladas (e quantas o sistema encerrou). Clicar filtra a lista.</w:t>
       </w:r>
     </w:p>
     <w:p>
@@ -2784,10 +2580,20 @@
           <w:b/>
           <w:bCs/>
         </w:rPr>
-        <w:t xml:space="preserve">Atualizar agora</w:t>
-      </w:r>
-      <w:r>
-        <w:t xml:space="preserve"> ignora o cache e regrava. Quando o prazo vence (aba visível, sem diálogo aberto), a tela busca de novo sozinha. A barra mostra "atualizado às HH:MM" com a hora do dado.</w:t>
+        <w:t xml:space="preserve">Filtros</w:t>
+      </w:r>
+      <w:r>
+        <w:t xml:space="preserve"> (no navegador): situação (padrão: abertas), busca por paciente, ID, número da solicitação, motivo ou quem pediu, e </w:t>
+      </w:r>
+      <w:r>
+        <w:rPr>
+          <w:b/>
+          <w:bCs/>
+        </w:rPr>
+        <w:t xml:space="preserve">Só as minhas</w:t>
+      </w:r>
+      <w:r>
+        <w:t xml:space="preserve">.</w:t>
       </w:r>
     </w:p>
     <w:p>
@@ -2804,10 +2610,10 @@
           <w:b/>
           <w:bCs/>
         </w:rPr>
-        <w:t xml:space="preserve">Pré-carga:</w:t>
-      </w:r>
-      <w:r>
-        <w:t xml:space="preserve"> Pacientes deixa prontos Relatórios (ciclo atual) e Configuração; Relatórios, Histórico e Configuração deixam Pacientes pronto.</w:t>
+        <w:t xml:space="preserve">Lista:</w:t>
+      </w:r>
+      <w:r>
+        <w:t xml:space="preserve"> paciente (leva ao detalhe), falta e prazo, motivo, quem pediu e quando, situação com a decisão (quem, quando, por quê) e quem liberou. Uma solicitação aberta cuja falta mudou, ou cujo prazo acabou, aparece com um aviso.</w:t>
       </w:r>
     </w:p>
     <w:p>
@@ -2824,24 +2630,301 @@
           <w:b/>
           <w:bCs/>
         </w:rPr>
-        <w:t xml:space="preserve">Filtros lembrados na aba</w:t>
-      </w:r>
-      <w:r>
-        <w:t xml:space="preserve"> (</w:t>
-      </w:r>
-      <w:r>
-        <w:rPr>
-          <w:rFonts w:ascii="Consolas" w:cs="Consolas" w:eastAsia="Consolas" w:hAnsi="Consolas"/>
-          <w:color w:val="6A1BBF"/>
-          <w:sz w:val="18"/>
-          <w:szCs w:val="18"/>
-          <w:shd w:fill="F1ECFB" w:color="auto" w:val="clear"/>
-        </w:rPr>
-        <w:t xml:space="preserve">clariens.cnn.filtros:&lt;tela&gt;</w:t>
-      </w:r>
-      <w:r>
-        <w:t xml:space="preserve">): Pacientes (busca, situação, faltas, tipo de consulta, ordem; filtra no navegador), Relatórios (período) e Histórico (filtros e página; cada combinação tem seu cache).</w:t>
-      </w:r>
+        <w:t xml:space="preserve">Botões por perfil:</w:t>
+      </w:r>
+    </w:p>
+    <w:tbl>
+      <w:tblPr>
+        <w:tblW w:type="dxa" w:w="9638"/>
+        <w:tblBorders>
+          <w:top w:val="single" w:color="D9D6EA" w:sz="4"/>
+          <w:left w:val="single" w:color="D9D6EA" w:sz="4"/>
+          <w:bottom w:val="single" w:color="D9D6EA" w:sz="4"/>
+          <w:right w:val="single" w:color="D9D6EA" w:sz="4"/>
+          <w:insideH w:val="single" w:color="D9D6EA" w:sz="4"/>
+          <w:insideV w:val="single" w:color="D9D6EA" w:sz="4"/>
+        </w:tblBorders>
+        <w:tblLayout w:type="fixed"/>
+      </w:tblPr>
+      <w:tblGrid>
+        <w:gridCol w:w="1978"/>
+        <w:gridCol w:w="2062"/>
+        <w:gridCol w:w="5598"/>
+      </w:tblGrid>
+      <w:tr>
+        <w:trPr>
+          <w:tblHeader/>
+        </w:trPr>
+        <w:tc>
+          <w:tcPr>
+            <w:tcW w:type="dxa" w:w="1978"/>
+            <w:shd w:fill="1C1FC8" w:color="auto" w:val="clear"/>
+            <w:tcMar>
+              <w:top w:type="dxa" w:w="60"/>
+              <w:left w:type="dxa" w:w="100"/>
+              <w:bottom w:type="dxa" w:w="60"/>
+              <w:right w:type="dxa" w:w="100"/>
+            </w:tcMar>
+          </w:tcPr>
+          <w:p>
+            <w:pPr>
+              <w:spacing w:after="40" w:before="40"/>
+            </w:pPr>
+            <w:r>
+              <w:rPr>
+                <w:b/>
+                <w:bCs/>
+                <w:color w:val="FFFFFF"/>
+              </w:rPr>
+              <w:t xml:space="preserve">Situação</w:t>
+            </w:r>
+          </w:p>
+        </w:tc>
+        <w:tc>
+          <w:tcPr>
+            <w:tcW w:type="dxa" w:w="2062"/>
+            <w:shd w:fill="1C1FC8" w:color="auto" w:val="clear"/>
+            <w:tcMar>
+              <w:top w:type="dxa" w:w="60"/>
+              <w:left w:type="dxa" w:w="100"/>
+              <w:bottom w:type="dxa" w:w="60"/>
+              <w:right w:type="dxa" w:w="100"/>
+            </w:tcMar>
+          </w:tcPr>
+          <w:p>
+            <w:pPr>
+              <w:spacing w:after="40" w:before="40"/>
+            </w:pPr>
+            <w:r>
+              <w:rPr>
+                <w:b/>
+                <w:bCs/>
+                <w:color w:val="FFFFFF"/>
+              </w:rPr>
+              <w:t xml:space="preserve">Quem</w:t>
+            </w:r>
+          </w:p>
+        </w:tc>
+        <w:tc>
+          <w:tcPr>
+            <w:tcW w:type="dxa" w:w="5598"/>
+            <w:shd w:fill="1C1FC8" w:color="auto" w:val="clear"/>
+            <w:tcMar>
+              <w:top w:type="dxa" w:w="60"/>
+              <w:left w:type="dxa" w:w="100"/>
+              <w:bottom w:type="dxa" w:w="60"/>
+              <w:right w:type="dxa" w:w="100"/>
+            </w:tcMar>
+          </w:tcPr>
+          <w:p>
+            <w:pPr>
+              <w:spacing w:after="40" w:before="40"/>
+            </w:pPr>
+            <w:r>
+              <w:rPr>
+                <w:b/>
+                <w:bCs/>
+                <w:color w:val="FFFFFF"/>
+              </w:rPr>
+              <w:t xml:space="preserve">Botões</w:t>
+            </w:r>
+          </w:p>
+        </w:tc>
+      </w:tr>
+      <w:tr>
+        <w:trPr>
+          <w:cantSplit/>
+        </w:trPr>
+        <w:tc>
+          <w:tcPr>
+            <w:tcW w:type="dxa" w:w="1978"/>
+            <w:tcMar>
+              <w:top w:type="dxa" w:w="60"/>
+              <w:left w:type="dxa" w:w="100"/>
+              <w:bottom w:type="dxa" w:w="60"/>
+              <w:right w:type="dxa" w:w="100"/>
+            </w:tcMar>
+          </w:tcPr>
+          <w:p>
+            <w:pPr>
+              <w:spacing w:after="40" w:before="40"/>
+            </w:pPr>
+            <w:r>
+              <w:t xml:space="preserve">Pendente</w:t>
+            </w:r>
+          </w:p>
+        </w:tc>
+        <w:tc>
+          <w:tcPr>
+            <w:tcW w:type="dxa" w:w="2062"/>
+            <w:tcMar>
+              <w:top w:type="dxa" w:w="60"/>
+              <w:left w:type="dxa" w:w="100"/>
+              <w:bottom w:type="dxa" w:w="60"/>
+              <w:right w:type="dxa" w:w="100"/>
+            </w:tcMar>
+          </w:tcPr>
+          <w:p>
+            <w:pPr>
+              <w:spacing w:after="40" w:before="40"/>
+            </w:pPr>
+            <w:r>
+              <w:t xml:space="preserve">Admin</w:t>
+            </w:r>
+          </w:p>
+        </w:tc>
+        <w:tc>
+          <w:tcPr>
+            <w:tcW w:type="dxa" w:w="5598"/>
+            <w:tcMar>
+              <w:top w:type="dxa" w:w="60"/>
+              <w:left w:type="dxa" w:w="100"/>
+              <w:bottom w:type="dxa" w:w="60"/>
+              <w:right w:type="dxa" w:w="100"/>
+            </w:tcMar>
+          </w:tcPr>
+          <w:p>
+            <w:pPr>
+              <w:spacing w:after="40" w:before="40"/>
+            </w:pPr>
+            <w:r>
+              <w:t xml:space="preserve">Aprovar, Aprovar e liberar, Recusar (diálogo com motivo obrigatório)</w:t>
+            </w:r>
+          </w:p>
+        </w:tc>
+      </w:tr>
+      <w:tr>
+        <w:trPr>
+          <w:cantSplit/>
+        </w:trPr>
+        <w:tc>
+          <w:tcPr>
+            <w:tcW w:type="dxa" w:w="1978"/>
+            <w:shd w:fill="F6F4FE" w:color="auto" w:val="clear"/>
+            <w:tcMar>
+              <w:top w:type="dxa" w:w="60"/>
+              <w:left w:type="dxa" w:w="100"/>
+              <w:bottom w:type="dxa" w:w="60"/>
+              <w:right w:type="dxa" w:w="100"/>
+            </w:tcMar>
+          </w:tcPr>
+          <w:p>
+            <w:pPr>
+              <w:spacing w:after="40" w:before="40"/>
+            </w:pPr>
+            <w:r>
+              <w:t xml:space="preserve">Aprovada</w:t>
+            </w:r>
+          </w:p>
+        </w:tc>
+        <w:tc>
+          <w:tcPr>
+            <w:tcW w:type="dxa" w:w="2062"/>
+            <w:shd w:fill="F6F4FE" w:color="auto" w:val="clear"/>
+            <w:tcMar>
+              <w:top w:type="dxa" w:w="60"/>
+              <w:left w:type="dxa" w:w="100"/>
+              <w:bottom w:type="dxa" w:w="60"/>
+              <w:right w:type="dxa" w:w="100"/>
+            </w:tcMar>
+          </w:tcPr>
+          <w:p>
+            <w:pPr>
+              <w:spacing w:after="40" w:before="40"/>
+            </w:pPr>
+            <w:r>
+              <w:t xml:space="preserve">Editor e Admin</w:t>
+            </w:r>
+          </w:p>
+        </w:tc>
+        <w:tc>
+          <w:tcPr>
+            <w:tcW w:type="dxa" w:w="5598"/>
+            <w:shd w:fill="F6F4FE" w:color="auto" w:val="clear"/>
+            <w:tcMar>
+              <w:top w:type="dxa" w:w="60"/>
+              <w:left w:type="dxa" w:w="100"/>
+              <w:bottom w:type="dxa" w:w="60"/>
+              <w:right w:type="dxa" w:w="100"/>
+            </w:tcMar>
+          </w:tcPr>
+          <w:p>
+            <w:pPr>
+              <w:spacing w:after="40" w:before="40"/>
+            </w:pPr>
+            <w:r>
+              <w:t xml:space="preserve">Liberar no CNN (Admin: também Recusar)</w:t>
+            </w:r>
+          </w:p>
+        </w:tc>
+      </w:tr>
+      <w:tr>
+        <w:trPr>
+          <w:cantSplit/>
+        </w:trPr>
+        <w:tc>
+          <w:tcPr>
+            <w:tcW w:type="dxa" w:w="1978"/>
+            <w:tcMar>
+              <w:top w:type="dxa" w:w="60"/>
+              <w:left w:type="dxa" w:w="100"/>
+              <w:bottom w:type="dxa" w:w="60"/>
+              <w:right w:type="dxa" w:w="100"/>
+            </w:tcMar>
+          </w:tcPr>
+          <w:p>
+            <w:pPr>
+              <w:spacing w:after="40" w:before="40"/>
+            </w:pPr>
+            <w:r>
+              <w:t xml:space="preserve">Pendente ou aprovada</w:t>
+            </w:r>
+          </w:p>
+        </w:tc>
+        <w:tc>
+          <w:tcPr>
+            <w:tcW w:type="dxa" w:w="2062"/>
+            <w:tcMar>
+              <w:top w:type="dxa" w:w="60"/>
+              <w:left w:type="dxa" w:w="100"/>
+              <w:bottom w:type="dxa" w:w="60"/>
+              <w:right w:type="dxa" w:w="100"/>
+            </w:tcMar>
+          </w:tcPr>
+          <w:p>
+            <w:pPr>
+              <w:spacing w:after="40" w:before="40"/>
+            </w:pPr>
+            <w:r>
+              <w:t xml:space="preserve">Quem abriu (ou Admin)</w:t>
+            </w:r>
+          </w:p>
+        </w:tc>
+        <w:tc>
+          <w:tcPr>
+            <w:tcW w:type="dxa" w:w="5598"/>
+            <w:tcMar>
+              <w:top w:type="dxa" w:w="60"/>
+              <w:left w:type="dxa" w:w="100"/>
+              <w:bottom w:type="dxa" w:w="60"/>
+              <w:right w:type="dxa" w:w="100"/>
+            </w:tcMar>
+          </w:tcPr>
+          <w:p>
+            <w:pPr>
+              <w:spacing w:after="40" w:before="40"/>
+            </w:pPr>
+            <w:r>
+              <w:t xml:space="preserve">Cancelar (motivo opcional)</w:t>
+            </w:r>
+          </w:p>
+        </w:tc>
+      </w:tr>
+    </w:tbl>
+    <w:p>
+      <w:pPr>
+        <w:spacing w:after="120"/>
+      </w:pPr>
     </w:p>
     <w:p>
       <w:pPr>
@@ -2857,10 +2940,10 @@
           <w:b/>
           <w:bCs/>
         </w:rPr>
-        <w:t xml:space="preserve">Depois de uma ação</w:t>
-      </w:r>
-      <w:r>
-        <w:t xml:space="preserve"> (liberar, bloquear, isentar, registrar): apaga </w:t>
+        <w:t xml:space="preserve">Nova solicitação:</w:t>
+      </w:r>
+      <w:r>
+        <w:t xml:space="preserve"> busca o paciente na lista de Pacientes da aba (atualizada por trás ao abrir) e mostra só quem pode receber solicitação: bloqueado ou aguardando bloqueio, prazo correndo, sem solicitação aberta. </w:t>
       </w:r>
       <w:r>
         <w:rPr>
@@ -2870,65 +2953,11 @@
           <w:szCs w:val="18"/>
           <w:shd w:fill="F1ECFB" w:color="auto" w:val="clear"/>
         </w:rPr>
-        <w:t xml:space="preserve">pacientes</w:t>
-      </w:r>
-      <w:r>
-        <w:t xml:space="preserve">, o </w:t>
-      </w:r>
-      <w:r>
-        <w:rPr>
-          <w:rFonts w:ascii="Consolas" w:cs="Consolas" w:eastAsia="Consolas" w:hAnsi="Consolas"/>
-          <w:color w:val="6A1BBF"/>
-          <w:sz w:val="18"/>
-          <w:szCs w:val="18"/>
-          <w:shd w:fill="F1ECFB" w:color="auto" w:val="clear"/>
-        </w:rPr>
-        <w:t xml:space="preserve">paciente:&lt;id&gt;</w:t>
-      </w:r>
-      <w:r>
-        <w:t xml:space="preserve">, </w:t>
-      </w:r>
-      <w:r>
-        <w:rPr>
-          <w:rFonts w:ascii="Consolas" w:cs="Consolas" w:eastAsia="Consolas" w:hAnsi="Consolas"/>
-          <w:color w:val="6A1BBF"/>
-          <w:sz w:val="18"/>
-          <w:szCs w:val="18"/>
-          <w:shd w:fill="F1ECFB" w:color="auto" w:val="clear"/>
-        </w:rPr>
-        <w:t xml:space="preserve">acoes:*</w:t>
-      </w:r>
-      <w:r>
-        <w:t xml:space="preserve"> e </w:t>
-      </w:r>
-      <w:r>
-        <w:rPr>
-          <w:rFonts w:ascii="Consolas" w:cs="Consolas" w:eastAsia="Consolas" w:hAnsi="Consolas"/>
-          <w:color w:val="6A1BBF"/>
-          <w:sz w:val="18"/>
-          <w:szCs w:val="18"/>
-          <w:shd w:fill="F1ECFB" w:color="auto" w:val="clear"/>
-        </w:rPr>
-        <w:t xml:space="preserve">faltas:*</w:t>
-      </w:r>
-      <w:r>
-        <w:t xml:space="preserve"> e recarrega da API. Depois de criar ou alterar usuário, a tela Usuários busca de novo.</w:t>
-      </w:r>
-    </w:p>
-    <w:p>
-      <w:pPr>
-        <w:spacing w:after="60"/>
-      </w:pPr>
-    </w:p>
-    <w:p>
-      <w:pPr>
-        <w:pStyle w:val="Heading2"/>
-      </w:pPr>
-      <w:bookmarkStart w:name="_Toc61" w:id="61"/>
-      <w:r>
-        <w:t xml:space="preserve">Login e perfis</w:t>
-      </w:r>
-      <w:bookmarkEnd w:id="61"/>
+        <w:t xml:space="preserve">/solicitacoes?paciente=ID</w:t>
+      </w:r>
+      <w:r>
+        <w:t xml:space="preserve"> abre o diálogo com o paciente escolhido.</w:t>
+      </w:r>
     </w:p>
     <w:p>
       <w:pPr>
@@ -2940,16 +2969,19 @@
         <w:spacing w:after="60"/>
       </w:pPr>
       <w:r>
-        <w:t xml:space="preserve">Cada pessoa tem um usuário próprio, guardado no banco. Ver </w:t>
-      </w:r>
-      <w:r>
-        <w:rPr>
-          <w:color w:val="1C1FC8"/>
-        </w:rPr>
-        <w:t xml:space="preserve">operacao.md</w:t>
-      </w:r>
-      <w:r>
-        <w:t xml:space="preserve">.</w:t>
+        <w:rPr>
+          <w:rFonts w:ascii="Consolas" w:cs="Consolas" w:eastAsia="Consolas" w:hAnsi="Consolas"/>
+          <w:b/>
+          <w:bCs/>
+          <w:color w:val="6A1BBF"/>
+          <w:sz w:val="18"/>
+          <w:szCs w:val="18"/>
+          <w:shd w:fill="F1ECFB" w:color="auto" w:val="clear"/>
+        </w:rPr>
+        <w:t xml:space="preserve">/solicitacoes?id=N</w:t>
+      </w:r>
+      <w:r>
+        <w:t xml:space="preserve"> (link do detalhe e do histórico) destaca a solicitação.</w:t>
       </w:r>
     </w:p>
     <w:p>
@@ -2962,7 +2994,60 @@
         <w:spacing w:after="60"/>
       </w:pPr>
       <w:r>
-        <w:t xml:space="preserve">O login chama </w:t>
+        <w:t xml:space="preserve">A tela mostra o que está na aba e, se o dado tiver mais de 5 segundos, busca de novo por trás: quem aprova vê o pedido que acabou de chegar.</w:t>
+      </w:r>
+    </w:p>
+    <w:p>
+      <w:pPr>
+        <w:spacing w:after="60"/>
+      </w:pPr>
+    </w:p>
+    <w:p>
+      <w:pPr>
+        <w:spacing w:after="120"/>
+      </w:pPr>
+      <w:r>
+        <w:t xml:space="preserve">Regras e situações em </w:t>
+      </w:r>
+      <w:r>
+        <w:rPr>
+          <w:color w:val="1C1FC8"/>
+        </w:rPr>
+        <w:t xml:space="preserve">fluxos/solicitacoes.md</w:t>
+      </w:r>
+      <w:r>
+        <w:t xml:space="preserve">.</w:t>
+      </w:r>
+    </w:p>
+    <w:p>
+      <w:pPr>
+        <w:pStyle w:val="Heading3"/>
+      </w:pPr>
+      <w:r>
+        <w:t xml:space="preserve">Relatórios</w:t>
+      </w:r>
+    </w:p>
+    <w:p>
+      <w:pPr>
+        <w:spacing w:after="120"/>
+      </w:pPr>
+      <w:r>
+        <w:t xml:space="preserve">Período por atalho (ciclo atual, ciclo anterior, mês atual, 30 dias) ou datas. Mostra totais, faltas por mês, por dia da semana, por profissional (top 30), por tipo de consulta, por período do dia (manhã, tarde, noite), por rótulo da agenda, procedimentos com mais faltas (com quantas faltas têm procedimento; se a clínica não preenche, o gráfico avisa), pacientes por quantidade de faltas e os 20 que mais faltaram. Passe o mouse (ou o foco) numa barra para ver o valor.</w:t>
+      </w:r>
+    </w:p>
+    <w:p>
+      <w:pPr>
+        <w:spacing w:after="120"/>
+      </w:pPr>
+      <w:r>
+        <w:rPr>
+          <w:b/>
+          <w:bCs/>
+        </w:rPr>
+        <w:t xml:space="preserve">Exportar CSV:</w:t>
+      </w:r>
+      <w:r>
+        <w:t xml:space="preserve"> uma linha por falta (data, hora, paciente, nº da falta, tipo de consulta, procedimentos, profissional, rótulo, agendamento), separado por </w:t>
       </w:r>
       <w:r>
         <w:rPr>
@@ -2972,46 +3057,59 @@
           <w:szCs w:val="18"/>
           <w:shd w:fill="F1ECFB" w:color="auto" w:val="clear"/>
         </w:rPr>
-        <w:t xml:space="preserve">POST /api/sessao</w:t>
-      </w:r>
-      <w:r>
-        <w:t xml:space="preserve"> e recebe um token assinado (8 h). A aba guarda o token e </w:t>
-      </w:r>
-      <w:r>
-        <w:rPr>
-          <w:rFonts w:ascii="Consolas" w:cs="Consolas" w:eastAsia="Consolas" w:hAnsi="Consolas"/>
-          <w:color w:val="6A1BBF"/>
-          <w:sz w:val="18"/>
-          <w:szCs w:val="18"/>
-          <w:shd w:fill="F1ECFB" w:color="auto" w:val="clear"/>
-        </w:rPr>
-        <w:t xml:space="preserve">{ login, nome, perfil }</w:t>
-      </w:r>
-      <w:r>
-        <w:t xml:space="preserve"> no </w:t>
-      </w:r>
-      <w:r>
-        <w:rPr>
-          <w:rFonts w:ascii="Consolas" w:cs="Consolas" w:eastAsia="Consolas" w:hAnsi="Consolas"/>
-          <w:color w:val="6A1BBF"/>
-          <w:sz w:val="18"/>
-          <w:szCs w:val="18"/>
-          <w:shd w:fill="F1ECFB" w:color="auto" w:val="clear"/>
-        </w:rPr>
-        <w:t xml:space="preserve">sessionStorage</w:t>
-      </w:r>
-      <w:r>
-        <w:t xml:space="preserve">; a senha não fica guardada. Fechou a aba, o login some. </w:t>
-      </w:r>
-      <w:r>
-        <w:rPr>
-          <w:b/>
-          <w:bCs/>
-        </w:rPr>
-        <w:t xml:space="preserve">Sair</w:t>
-      </w:r>
-      <w:r>
-        <w:t xml:space="preserve"> limpa a sessão e o cache.</w:t>
+        <w:t xml:space="preserve">;</w:t>
+      </w:r>
+      <w:r>
+        <w:t xml:space="preserve">, com BOM para o Excel. Sem CPF, e-mail ou telefone. Limite de 5.000 linhas (as mais recentes).</w:t>
+      </w:r>
+    </w:p>
+    <w:p>
+      <w:pPr>
+        <w:pStyle w:val="Heading3"/>
+      </w:pPr>
+      <w:r>
+        <w:t xml:space="preserve">Histórico</w:t>
+      </w:r>
+    </w:p>
+    <w:p>
+      <w:pPr>
+        <w:spacing w:after="120"/>
+      </w:pPr>
+      <w:r>
+        <w:t xml:space="preserve">Uma linha por PATCH: quando, paciente, ação (com o link da solicitação, quando veio de uma), quem (usuário do painel ou "Automático", da 01:00 ou das 02:00), motivo, falta e prazo, resultado (com o HTTP e a resposta do CNN quando falhou, e o número da execução no n8n). Filtros por período, ação, origem, usuário, resultado e ID do paciente. 50 por página.</w:t>
+      </w:r>
+    </w:p>
+    <w:p>
+      <w:pPr>
+        <w:pStyle w:val="Heading3"/>
+      </w:pPr>
+      <w:r>
+        <w:t xml:space="preserve">Configuração</w:t>
+      </w:r>
+    </w:p>
+    <w:p>
+      <w:pPr>
+        <w:spacing w:after="120"/>
+      </w:pPr>
+      <w:r>
+        <w:t xml:space="preserve">Só leitura. Mostra os prazos, o início do ciclo, o fuso, os horários do bloqueio e da liberação automática, a data da última coleta, do último bloqueio e da última liberação automáticos e da última ação no painel, e os cadastros do CNN carregados (quantos nomes de cada tipo e quando foram atualizados). Para mudar, veja </w:t>
+      </w:r>
+      <w:r>
+        <w:rPr>
+          <w:color w:val="1C1FC8"/>
+        </w:rPr>
+        <w:t xml:space="preserve">operacao.md</w:t>
+      </w:r>
+      <w:r>
+        <w:t xml:space="preserve">.</w:t>
+      </w:r>
+    </w:p>
+    <w:p>
+      <w:pPr>
+        <w:pStyle w:val="Heading3"/>
+      </w:pPr>
+      <w:r>
+        <w:t xml:space="preserve">Usuários (só admin)</w:t>
       </w:r>
     </w:p>
     <w:p>
@@ -3024,27 +3122,14 @@
         <w:spacing w:after="60"/>
       </w:pPr>
       <w:r>
-        <w:t xml:space="preserve">Com senha temporária, o painel abre </w:t>
-      </w:r>
-      <w:r>
-        <w:rPr>
-          <w:b/>
-          <w:bCs/>
-        </w:rPr>
-        <w:t xml:space="preserve">Trocar senha</w:t>
-      </w:r>
-      <w:r>
-        <w:t xml:space="preserve"> logo depois do login e não deixa fechar. </w:t>
-      </w:r>
-      <w:r>
-        <w:rPr>
-          <w:b/>
-          <w:bCs/>
-        </w:rPr>
-        <w:t xml:space="preserve">Trocar senha</w:t>
-      </w:r>
-      <w:r>
-        <w:t xml:space="preserve"> também fica no menu, para qualquer um. A senha nova precisa ter pelo menos 6 caracteres, um número e um caractere especial.</w:t>
+        <w:rPr>
+          <w:b/>
+          <w:bCs/>
+        </w:rPr>
+        <w:t xml:space="preserve">Tabela:</w:t>
+      </w:r>
+      <w:r>
+        <w:t xml:space="preserve"> nome e login, perfil, situação (ativo, desativado, login bloqueado, senha temporária ainda não trocada), último acesso e quem criou.</w:t>
       </w:r>
     </w:p>
     <w:p>
@@ -3057,7 +3142,24 @@
         <w:spacing w:after="60"/>
       </w:pPr>
       <w:r>
-        <w:t xml:space="preserve">5 senhas erradas seguidas bloqueiam o login daquele usuário por 15 minutos.</w:t>
+        <w:rPr>
+          <w:b/>
+          <w:bCs/>
+        </w:rPr>
+        <w:t xml:space="preserve">Novo usuário:</w:t>
+      </w:r>
+      <w:r>
+        <w:t xml:space="preserve"> login, nome e perfil. Ao salvar, aparece a </w:t>
+      </w:r>
+      <w:r>
+        <w:rPr>
+          <w:b/>
+          <w:bCs/>
+        </w:rPr>
+        <w:t xml:space="preserve">senha temporária uma vez</w:t>
+      </w:r>
+      <w:r>
+        <w:t xml:space="preserve">, com botão copiar. Repasse por um canal seguro; no primeiro acesso a pessoa define a própria senha.</w:t>
       </w:r>
     </w:p>
     <w:p>
@@ -3070,53 +3172,14 @@
         <w:spacing w:after="60"/>
       </w:pPr>
       <w:r>
-        <w:t xml:space="preserve">O perfil é marcado no </w:t>
-      </w:r>
-      <w:r>
-        <w:rPr>
-          <w:rFonts w:ascii="Consolas" w:cs="Consolas" w:eastAsia="Consolas" w:hAnsi="Consolas"/>
-          <w:color w:val="6A1BBF"/>
-          <w:sz w:val="18"/>
-          <w:szCs w:val="18"/>
-          <w:shd w:fill="F1ECFB" w:color="auto" w:val="clear"/>
-        </w:rPr>
-        <w:t xml:space="preserve">&lt;html data-perfil&gt;</w:t>
-      </w:r>
-      <w:r>
-        <w:t xml:space="preserve"> antes da pintura: o </w:t>
-      </w:r>
-      <w:r>
-        <w:rPr>
-          <w:b/>
-          <w:bCs/>
-        </w:rPr>
-        <w:t xml:space="preserve">Leitor</w:t>
-      </w:r>
-      <w:r>
-        <w:t xml:space="preserve"> não vê Liberar, Bloquear, Isentar nem Registrar; só o </w:t>
-      </w:r>
-      <w:r>
-        <w:rPr>
-          <w:b/>
-          <w:bCs/>
-        </w:rPr>
-        <w:t xml:space="preserve">Admin</w:t>
-      </w:r>
-      <w:r>
-        <w:t xml:space="preserve"> vê o menu Usuários. Quem decide é a API (403 </w:t>
-      </w:r>
-      <w:r>
-        <w:rPr>
-          <w:rFonts w:ascii="Consolas" w:cs="Consolas" w:eastAsia="Consolas" w:hAnsi="Consolas"/>
-          <w:color w:val="6A1BBF"/>
-          <w:sz w:val="18"/>
-          <w:szCs w:val="18"/>
-          <w:shd w:fill="F1ECFB" w:color="auto" w:val="clear"/>
-        </w:rPr>
-        <w:t xml:space="preserve">SEM_PERMISSAO</w:t>
-      </w:r>
-      <w:r>
-        <w:t xml:space="preserve">).</w:t>
+        <w:rPr>
+          <w:b/>
+          <w:bCs/>
+        </w:rPr>
+        <w:t xml:space="preserve">Por linha:</w:t>
+      </w:r>
+      <w:r>
+        <w:t xml:space="preserve"> Editar (nome e perfil), Redefinir senha (gera outra temporária e encerra a sessão aberta da pessoa), Desativar ou Reativar. Ninguém é excluído: o nome continua no histórico.</w:t>
       </w:r>
     </w:p>
     <w:p>
@@ -3129,20 +3192,7 @@
         <w:spacing w:after="60"/>
       </w:pPr>
       <w:r>
-        <w:t xml:space="preserve">Um 401 reabre o login (sessão vencida, ou acesso alterado pelo admin desde o login). A API não manda </w:t>
-      </w:r>
-      <w:r>
-        <w:rPr>
-          <w:rFonts w:ascii="Consolas" w:cs="Consolas" w:eastAsia="Consolas" w:hAnsi="Consolas"/>
-          <w:color w:val="6A1BBF"/>
-          <w:sz w:val="18"/>
-          <w:szCs w:val="18"/>
-          <w:shd w:fill="F1ECFB" w:color="auto" w:val="clear"/>
-        </w:rPr>
-        <w:t xml:space="preserve">WWW-Authenticate</w:t>
-      </w:r>
-      <w:r>
-        <w:t xml:space="preserve">, para o navegador não abrir a caixa nativa de login por cima.</w:t>
+        <w:t xml:space="preserve">O admin não muda o próprio perfil nem se desativa por aqui, e o banco não deixa sobrar zero admins ativos.</w:t>
       </w:r>
     </w:p>
     <w:p>
@@ -3155,6 +3205,1249 @@
         <w:spacing w:after="60"/>
       </w:pPr>
       <w:r>
+        <w:rPr>
+          <w:b/>
+          <w:bCs/>
+        </w:rPr>
+        <w:t xml:space="preserve">Eventos recentes:</w:t>
+      </w:r>
+      <w:r>
+        <w:t xml:space="preserve"> criação, mudança de perfil ou nome, desativação, senha trocada ou redefinida e senhas erradas.</w:t>
+      </w:r>
+    </w:p>
+    <w:p>
+      <w:pPr>
+        <w:spacing w:after="60"/>
+      </w:pPr>
+    </w:p>
+    <w:p>
+      <w:pPr>
+        <w:pStyle w:val="Heading2"/>
+      </w:pPr>
+      <w:bookmarkStart w:name="_Toc63" w:id="63"/>
+      <w:r>
+        <w:t xml:space="preserve">Cache e filtros</w:t>
+      </w:r>
+      <w:bookmarkEnd w:id="63"/>
+    </w:p>
+    <w:p>
+      <w:pPr>
+        <w:spacing w:after="120"/>
+      </w:pPr>
+      <w:r>
+        <w:t xml:space="preserve">Trocar de tela não chama a API (nem o n8n) enquanto o dado da aba estiver no prazo. Tudo fica no </w:t>
+      </w:r>
+      <w:r>
+        <w:rPr>
+          <w:rFonts w:ascii="Consolas" w:cs="Consolas" w:eastAsia="Consolas" w:hAnsi="Consolas"/>
+          <w:color w:val="6A1BBF"/>
+          <w:sz w:val="18"/>
+          <w:szCs w:val="18"/>
+          <w:shd w:fill="F1ECFB" w:color="auto" w:val="clear"/>
+        </w:rPr>
+        <w:t xml:space="preserve">sessionStorage</w:t>
+      </w:r>
+      <w:r>
+        <w:t xml:space="preserve">: some ao fechar a aba, e o login, o 401 e o Sair limpam. Funções em </w:t>
+      </w:r>
+      <w:r>
+        <w:rPr>
+          <w:rFonts w:ascii="Consolas" w:cs="Consolas" w:eastAsia="Consolas" w:hAnsi="Consolas"/>
+          <w:color w:val="6A1BBF"/>
+          <w:sz w:val="18"/>
+          <w:szCs w:val="18"/>
+          <w:shd w:fill="F1ECFB" w:color="auto" w:val="clear"/>
+        </w:rPr>
+        <w:t xml:space="preserve">js/session.js</w:t>
+      </w:r>
+      <w:r>
+        <w:t xml:space="preserve">: </w:t>
+      </w:r>
+      <w:r>
+        <w:rPr>
+          <w:rFonts w:ascii="Consolas" w:cs="Consolas" w:eastAsia="Consolas" w:hAnsi="Consolas"/>
+          <w:color w:val="6A1BBF"/>
+          <w:sz w:val="18"/>
+          <w:szCs w:val="18"/>
+          <w:shd w:fill="F1ECFB" w:color="auto" w:val="clear"/>
+        </w:rPr>
+        <w:t xml:space="preserve">comCache</w:t>
+      </w:r>
+      <w:r>
+        <w:t xml:space="preserve"> ("cache primeiro"), </w:t>
+      </w:r>
+      <w:r>
+        <w:rPr>
+          <w:rFonts w:ascii="Consolas" w:cs="Consolas" w:eastAsia="Consolas" w:hAnsi="Consolas"/>
+          <w:color w:val="6A1BBF"/>
+          <w:sz w:val="18"/>
+          <w:szCs w:val="18"/>
+          <w:shd w:fill="F1ECFB" w:color="auto" w:val="clear"/>
+        </w:rPr>
+        <w:t xml:space="preserve">prefetchCache</w:t>
+      </w:r>
+      <w:r>
+        <w:t xml:space="preserve">, </w:t>
+      </w:r>
+      <w:r>
+        <w:rPr>
+          <w:rFonts w:ascii="Consolas" w:cs="Consolas" w:eastAsia="Consolas" w:hAnsi="Consolas"/>
+          <w:color w:val="6A1BBF"/>
+          <w:sz w:val="18"/>
+          <w:szCs w:val="18"/>
+          <w:shd w:fill="F1ECFB" w:color="auto" w:val="clear"/>
+        </w:rPr>
+        <w:t xml:space="preserve">clearCache</w:t>
+      </w:r>
+      <w:r>
+        <w:t xml:space="preserve">, </w:t>
+      </w:r>
+      <w:r>
+        <w:rPr>
+          <w:rFonts w:ascii="Consolas" w:cs="Consolas" w:eastAsia="Consolas" w:hAnsi="Consolas"/>
+          <w:color w:val="6A1BBF"/>
+          <w:sz w:val="18"/>
+          <w:szCs w:val="18"/>
+          <w:shd w:fill="F1ECFB" w:color="auto" w:val="clear"/>
+        </w:rPr>
+        <w:t xml:space="preserve">clearCaches(prefixo)</w:t>
+      </w:r>
+      <w:r>
+        <w:t xml:space="preserve">, </w:t>
+      </w:r>
+      <w:r>
+        <w:rPr>
+          <w:rFonts w:ascii="Consolas" w:cs="Consolas" w:eastAsia="Consolas" w:hAnsi="Consolas"/>
+          <w:color w:val="6A1BBF"/>
+          <w:sz w:val="18"/>
+          <w:szCs w:val="18"/>
+          <w:shd w:fill="F1ECFB" w:color="auto" w:val="clear"/>
+        </w:rPr>
+        <w:t xml:space="preserve">lerFiltros</w:t>
+      </w:r>
+      <w:r>
+        <w:t xml:space="preserve">/</w:t>
+      </w:r>
+      <w:r>
+        <w:rPr>
+          <w:rFonts w:ascii="Consolas" w:cs="Consolas" w:eastAsia="Consolas" w:hAnsi="Consolas"/>
+          <w:color w:val="6A1BBF"/>
+          <w:sz w:val="18"/>
+          <w:szCs w:val="18"/>
+          <w:shd w:fill="F1ECFB" w:color="auto" w:val="clear"/>
+        </w:rPr>
+        <w:t xml:space="preserve">salvarFiltros</w:t>
+      </w:r>
+      <w:r>
+        <w:t xml:space="preserve">.</w:t>
+      </w:r>
+    </w:p>
+    <w:tbl>
+      <w:tblPr>
+        <w:tblW w:type="dxa" w:w="9638"/>
+        <w:tblBorders>
+          <w:top w:val="single" w:color="D9D6EA" w:sz="4"/>
+          <w:left w:val="single" w:color="D9D6EA" w:sz="4"/>
+          <w:bottom w:val="single" w:color="D9D6EA" w:sz="4"/>
+          <w:right w:val="single" w:color="D9D6EA" w:sz="4"/>
+          <w:insideH w:val="single" w:color="D9D6EA" w:sz="4"/>
+          <w:insideV w:val="single" w:color="D9D6EA" w:sz="4"/>
+        </w:tblBorders>
+        <w:tblLayout w:type="fixed"/>
+      </w:tblPr>
+      <w:tblGrid>
+        <w:gridCol w:w="1992"/>
+        <w:gridCol w:w="3267"/>
+        <w:gridCol w:w="4379"/>
+      </w:tblGrid>
+      <w:tr>
+        <w:trPr>
+          <w:tblHeader/>
+        </w:trPr>
+        <w:tc>
+          <w:tcPr>
+            <w:tcW w:type="dxa" w:w="1992"/>
+            <w:shd w:fill="1C1FC8" w:color="auto" w:val="clear"/>
+            <w:tcMar>
+              <w:top w:type="dxa" w:w="60"/>
+              <w:left w:type="dxa" w:w="100"/>
+              <w:bottom w:type="dxa" w:w="60"/>
+              <w:right w:type="dxa" w:w="100"/>
+            </w:tcMar>
+          </w:tcPr>
+          <w:p>
+            <w:pPr>
+              <w:spacing w:after="40" w:before="40"/>
+            </w:pPr>
+            <w:r>
+              <w:rPr>
+                <w:b/>
+                <w:bCs/>
+                <w:color w:val="FFFFFF"/>
+              </w:rPr>
+              <w:t xml:space="preserve">Tela</w:t>
+            </w:r>
+          </w:p>
+        </w:tc>
+        <w:tc>
+          <w:tcPr>
+            <w:tcW w:type="dxa" w:w="3267"/>
+            <w:shd w:fill="1C1FC8" w:color="auto" w:val="clear"/>
+            <w:tcMar>
+              <w:top w:type="dxa" w:w="60"/>
+              <w:left w:type="dxa" w:w="100"/>
+              <w:bottom w:type="dxa" w:w="60"/>
+              <w:right w:type="dxa" w:w="100"/>
+            </w:tcMar>
+          </w:tcPr>
+          <w:p>
+            <w:pPr>
+              <w:spacing w:after="40" w:before="40"/>
+            </w:pPr>
+            <w:r>
+              <w:rPr>
+                <w:b/>
+                <w:bCs/>
+                <w:color w:val="FFFFFF"/>
+              </w:rPr>
+              <w:t xml:space="preserve">Chave</w:t>
+            </w:r>
+          </w:p>
+        </w:tc>
+        <w:tc>
+          <w:tcPr>
+            <w:tcW w:type="dxa" w:w="4379"/>
+            <w:shd w:fill="1C1FC8" w:color="auto" w:val="clear"/>
+            <w:tcMar>
+              <w:top w:type="dxa" w:w="60"/>
+              <w:left w:type="dxa" w:w="100"/>
+              <w:bottom w:type="dxa" w:w="60"/>
+              <w:right w:type="dxa" w:w="100"/>
+            </w:tcMar>
+          </w:tcPr>
+          <w:p>
+            <w:pPr>
+              <w:spacing w:after="40" w:before="40"/>
+            </w:pPr>
+            <w:r>
+              <w:rPr>
+                <w:b/>
+                <w:bCs/>
+                <w:color w:val="FFFFFF"/>
+              </w:rPr>
+              <w:t xml:space="preserve">Prazo</w:t>
+            </w:r>
+          </w:p>
+        </w:tc>
+      </w:tr>
+      <w:tr>
+        <w:trPr>
+          <w:cantSplit/>
+        </w:trPr>
+        <w:tc>
+          <w:tcPr>
+            <w:tcW w:type="dxa" w:w="1992"/>
+            <w:tcMar>
+              <w:top w:type="dxa" w:w="60"/>
+              <w:left w:type="dxa" w:w="100"/>
+              <w:bottom w:type="dxa" w:w="60"/>
+              <w:right w:type="dxa" w:w="100"/>
+            </w:tcMar>
+          </w:tcPr>
+          <w:p>
+            <w:pPr>
+              <w:spacing w:after="40" w:before="40"/>
+            </w:pPr>
+            <w:r>
+              <w:t xml:space="preserve">Pacientes</w:t>
+            </w:r>
+          </w:p>
+        </w:tc>
+        <w:tc>
+          <w:tcPr>
+            <w:tcW w:type="dxa" w:w="3267"/>
+            <w:tcMar>
+              <w:top w:type="dxa" w:w="60"/>
+              <w:left w:type="dxa" w:w="100"/>
+              <w:bottom w:type="dxa" w:w="60"/>
+              <w:right w:type="dxa" w:w="100"/>
+            </w:tcMar>
+          </w:tcPr>
+          <w:p>
+            <w:pPr>
+              <w:spacing w:after="40" w:before="40"/>
+            </w:pPr>
+            <w:r>
+              <w:rPr>
+                <w:rFonts w:ascii="Consolas" w:cs="Consolas" w:eastAsia="Consolas" w:hAnsi="Consolas"/>
+                <w:color w:val="6A1BBF"/>
+                <w:sz w:val="18"/>
+                <w:szCs w:val="18"/>
+                <w:shd w:fill="F1ECFB" w:color="auto" w:val="clear"/>
+              </w:rPr>
+              <w:t xml:space="preserve">pacientes</w:t>
+            </w:r>
+          </w:p>
+        </w:tc>
+        <w:tc>
+          <w:tcPr>
+            <w:tcW w:type="dxa" w:w="4379"/>
+            <w:tcMar>
+              <w:top w:type="dxa" w:w="60"/>
+              <w:left w:type="dxa" w:w="100"/>
+              <w:bottom w:type="dxa" w:w="60"/>
+              <w:right w:type="dxa" w:w="100"/>
+            </w:tcMar>
+          </w:tcPr>
+          <w:p>
+            <w:pPr>
+              <w:spacing w:after="40" w:before="40"/>
+            </w:pPr>
+            <w:r>
+              <w:t xml:space="preserve">2 min</w:t>
+            </w:r>
+          </w:p>
+        </w:tc>
+      </w:tr>
+      <w:tr>
+        <w:trPr>
+          <w:cantSplit/>
+        </w:trPr>
+        <w:tc>
+          <w:tcPr>
+            <w:tcW w:type="dxa" w:w="1992"/>
+            <w:shd w:fill="F6F4FE" w:color="auto" w:val="clear"/>
+            <w:tcMar>
+              <w:top w:type="dxa" w:w="60"/>
+              <w:left w:type="dxa" w:w="100"/>
+              <w:bottom w:type="dxa" w:w="60"/>
+              <w:right w:type="dxa" w:w="100"/>
+            </w:tcMar>
+          </w:tcPr>
+          <w:p>
+            <w:pPr>
+              <w:spacing w:after="40" w:before="40"/>
+            </w:pPr>
+            <w:r>
+              <w:t xml:space="preserve">Detalhe do paciente</w:t>
+            </w:r>
+          </w:p>
+        </w:tc>
+        <w:tc>
+          <w:tcPr>
+            <w:tcW w:type="dxa" w:w="3267"/>
+            <w:shd w:fill="F6F4FE" w:color="auto" w:val="clear"/>
+            <w:tcMar>
+              <w:top w:type="dxa" w:w="60"/>
+              <w:left w:type="dxa" w:w="100"/>
+              <w:bottom w:type="dxa" w:w="60"/>
+              <w:right w:type="dxa" w:w="100"/>
+            </w:tcMar>
+          </w:tcPr>
+          <w:p>
+            <w:pPr>
+              <w:spacing w:after="40" w:before="40"/>
+            </w:pPr>
+            <w:r>
+              <w:rPr>
+                <w:rFonts w:ascii="Consolas" w:cs="Consolas" w:eastAsia="Consolas" w:hAnsi="Consolas"/>
+                <w:color w:val="6A1BBF"/>
+                <w:sz w:val="18"/>
+                <w:szCs w:val="18"/>
+                <w:shd w:fill="F1ECFB" w:color="auto" w:val="clear"/>
+              </w:rPr>
+              <w:t xml:space="preserve">paciente:&lt;id&gt;</w:t>
+            </w:r>
+          </w:p>
+        </w:tc>
+        <w:tc>
+          <w:tcPr>
+            <w:tcW w:type="dxa" w:w="4379"/>
+            <w:shd w:fill="F6F4FE" w:color="auto" w:val="clear"/>
+            <w:tcMar>
+              <w:top w:type="dxa" w:w="60"/>
+              <w:left w:type="dxa" w:w="100"/>
+              <w:bottom w:type="dxa" w:w="60"/>
+              <w:right w:type="dxa" w:w="100"/>
+            </w:tcMar>
+          </w:tcPr>
+          <w:p>
+            <w:pPr>
+              <w:spacing w:after="40" w:before="40"/>
+            </w:pPr>
+            <w:r>
+              <w:t xml:space="preserve">1 min (tem o status ao vivo no CNN)</w:t>
+            </w:r>
+          </w:p>
+        </w:tc>
+      </w:tr>
+      <w:tr>
+        <w:trPr>
+          <w:cantSplit/>
+        </w:trPr>
+        <w:tc>
+          <w:tcPr>
+            <w:tcW w:type="dxa" w:w="1992"/>
+            <w:tcMar>
+              <w:top w:type="dxa" w:w="60"/>
+              <w:left w:type="dxa" w:w="100"/>
+              <w:bottom w:type="dxa" w:w="60"/>
+              <w:right w:type="dxa" w:w="100"/>
+            </w:tcMar>
+          </w:tcPr>
+          <w:p>
+            <w:pPr>
+              <w:spacing w:after="40" w:before="40"/>
+            </w:pPr>
+            <w:r>
+              <w:t xml:space="preserve">Relatórios</w:t>
+            </w:r>
+          </w:p>
+        </w:tc>
+        <w:tc>
+          <w:tcPr>
+            <w:tcW w:type="dxa" w:w="3267"/>
+            <w:tcMar>
+              <w:top w:type="dxa" w:w="60"/>
+              <w:left w:type="dxa" w:w="100"/>
+              <w:bottom w:type="dxa" w:w="60"/>
+              <w:right w:type="dxa" w:w="100"/>
+            </w:tcMar>
+          </w:tcPr>
+          <w:p>
+            <w:pPr>
+              <w:spacing w:after="40" w:before="40"/>
+            </w:pPr>
+            <w:r>
+              <w:rPr>
+                <w:rFonts w:ascii="Consolas" w:cs="Consolas" w:eastAsia="Consolas" w:hAnsi="Consolas"/>
+                <w:color w:val="6A1BBF"/>
+                <w:sz w:val="18"/>
+                <w:szCs w:val="18"/>
+                <w:shd w:fill="F1ECFB" w:color="auto" w:val="clear"/>
+              </w:rPr>
+              <w:t xml:space="preserve">faltas:&lt;de&gt;:&lt;ate&gt;</w:t>
+            </w:r>
+            <w:r>
+              <w:t xml:space="preserve"> (um por período)</w:t>
+            </w:r>
+          </w:p>
+        </w:tc>
+        <w:tc>
+          <w:tcPr>
+            <w:tcW w:type="dxa" w:w="4379"/>
+            <w:tcMar>
+              <w:top w:type="dxa" w:w="60"/>
+              <w:left w:type="dxa" w:w="100"/>
+              <w:bottom w:type="dxa" w:w="60"/>
+              <w:right w:type="dxa" w:w="100"/>
+            </w:tcMar>
+          </w:tcPr>
+          <w:p>
+            <w:pPr>
+              <w:spacing w:after="40" w:before="40"/>
+            </w:pPr>
+            <w:r>
+              <w:t xml:space="preserve">10 min</w:t>
+            </w:r>
+          </w:p>
+        </w:tc>
+      </w:tr>
+      <w:tr>
+        <w:trPr>
+          <w:cantSplit/>
+        </w:trPr>
+        <w:tc>
+          <w:tcPr>
+            <w:tcW w:type="dxa" w:w="1992"/>
+            <w:shd w:fill="F6F4FE" w:color="auto" w:val="clear"/>
+            <w:tcMar>
+              <w:top w:type="dxa" w:w="60"/>
+              <w:left w:type="dxa" w:w="100"/>
+              <w:bottom w:type="dxa" w:w="60"/>
+              <w:right w:type="dxa" w:w="100"/>
+            </w:tcMar>
+          </w:tcPr>
+          <w:p>
+            <w:pPr>
+              <w:spacing w:after="40" w:before="40"/>
+            </w:pPr>
+            <w:r>
+              <w:t xml:space="preserve">Histórico</w:t>
+            </w:r>
+          </w:p>
+        </w:tc>
+        <w:tc>
+          <w:tcPr>
+            <w:tcW w:type="dxa" w:w="3267"/>
+            <w:shd w:fill="F6F4FE" w:color="auto" w:val="clear"/>
+            <w:tcMar>
+              <w:top w:type="dxa" w:w="60"/>
+              <w:left w:type="dxa" w:w="100"/>
+              <w:bottom w:type="dxa" w:w="60"/>
+              <w:right w:type="dxa" w:w="100"/>
+            </w:tcMar>
+          </w:tcPr>
+          <w:p>
+            <w:pPr>
+              <w:spacing w:after="40" w:before="40"/>
+            </w:pPr>
+            <w:r>
+              <w:rPr>
+                <w:rFonts w:ascii="Consolas" w:cs="Consolas" w:eastAsia="Consolas" w:hAnsi="Consolas"/>
+                <w:color w:val="6A1BBF"/>
+                <w:sz w:val="18"/>
+                <w:szCs w:val="18"/>
+                <w:shd w:fill="F1ECFB" w:color="auto" w:val="clear"/>
+              </w:rPr>
+              <w:t xml:space="preserve">acoes:&lt;filtros e página&gt;</w:t>
+            </w:r>
+          </w:p>
+        </w:tc>
+        <w:tc>
+          <w:tcPr>
+            <w:tcW w:type="dxa" w:w="4379"/>
+            <w:shd w:fill="F6F4FE" w:color="auto" w:val="clear"/>
+            <w:tcMar>
+              <w:top w:type="dxa" w:w="60"/>
+              <w:left w:type="dxa" w:w="100"/>
+              <w:bottom w:type="dxa" w:w="60"/>
+              <w:right w:type="dxa" w:w="100"/>
+            </w:tcMar>
+          </w:tcPr>
+          <w:p>
+            <w:pPr>
+              <w:spacing w:after="40" w:before="40"/>
+            </w:pPr>
+            <w:r>
+              <w:t xml:space="preserve">2 min</w:t>
+            </w:r>
+          </w:p>
+        </w:tc>
+      </w:tr>
+      <w:tr>
+        <w:trPr>
+          <w:cantSplit/>
+        </w:trPr>
+        <w:tc>
+          <w:tcPr>
+            <w:tcW w:type="dxa" w:w="1992"/>
+            <w:tcMar>
+              <w:top w:type="dxa" w:w="60"/>
+              <w:left w:type="dxa" w:w="100"/>
+              <w:bottom w:type="dxa" w:w="60"/>
+              <w:right w:type="dxa" w:w="100"/>
+            </w:tcMar>
+          </w:tcPr>
+          <w:p>
+            <w:pPr>
+              <w:spacing w:after="40" w:before="40"/>
+            </w:pPr>
+            <w:r>
+              <w:t xml:space="preserve">Configuração</w:t>
+            </w:r>
+          </w:p>
+        </w:tc>
+        <w:tc>
+          <w:tcPr>
+            <w:tcW w:type="dxa" w:w="3267"/>
+            <w:tcMar>
+              <w:top w:type="dxa" w:w="60"/>
+              <w:left w:type="dxa" w:w="100"/>
+              <w:bottom w:type="dxa" w:w="60"/>
+              <w:right w:type="dxa" w:w="100"/>
+            </w:tcMar>
+          </w:tcPr>
+          <w:p>
+            <w:pPr>
+              <w:spacing w:after="40" w:before="40"/>
+            </w:pPr>
+            <w:r>
+              <w:rPr>
+                <w:rFonts w:ascii="Consolas" w:cs="Consolas" w:eastAsia="Consolas" w:hAnsi="Consolas"/>
+                <w:color w:val="6A1BBF"/>
+                <w:sz w:val="18"/>
+                <w:szCs w:val="18"/>
+                <w:shd w:fill="F1ECFB" w:color="auto" w:val="clear"/>
+              </w:rPr>
+              <w:t xml:space="preserve">parametros</w:t>
+            </w:r>
+          </w:p>
+        </w:tc>
+        <w:tc>
+          <w:tcPr>
+            <w:tcW w:type="dxa" w:w="4379"/>
+            <w:tcMar>
+              <w:top w:type="dxa" w:w="60"/>
+              <w:left w:type="dxa" w:w="100"/>
+              <w:bottom w:type="dxa" w:w="60"/>
+              <w:right w:type="dxa" w:w="100"/>
+            </w:tcMar>
+          </w:tcPr>
+          <w:p>
+            <w:pPr>
+              <w:spacing w:after="40" w:before="40"/>
+            </w:pPr>
+            <w:r>
+              <w:t xml:space="preserve">30 min</w:t>
+            </w:r>
+          </w:p>
+        </w:tc>
+      </w:tr>
+      <w:tr>
+        <w:trPr>
+          <w:cantSplit/>
+        </w:trPr>
+        <w:tc>
+          <w:tcPr>
+            <w:tcW w:type="dxa" w:w="1992"/>
+            <w:shd w:fill="F6F4FE" w:color="auto" w:val="clear"/>
+            <w:tcMar>
+              <w:top w:type="dxa" w:w="60"/>
+              <w:left w:type="dxa" w:w="100"/>
+              <w:bottom w:type="dxa" w:w="60"/>
+              <w:right w:type="dxa" w:w="100"/>
+            </w:tcMar>
+          </w:tcPr>
+          <w:p>
+            <w:pPr>
+              <w:spacing w:after="40" w:before="40"/>
+            </w:pPr>
+            <w:r>
+              <w:t xml:space="preserve">Usuários</w:t>
+            </w:r>
+          </w:p>
+        </w:tc>
+        <w:tc>
+          <w:tcPr>
+            <w:tcW w:type="dxa" w:w="3267"/>
+            <w:shd w:fill="F6F4FE" w:color="auto" w:val="clear"/>
+            <w:tcMar>
+              <w:top w:type="dxa" w:w="60"/>
+              <w:left w:type="dxa" w:w="100"/>
+              <w:bottom w:type="dxa" w:w="60"/>
+              <w:right w:type="dxa" w:w="100"/>
+            </w:tcMar>
+          </w:tcPr>
+          <w:p>
+            <w:pPr>
+              <w:spacing w:after="40" w:before="40"/>
+            </w:pPr>
+            <w:r>
+              <w:rPr>
+                <w:rFonts w:ascii="Consolas" w:cs="Consolas" w:eastAsia="Consolas" w:hAnsi="Consolas"/>
+                <w:color w:val="6A1BBF"/>
+                <w:sz w:val="18"/>
+                <w:szCs w:val="18"/>
+                <w:shd w:fill="F1ECFB" w:color="auto" w:val="clear"/>
+              </w:rPr>
+              <w:t xml:space="preserve">usuarios</w:t>
+            </w:r>
+          </w:p>
+        </w:tc>
+        <w:tc>
+          <w:tcPr>
+            <w:tcW w:type="dxa" w:w="4379"/>
+            <w:shd w:fill="F6F4FE" w:color="auto" w:val="clear"/>
+            <w:tcMar>
+              <w:top w:type="dxa" w:w="60"/>
+              <w:left w:type="dxa" w:w="100"/>
+              <w:bottom w:type="dxa" w:w="60"/>
+              <w:right w:type="dxa" w:w="100"/>
+            </w:tcMar>
+          </w:tcPr>
+          <w:p>
+            <w:pPr>
+              <w:spacing w:after="40" w:before="40"/>
+            </w:pPr>
+            <w:r>
+              <w:t xml:space="preserve">2 min</w:t>
+            </w:r>
+          </w:p>
+        </w:tc>
+      </w:tr>
+      <w:tr>
+        <w:trPr>
+          <w:cantSplit/>
+        </w:trPr>
+        <w:tc>
+          <w:tcPr>
+            <w:tcW w:type="dxa" w:w="1992"/>
+            <w:tcMar>
+              <w:top w:type="dxa" w:w="60"/>
+              <w:left w:type="dxa" w:w="100"/>
+              <w:bottom w:type="dxa" w:w="60"/>
+              <w:right w:type="dxa" w:w="100"/>
+            </w:tcMar>
+          </w:tcPr>
+          <w:p>
+            <w:pPr>
+              <w:spacing w:after="40" w:before="40"/>
+            </w:pPr>
+            <w:r>
+              <w:t xml:space="preserve">Solicitações</w:t>
+            </w:r>
+          </w:p>
+        </w:tc>
+        <w:tc>
+          <w:tcPr>
+            <w:tcW w:type="dxa" w:w="3267"/>
+            <w:tcMar>
+              <w:top w:type="dxa" w:w="60"/>
+              <w:left w:type="dxa" w:w="100"/>
+              <w:bottom w:type="dxa" w:w="60"/>
+              <w:right w:type="dxa" w:w="100"/>
+            </w:tcMar>
+          </w:tcPr>
+          <w:p>
+            <w:pPr>
+              <w:spacing w:after="40" w:before="40"/>
+            </w:pPr>
+            <w:r>
+              <w:rPr>
+                <w:rFonts w:ascii="Consolas" w:cs="Consolas" w:eastAsia="Consolas" w:hAnsi="Consolas"/>
+                <w:color w:val="6A1BBF"/>
+                <w:sz w:val="18"/>
+                <w:szCs w:val="18"/>
+                <w:shd w:fill="F1ECFB" w:color="auto" w:val="clear"/>
+              </w:rPr>
+              <w:t xml:space="preserve">solicitacoes</w:t>
+            </w:r>
+          </w:p>
+        </w:tc>
+        <w:tc>
+          <w:tcPr>
+            <w:tcW w:type="dxa" w:w="4379"/>
+            <w:tcMar>
+              <w:top w:type="dxa" w:w="60"/>
+              <w:left w:type="dxa" w:w="100"/>
+              <w:bottom w:type="dxa" w:w="60"/>
+              <w:right w:type="dxa" w:w="100"/>
+            </w:tcMar>
+          </w:tcPr>
+          <w:p>
+            <w:pPr>
+              <w:spacing w:after="40" w:before="40"/>
+            </w:pPr>
+            <w:r>
+              <w:t xml:space="preserve">1 min (e busca de novo por trás ao abrir a tela)</w:t>
+            </w:r>
+          </w:p>
+        </w:tc>
+      </w:tr>
+    </w:tbl>
+    <w:p>
+      <w:pPr>
+        <w:spacing w:after="120"/>
+      </w:pPr>
+    </w:p>
+    <w:p>
+      <w:pPr>
+        <w:pStyle w:val="ListParagraph"/>
+        <w:numPr>
+          <w:ilvl w:val="0"/>
+          <w:numId w:val="2"/>
+        </w:numPr>
+        <w:spacing w:after="60"/>
+      </w:pPr>
+      <w:r>
+        <w:rPr>
+          <w:b/>
+          <w:bCs/>
+        </w:rPr>
+        <w:t xml:space="preserve">Ao entrar</w:t>
+      </w:r>
+      <w:r>
+        <w:t xml:space="preserve"> (login ou aba sem nada guardado), a tela </w:t>
+      </w:r>
+      <w:r>
+        <w:rPr>
+          <w:b/>
+          <w:bCs/>
+        </w:rPr>
+        <w:t xml:space="preserve">"Preparando os dados…"</w:t>
+      </w:r>
+      <w:r>
+        <w:t xml:space="preserve"> busca Pacientes, Solicitações, Relatórios (ciclo atual), Histórico, Configuração e, para admin, Usuários </w:t>
+      </w:r>
+      <w:r>
+        <w:rPr>
+          <w:b/>
+          <w:bCs/>
+        </w:rPr>
+        <w:t xml:space="preserve">ao mesmo tempo</w:t>
+      </w:r>
+      <w:r>
+        <w:t xml:space="preserve">. Depois disso, trocar de tela é instantâneo. Uma busca que falha não trava as outras: aquela tela busca sozinha ao abrir.</w:t>
+      </w:r>
+    </w:p>
+    <w:p>
+      <w:pPr>
+        <w:pStyle w:val="ListParagraph"/>
+        <w:numPr>
+          <w:ilvl w:val="0"/>
+          <w:numId w:val="2"/>
+        </w:numPr>
+        <w:spacing w:after="60"/>
+      </w:pPr>
+      <w:r>
+        <w:rPr>
+          <w:b/>
+          <w:bCs/>
+        </w:rPr>
+        <w:t xml:space="preserve">Dado vencido aparece na hora</w:t>
+      </w:r>
+      <w:r>
+        <w:t xml:space="preserve"> (até 12 h) e é atualizado em segundo plano: a barra mostra "atualizando…" e, quando chega, a tela se redesenha e mostra "atualizado às HH:MM". Só o detalhe do paciente espera a busca, por causa do status ao vivo no CNN.</w:t>
+      </w:r>
+    </w:p>
+    <w:p>
+      <w:pPr>
+        <w:pStyle w:val="ListParagraph"/>
+        <w:numPr>
+          <w:ilvl w:val="0"/>
+          <w:numId w:val="2"/>
+        </w:numPr>
+        <w:spacing w:after="60"/>
+      </w:pPr>
+      <w:r>
+        <w:rPr>
+          <w:b/>
+          <w:bCs/>
+        </w:rPr>
+        <w:t xml:space="preserve">Atualizar agora</w:t>
+      </w:r>
+      <w:r>
+        <w:t xml:space="preserve"> ignora o cache e regrava. Quando o prazo vence (aba visível, sem diálogo aberto), a tela busca de novo sozinha. A barra mostra "atualizado às HH:MM" com a hora do dado.</w:t>
+      </w:r>
+    </w:p>
+    <w:p>
+      <w:pPr>
+        <w:pStyle w:val="ListParagraph"/>
+        <w:numPr>
+          <w:ilvl w:val="0"/>
+          <w:numId w:val="2"/>
+        </w:numPr>
+        <w:spacing w:after="60"/>
+      </w:pPr>
+      <w:r>
+        <w:rPr>
+          <w:b/>
+          <w:bCs/>
+        </w:rPr>
+        <w:t xml:space="preserve">Pré-carga:</w:t>
+      </w:r>
+      <w:r>
+        <w:t xml:space="preserve"> Pacientes deixa prontos Relatórios (ciclo atual), Configuração e Solicitações; Solicitações deixa Pacientes pronto; Relatórios, Histórico e Configuração deixam Pacientes pronto.</w:t>
+      </w:r>
+    </w:p>
+    <w:p>
+      <w:pPr>
+        <w:pStyle w:val="ListParagraph"/>
+        <w:numPr>
+          <w:ilvl w:val="0"/>
+          <w:numId w:val="2"/>
+        </w:numPr>
+        <w:spacing w:after="60"/>
+      </w:pPr>
+      <w:r>
+        <w:rPr>
+          <w:b/>
+          <w:bCs/>
+        </w:rPr>
+        <w:t xml:space="preserve">Filtros lembrados na aba</w:t>
+      </w:r>
+      <w:r>
+        <w:t xml:space="preserve"> (</w:t>
+      </w:r>
+      <w:r>
+        <w:rPr>
+          <w:rFonts w:ascii="Consolas" w:cs="Consolas" w:eastAsia="Consolas" w:hAnsi="Consolas"/>
+          <w:color w:val="6A1BBF"/>
+          <w:sz w:val="18"/>
+          <w:szCs w:val="18"/>
+          <w:shd w:fill="F1ECFB" w:color="auto" w:val="clear"/>
+        </w:rPr>
+        <w:t xml:space="preserve">clariens.cnn.filtros:&lt;tela&gt;</w:t>
+      </w:r>
+      <w:r>
+        <w:t xml:space="preserve">): Pacientes (busca, situação, faltas, tipo de consulta, ordem; filtra no navegador), Relatórios (período) e Histórico (filtros e página; cada combinação tem seu cache).</w:t>
+      </w:r>
+    </w:p>
+    <w:p>
+      <w:pPr>
+        <w:pStyle w:val="ListParagraph"/>
+        <w:numPr>
+          <w:ilvl w:val="0"/>
+          <w:numId w:val="2"/>
+        </w:numPr>
+        <w:spacing w:after="60"/>
+      </w:pPr>
+      <w:r>
+        <w:rPr>
+          <w:b/>
+          <w:bCs/>
+        </w:rPr>
+        <w:t xml:space="preserve">Depois de uma ação</w:t>
+      </w:r>
+      <w:r>
+        <w:t xml:space="preserve"> (liberar, bloquear, registrar): apaga </w:t>
+      </w:r>
+      <w:r>
+        <w:rPr>
+          <w:rFonts w:ascii="Consolas" w:cs="Consolas" w:eastAsia="Consolas" w:hAnsi="Consolas"/>
+          <w:color w:val="6A1BBF"/>
+          <w:sz w:val="18"/>
+          <w:szCs w:val="18"/>
+          <w:shd w:fill="F1ECFB" w:color="auto" w:val="clear"/>
+        </w:rPr>
+        <w:t xml:space="preserve">pacientes</w:t>
+      </w:r>
+      <w:r>
+        <w:t xml:space="preserve">, o </w:t>
+      </w:r>
+      <w:r>
+        <w:rPr>
+          <w:rFonts w:ascii="Consolas" w:cs="Consolas" w:eastAsia="Consolas" w:hAnsi="Consolas"/>
+          <w:color w:val="6A1BBF"/>
+          <w:sz w:val="18"/>
+          <w:szCs w:val="18"/>
+          <w:shd w:fill="F1ECFB" w:color="auto" w:val="clear"/>
+        </w:rPr>
+        <w:t xml:space="preserve">paciente:&lt;id&gt;</w:t>
+      </w:r>
+      <w:r>
+        <w:t xml:space="preserve">, </w:t>
+      </w:r>
+      <w:r>
+        <w:rPr>
+          <w:rFonts w:ascii="Consolas" w:cs="Consolas" w:eastAsia="Consolas" w:hAnsi="Consolas"/>
+          <w:color w:val="6A1BBF"/>
+          <w:sz w:val="18"/>
+          <w:szCs w:val="18"/>
+          <w:shd w:fill="F1ECFB" w:color="auto" w:val="clear"/>
+        </w:rPr>
+        <w:t xml:space="preserve">solicitacoes</w:t>
+      </w:r>
+      <w:r>
+        <w:t xml:space="preserve">, </w:t>
+      </w:r>
+      <w:r>
+        <w:rPr>
+          <w:rFonts w:ascii="Consolas" w:cs="Consolas" w:eastAsia="Consolas" w:hAnsi="Consolas"/>
+          <w:color w:val="6A1BBF"/>
+          <w:sz w:val="18"/>
+          <w:szCs w:val="18"/>
+          <w:shd w:fill="F1ECFB" w:color="auto" w:val="clear"/>
+        </w:rPr>
+        <w:t xml:space="preserve">acoes:*</w:t>
+      </w:r>
+      <w:r>
+        <w:t xml:space="preserve"> e </w:t>
+      </w:r>
+      <w:r>
+        <w:rPr>
+          <w:rFonts w:ascii="Consolas" w:cs="Consolas" w:eastAsia="Consolas" w:hAnsi="Consolas"/>
+          <w:color w:val="6A1BBF"/>
+          <w:sz w:val="18"/>
+          <w:szCs w:val="18"/>
+          <w:shd w:fill="F1ECFB" w:color="auto" w:val="clear"/>
+        </w:rPr>
+        <w:t xml:space="preserve">faltas:*</w:t>
+      </w:r>
+      <w:r>
+        <w:t xml:space="preserve"> e recarrega da API. Depois de pedir, aprovar, recusar ou cancelar uma solicitação: apaga </w:t>
+      </w:r>
+      <w:r>
+        <w:rPr>
+          <w:rFonts w:ascii="Consolas" w:cs="Consolas" w:eastAsia="Consolas" w:hAnsi="Consolas"/>
+          <w:color w:val="6A1BBF"/>
+          <w:sz w:val="18"/>
+          <w:szCs w:val="18"/>
+          <w:shd w:fill="F1ECFB" w:color="auto" w:val="clear"/>
+        </w:rPr>
+        <w:t xml:space="preserve">solicitacoes</w:t>
+      </w:r>
+      <w:r>
+        <w:t xml:space="preserve">, </w:t>
+      </w:r>
+      <w:r>
+        <w:rPr>
+          <w:rFonts w:ascii="Consolas" w:cs="Consolas" w:eastAsia="Consolas" w:hAnsi="Consolas"/>
+          <w:color w:val="6A1BBF"/>
+          <w:sz w:val="18"/>
+          <w:szCs w:val="18"/>
+          <w:shd w:fill="F1ECFB" w:color="auto" w:val="clear"/>
+        </w:rPr>
+        <w:t xml:space="preserve">pacientes</w:t>
+      </w:r>
+      <w:r>
+        <w:t xml:space="preserve"> e o </w:t>
+      </w:r>
+      <w:r>
+        <w:rPr>
+          <w:rFonts w:ascii="Consolas" w:cs="Consolas" w:eastAsia="Consolas" w:hAnsi="Consolas"/>
+          <w:color w:val="6A1BBF"/>
+          <w:sz w:val="18"/>
+          <w:szCs w:val="18"/>
+          <w:shd w:fill="F1ECFB" w:color="auto" w:val="clear"/>
+        </w:rPr>
+        <w:t xml:space="preserve">paciente:&lt;id&gt;</w:t>
+      </w:r>
+      <w:r>
+        <w:t xml:space="preserve">. Depois de criar ou alterar usuário, a tela Usuários busca de novo.</w:t>
+      </w:r>
+    </w:p>
+    <w:p>
+      <w:pPr>
+        <w:spacing w:after="60"/>
+      </w:pPr>
+    </w:p>
+    <w:p>
+      <w:pPr>
+        <w:pStyle w:val="Heading2"/>
+      </w:pPr>
+      <w:bookmarkStart w:name="_Toc64" w:id="64"/>
+      <w:r>
+        <w:t xml:space="preserve">Login e perfis</w:t>
+      </w:r>
+      <w:bookmarkEnd w:id="64"/>
+    </w:p>
+    <w:p>
+      <w:pPr>
+        <w:pStyle w:val="ListParagraph"/>
+        <w:numPr>
+          <w:ilvl w:val="0"/>
+          <w:numId w:val="2"/>
+        </w:numPr>
+        <w:spacing w:after="60"/>
+      </w:pPr>
+      <w:r>
+        <w:t xml:space="preserve">Cada pessoa tem um usuário próprio, guardado no banco. Ver </w:t>
+      </w:r>
+      <w:r>
+        <w:rPr>
+          <w:color w:val="1C1FC8"/>
+        </w:rPr>
+        <w:t xml:space="preserve">operacao.md</w:t>
+      </w:r>
+      <w:r>
+        <w:t xml:space="preserve">.</w:t>
+      </w:r>
+    </w:p>
+    <w:p>
+      <w:pPr>
+        <w:pStyle w:val="ListParagraph"/>
+        <w:numPr>
+          <w:ilvl w:val="0"/>
+          <w:numId w:val="2"/>
+        </w:numPr>
+        <w:spacing w:after="60"/>
+      </w:pPr>
+      <w:r>
+        <w:t xml:space="preserve">O login chama </w:t>
+      </w:r>
+      <w:r>
+        <w:rPr>
+          <w:rFonts w:ascii="Consolas" w:cs="Consolas" w:eastAsia="Consolas" w:hAnsi="Consolas"/>
+          <w:color w:val="6A1BBF"/>
+          <w:sz w:val="18"/>
+          <w:szCs w:val="18"/>
+          <w:shd w:fill="F1ECFB" w:color="auto" w:val="clear"/>
+        </w:rPr>
+        <w:t xml:space="preserve">POST /api/sessao</w:t>
+      </w:r>
+      <w:r>
+        <w:t xml:space="preserve"> e recebe um token assinado (8 h). A aba guarda o token e </w:t>
+      </w:r>
+      <w:r>
+        <w:rPr>
+          <w:rFonts w:ascii="Consolas" w:cs="Consolas" w:eastAsia="Consolas" w:hAnsi="Consolas"/>
+          <w:color w:val="6A1BBF"/>
+          <w:sz w:val="18"/>
+          <w:szCs w:val="18"/>
+          <w:shd w:fill="F1ECFB" w:color="auto" w:val="clear"/>
+        </w:rPr>
+        <w:t xml:space="preserve">{ login, nome, perfil }</w:t>
+      </w:r>
+      <w:r>
+        <w:t xml:space="preserve"> no </w:t>
+      </w:r>
+      <w:r>
+        <w:rPr>
+          <w:rFonts w:ascii="Consolas" w:cs="Consolas" w:eastAsia="Consolas" w:hAnsi="Consolas"/>
+          <w:color w:val="6A1BBF"/>
+          <w:sz w:val="18"/>
+          <w:szCs w:val="18"/>
+          <w:shd w:fill="F1ECFB" w:color="auto" w:val="clear"/>
+        </w:rPr>
+        <w:t xml:space="preserve">sessionStorage</w:t>
+      </w:r>
+      <w:r>
+        <w:t xml:space="preserve">; a senha não fica guardada. Fechou a aba, o login some. </w:t>
+      </w:r>
+      <w:r>
+        <w:rPr>
+          <w:b/>
+          <w:bCs/>
+        </w:rPr>
+        <w:t xml:space="preserve">Sair</w:t>
+      </w:r>
+      <w:r>
+        <w:t xml:space="preserve"> limpa a sessão e o cache.</w:t>
+      </w:r>
+    </w:p>
+    <w:p>
+      <w:pPr>
+        <w:pStyle w:val="ListParagraph"/>
+        <w:numPr>
+          <w:ilvl w:val="0"/>
+          <w:numId w:val="2"/>
+        </w:numPr>
+        <w:spacing w:after="60"/>
+      </w:pPr>
+      <w:r>
+        <w:t xml:space="preserve">Com senha temporária, o painel abre </w:t>
+      </w:r>
+      <w:r>
+        <w:rPr>
+          <w:b/>
+          <w:bCs/>
+        </w:rPr>
+        <w:t xml:space="preserve">Trocar senha</w:t>
+      </w:r>
+      <w:r>
+        <w:t xml:space="preserve"> logo depois do login e não deixa fechar. </w:t>
+      </w:r>
+      <w:r>
+        <w:rPr>
+          <w:b/>
+          <w:bCs/>
+        </w:rPr>
+        <w:t xml:space="preserve">Trocar senha</w:t>
+      </w:r>
+      <w:r>
+        <w:t xml:space="preserve"> também fica no menu, para qualquer um. A senha nova precisa ter pelo menos 6 caracteres, um número e um caractere especial.</w:t>
+      </w:r>
+    </w:p>
+    <w:p>
+      <w:pPr>
+        <w:pStyle w:val="ListParagraph"/>
+        <w:numPr>
+          <w:ilvl w:val="0"/>
+          <w:numId w:val="2"/>
+        </w:numPr>
+        <w:spacing w:after="60"/>
+      </w:pPr>
+      <w:r>
+        <w:t xml:space="preserve">5 senhas erradas seguidas bloqueiam o login daquele usuário por 15 minutos.</w:t>
+      </w:r>
+    </w:p>
+    <w:p>
+      <w:pPr>
+        <w:pStyle w:val="ListParagraph"/>
+        <w:numPr>
+          <w:ilvl w:val="0"/>
+          <w:numId w:val="2"/>
+        </w:numPr>
+        <w:spacing w:after="60"/>
+      </w:pPr>
+      <w:r>
+        <w:t xml:space="preserve">O perfil é marcado no </w:t>
+      </w:r>
+      <w:r>
+        <w:rPr>
+          <w:rFonts w:ascii="Consolas" w:cs="Consolas" w:eastAsia="Consolas" w:hAnsi="Consolas"/>
+          <w:color w:val="6A1BBF"/>
+          <w:sz w:val="18"/>
+          <w:szCs w:val="18"/>
+          <w:shd w:fill="F1ECFB" w:color="auto" w:val="clear"/>
+        </w:rPr>
+        <w:t xml:space="preserve">&lt;html data-perfil&gt;</w:t>
+      </w:r>
+      <w:r>
+        <w:t xml:space="preserve"> antes da pintura: o </w:t>
+      </w:r>
+      <w:r>
+        <w:rPr>
+          <w:b/>
+          <w:bCs/>
+        </w:rPr>
+        <w:t xml:space="preserve">Leitor</w:t>
+      </w:r>
+      <w:r>
+        <w:t xml:space="preserve"> vê só </w:t>
+      </w:r>
+      <w:r>
+        <w:rPr>
+          <w:b/>
+          <w:bCs/>
+        </w:rPr>
+        <w:t xml:space="preserve">Solicitar desbloqueio</w:t>
+      </w:r>
+      <w:r>
+        <w:t xml:space="preserve"> (não vê Liberar, Bloquear nem Registrar); só o </w:t>
+      </w:r>
+      <w:r>
+        <w:rPr>
+          <w:b/>
+          <w:bCs/>
+        </w:rPr>
+        <w:t xml:space="preserve">Admin</w:t>
+      </w:r>
+      <w:r>
+        <w:t xml:space="preserve"> vê Aprovar, Recusar e o menu Usuários. Quem decide é a API (403 </w:t>
+      </w:r>
+      <w:r>
+        <w:rPr>
+          <w:rFonts w:ascii="Consolas" w:cs="Consolas" w:eastAsia="Consolas" w:hAnsi="Consolas"/>
+          <w:color w:val="6A1BBF"/>
+          <w:sz w:val="18"/>
+          <w:szCs w:val="18"/>
+          <w:shd w:fill="F1ECFB" w:color="auto" w:val="clear"/>
+        </w:rPr>
+        <w:t xml:space="preserve">SEM_PERMISSAO</w:t>
+      </w:r>
+      <w:r>
+        <w:t xml:space="preserve">).</w:t>
+      </w:r>
+    </w:p>
+    <w:p>
+      <w:pPr>
+        <w:pStyle w:val="ListParagraph"/>
+        <w:numPr>
+          <w:ilvl w:val="0"/>
+          <w:numId w:val="2"/>
+        </w:numPr>
+        <w:spacing w:after="60"/>
+      </w:pPr>
+      <w:r>
+        <w:t xml:space="preserve">Um 401 reabre o login (sessão vencida, ou acesso alterado pelo admin desde o login). A API não manda </w:t>
+      </w:r>
+      <w:r>
+        <w:rPr>
+          <w:rFonts w:ascii="Consolas" w:cs="Consolas" w:eastAsia="Consolas" w:hAnsi="Consolas"/>
+          <w:color w:val="6A1BBF"/>
+          <w:sz w:val="18"/>
+          <w:szCs w:val="18"/>
+          <w:shd w:fill="F1ECFB" w:color="auto" w:val="clear"/>
+        </w:rPr>
+        <w:t xml:space="preserve">WWW-Authenticate</w:t>
+      </w:r>
+      <w:r>
+        <w:t xml:space="preserve">, para o navegador não abrir a caixa nativa de login por cima.</w:t>
+      </w:r>
+    </w:p>
+    <w:p>
+      <w:pPr>
+        <w:pStyle w:val="ListParagraph"/>
+        <w:numPr>
+          <w:ilvl w:val="0"/>
+          <w:numId w:val="2"/>
+        </w:numPr>
+        <w:spacing w:after="60"/>
+      </w:pPr>
+      <w:r>
         <w:t xml:space="preserve">O login do usuário vai para o n8n e para a auditoria em toda ação.</w:t>
       </w:r>
     </w:p>
@@ -3167,11 +4460,11 @@
       <w:pPr>
         <w:pStyle w:val="Heading2"/>
       </w:pPr>
-      <w:bookmarkStart w:name="_Toc62" w:id="62"/>
+      <w:bookmarkStart w:name="_Toc65" w:id="65"/>
       <w:r>
         <w:t xml:space="preserve">Dados pessoais</w:t>
       </w:r>
-      <w:bookmarkEnd w:id="62"/>
+      <w:bookmarkEnd w:id="65"/>
     </w:p>
     <w:p>
       <w:pPr>

--- a/docs/word/06 - Painel (interface).docx
+++ b/docs/word/06 - Painel (interface).docx
@@ -223,7 +223,7 @@
           </w:pPr>
           <w:hyperlink w:history="1" w:anchor="_Toc63">
             <w:r>
-              <w:t xml:space="preserve">Cache e filtros</w:t>
+              <w:t xml:space="preserve">Carregamento nas ações</w:t>
             </w:r>
             <w:r>
               <w:tab/>
@@ -246,7 +246,7 @@
           </w:pPr>
           <w:hyperlink w:history="1" w:anchor="_Toc64">
             <w:r>
-              <w:t xml:space="preserve">Login e perfis</w:t>
+              <w:t xml:space="preserve">Cache e filtros</w:t>
             </w:r>
             <w:r>
               <w:tab/>
@@ -269,7 +269,7 @@
           </w:pPr>
           <w:hyperlink w:history="1" w:anchor="_Toc65">
             <w:r>
-              <w:t xml:space="preserve">Dados pessoais</w:t>
+              <w:t xml:space="preserve">Login e perfis</w:t>
             </w:r>
             <w:r>
               <w:tab/>
@@ -277,6 +277,29 @@
             <w:r>
               <w:fldChar w:fldCharType="begin" w:dirty="true"/>
               <w:instrText xml:space="preserve">PAGEREF _Toc65 \h</w:instrText>
+              <w:fldChar w:fldCharType="separate"/>
+              <w:fldChar w:fldCharType="end"/>
+            </w:r>
+          </w:hyperlink>
+        </w:p>
+        <w:p>
+          <w:pPr>
+            <w:pStyle w:val="TOC2"/>
+            <w:tabs>
+              <w:tab w:val="right" w:pos="9638" w:leader="dot"/>
+            </w:tabs>
+            <w:ind w:left="220"/>
+          </w:pPr>
+          <w:hyperlink w:history="1" w:anchor="_Toc66">
+            <w:r>
+              <w:t xml:space="preserve">Dados pessoais</w:t>
+            </w:r>
+            <w:r>
+              <w:tab/>
+            </w:r>
+            <w:r>
+              <w:fldChar w:fldCharType="begin" w:dirty="true"/>
+              <w:instrText xml:space="preserve">PAGEREF _Toc66 \h</w:instrText>
               <w:fldChar w:fldCharType="separate"/>
               <w:fldChar w:fldCharType="end"/>
             </w:r>
@@ -345,9 +368,9 @@
         <w:tblLayout w:type="fixed"/>
       </w:tblPr>
       <w:tblGrid>
-        <w:gridCol w:w="1462"/>
-        <w:gridCol w:w="3050"/>
-        <w:gridCol w:w="5126"/>
+        <w:gridCol w:w="1358"/>
+        <w:gridCol w:w="3517"/>
+        <w:gridCol w:w="4763"/>
       </w:tblGrid>
       <w:tr>
         <w:trPr>
@@ -355,7 +378,7 @@
         </w:trPr>
         <w:tc>
           <w:tcPr>
-            <w:tcW w:type="dxa" w:w="1462"/>
+            <w:tcW w:type="dxa" w:w="1358"/>
             <w:shd w:fill="1C1FC8" w:color="auto" w:val="clear"/>
             <w:tcMar>
               <w:top w:type="dxa" w:w="60"/>
@@ -380,7 +403,7 @@
         </w:tc>
         <w:tc>
           <w:tcPr>
-            <w:tcW w:type="dxa" w:w="3050"/>
+            <w:tcW w:type="dxa" w:w="3517"/>
             <w:shd w:fill="1C1FC8" w:color="auto" w:val="clear"/>
             <w:tcMar>
               <w:top w:type="dxa" w:w="60"/>
@@ -405,7 +428,7 @@
         </w:tc>
         <w:tc>
           <w:tcPr>
-            <w:tcW w:type="dxa" w:w="5126"/>
+            <w:tcW w:type="dxa" w:w="4763"/>
             <w:shd w:fill="1C1FC8" w:color="auto" w:val="clear"/>
             <w:tcMar>
               <w:top w:type="dxa" w:w="60"/>
@@ -435,7 +458,7 @@
         </w:trPr>
         <w:tc>
           <w:tcPr>
-            <w:tcW w:type="dxa" w:w="1462"/>
+            <w:tcW w:type="dxa" w:w="1358"/>
             <w:tcMar>
               <w:top w:type="dxa" w:w="60"/>
               <w:left w:type="dxa" w:w="100"/>
@@ -477,7 +500,7 @@
         </w:tc>
         <w:tc>
           <w:tcPr>
-            <w:tcW w:type="dxa" w:w="3050"/>
+            <w:tcW w:type="dxa" w:w="3517"/>
             <w:tcMar>
               <w:top w:type="dxa" w:w="60"/>
               <w:left w:type="dxa" w:w="100"/>
@@ -516,7 +539,7 @@
         </w:tc>
         <w:tc>
           <w:tcPr>
-            <w:tcW w:type="dxa" w:w="5126"/>
+            <w:tcW w:type="dxa" w:w="4763"/>
             <w:tcMar>
               <w:top w:type="dxa" w:w="60"/>
               <w:left w:type="dxa" w:w="100"/>
@@ -540,7 +563,7 @@
         </w:trPr>
         <w:tc>
           <w:tcPr>
-            <w:tcW w:type="dxa" w:w="1462"/>
+            <w:tcW w:type="dxa" w:w="1358"/>
             <w:shd w:fill="F6F4FE" w:color="auto" w:val="clear"/>
             <w:tcMar>
               <w:top w:type="dxa" w:w="60"/>
@@ -567,7 +590,7 @@
         </w:tc>
         <w:tc>
           <w:tcPr>
-            <w:tcW w:type="dxa" w:w="3050"/>
+            <w:tcW w:type="dxa" w:w="3517"/>
             <w:shd w:fill="F6F4FE" w:color="auto" w:val="clear"/>
             <w:tcMar>
               <w:top w:type="dxa" w:w="60"/>
@@ -607,7 +630,7 @@
         </w:tc>
         <w:tc>
           <w:tcPr>
-            <w:tcW w:type="dxa" w:w="5126"/>
+            <w:tcW w:type="dxa" w:w="4763"/>
             <w:shd w:fill="F6F4FE" w:color="auto" w:val="clear"/>
             <w:tcMar>
               <w:top w:type="dxa" w:w="60"/>
@@ -632,7 +655,110 @@
         </w:trPr>
         <w:tc>
           <w:tcPr>
-            <w:tcW w:type="dxa" w:w="1462"/>
+            <w:tcW w:type="dxa" w:w="1358"/>
+            <w:tcMar>
+              <w:top w:type="dxa" w:w="60"/>
+              <w:left w:type="dxa" w:w="100"/>
+              <w:bottom w:type="dxa" w:w="60"/>
+              <w:right w:type="dxa" w:w="100"/>
+            </w:tcMar>
+          </w:tcPr>
+          <w:p>
+            <w:pPr>
+              <w:spacing w:after="40" w:before="40"/>
+            </w:pPr>
+            <w:r>
+              <w:rPr>
+                <w:rFonts w:ascii="Consolas" w:cs="Consolas" w:eastAsia="Consolas" w:hAnsi="Consolas"/>
+                <w:color w:val="6A1BBF"/>
+                <w:sz w:val="18"/>
+                <w:szCs w:val="18"/>
+                <w:shd w:fill="F1ECFB" w:color="auto" w:val="clear"/>
+              </w:rPr>
+              <w:t xml:space="preserve">/dashboard</w:t>
+            </w:r>
+          </w:p>
+        </w:tc>
+        <w:tc>
+          <w:tcPr>
+            <w:tcW w:type="dxa" w:w="3517"/>
+            <w:tcMar>
+              <w:top w:type="dxa" w:w="60"/>
+              <w:left w:type="dxa" w:w="100"/>
+              <w:bottom w:type="dxa" w:w="60"/>
+              <w:right w:type="dxa" w:w="100"/>
+            </w:tcMar>
+          </w:tcPr>
+          <w:p>
+            <w:pPr>
+              <w:spacing w:after="40" w:before="40"/>
+            </w:pPr>
+            <w:r>
+              <w:rPr>
+                <w:rFonts w:ascii="Consolas" w:cs="Consolas" w:eastAsia="Consolas" w:hAnsi="Consolas"/>
+                <w:color w:val="6A1BBF"/>
+                <w:sz w:val="18"/>
+                <w:szCs w:val="18"/>
+                <w:shd w:fill="F1ECFB" w:color="auto" w:val="clear"/>
+              </w:rPr>
+              <w:t xml:space="preserve">dashboard.html</w:t>
+            </w:r>
+            <w:r>
+              <w:t xml:space="preserve"> + </w:t>
+            </w:r>
+            <w:r>
+              <w:rPr>
+                <w:rFonts w:ascii="Consolas" w:cs="Consolas" w:eastAsia="Consolas" w:hAnsi="Consolas"/>
+                <w:color w:val="6A1BBF"/>
+                <w:sz w:val="18"/>
+                <w:szCs w:val="18"/>
+                <w:shd w:fill="F1ECFB" w:color="auto" w:val="clear"/>
+              </w:rPr>
+              <w:t xml:space="preserve">js/dashboard.js</w:t>
+            </w:r>
+            <w:r>
+              <w:t xml:space="preserve"> + </w:t>
+            </w:r>
+            <w:r>
+              <w:rPr>
+                <w:rFonts w:ascii="Consolas" w:cs="Consolas" w:eastAsia="Consolas" w:hAnsi="Consolas"/>
+                <w:color w:val="6A1BBF"/>
+                <w:sz w:val="18"/>
+                <w:szCs w:val="18"/>
+                <w:shd w:fill="F1ECFB" w:color="auto" w:val="clear"/>
+              </w:rPr>
+              <w:t xml:space="preserve">js/graficos.js</w:t>
+            </w:r>
+          </w:p>
+        </w:tc>
+        <w:tc>
+          <w:tcPr>
+            <w:tcW w:type="dxa" w:w="4763"/>
+            <w:tcMar>
+              <w:top w:type="dxa" w:w="60"/>
+              <w:left w:type="dxa" w:w="100"/>
+              <w:bottom w:type="dxa" w:w="60"/>
+              <w:right w:type="dxa" w:w="100"/>
+            </w:tcMar>
+          </w:tcPr>
+          <w:p>
+            <w:pPr>
+              <w:spacing w:after="40" w:before="40"/>
+            </w:pPr>
+            <w:r>
+              <w:t xml:space="preserve">Indicadores e gráficos: hoje, faltas, bloqueios e liberações, solicitações</w:t>
+            </w:r>
+          </w:p>
+        </w:tc>
+      </w:tr>
+      <w:tr>
+        <w:trPr>
+          <w:cantSplit/>
+        </w:trPr>
+        <w:tc>
+          <w:tcPr>
+            <w:tcW w:type="dxa" w:w="1358"/>
+            <w:shd w:fill="F6F4FE" w:color="auto" w:val="clear"/>
             <w:tcMar>
               <w:top w:type="dxa" w:w="60"/>
               <w:left w:type="dxa" w:w="100"/>
@@ -658,7 +784,8 @@
         </w:tc>
         <w:tc>
           <w:tcPr>
-            <w:tcW w:type="dxa" w:w="3050"/>
+            <w:tcW w:type="dxa" w:w="3517"/>
+            <w:shd w:fill="F6F4FE" w:color="auto" w:val="clear"/>
             <w:tcMar>
               <w:top w:type="dxa" w:w="60"/>
               <w:left w:type="dxa" w:w="100"/>
@@ -697,7 +824,8 @@
         </w:tc>
         <w:tc>
           <w:tcPr>
-            <w:tcW w:type="dxa" w:w="5126"/>
+            <w:tcW w:type="dxa" w:w="4763"/>
+            <w:shd w:fill="F6F4FE" w:color="auto" w:val="clear"/>
             <w:tcMar>
               <w:top w:type="dxa" w:w="60"/>
               <w:left w:type="dxa" w:w="100"/>
@@ -721,8 +849,7 @@
         </w:trPr>
         <w:tc>
           <w:tcPr>
-            <w:tcW w:type="dxa" w:w="1462"/>
-            <w:shd w:fill="F6F4FE" w:color="auto" w:val="clear"/>
+            <w:tcW w:type="dxa" w:w="1358"/>
             <w:tcMar>
               <w:top w:type="dxa" w:w="60"/>
               <w:left w:type="dxa" w:w="100"/>
@@ -748,8 +875,7 @@
         </w:tc>
         <w:tc>
           <w:tcPr>
-            <w:tcW w:type="dxa" w:w="3050"/>
-            <w:shd w:fill="F6F4FE" w:color="auto" w:val="clear"/>
+            <w:tcW w:type="dxa" w:w="3517"/>
             <w:tcMar>
               <w:top w:type="dxa" w:w="60"/>
               <w:left w:type="dxa" w:w="100"/>
@@ -788,8 +914,7 @@
         </w:tc>
         <w:tc>
           <w:tcPr>
-            <w:tcW w:type="dxa" w:w="5126"/>
-            <w:shd w:fill="F6F4FE" w:color="auto" w:val="clear"/>
+            <w:tcW w:type="dxa" w:w="4763"/>
             <w:tcMar>
               <w:top w:type="dxa" w:w="60"/>
               <w:left w:type="dxa" w:w="100"/>
@@ -813,7 +938,8 @@
         </w:trPr>
         <w:tc>
           <w:tcPr>
-            <w:tcW w:type="dxa" w:w="1462"/>
+            <w:tcW w:type="dxa" w:w="1358"/>
+            <w:shd w:fill="F6F4FE" w:color="auto" w:val="clear"/>
             <w:tcMar>
               <w:top w:type="dxa" w:w="60"/>
               <w:left w:type="dxa" w:w="100"/>
@@ -839,7 +965,8 @@
         </w:tc>
         <w:tc>
           <w:tcPr>
-            <w:tcW w:type="dxa" w:w="3050"/>
+            <w:tcW w:type="dxa" w:w="3517"/>
+            <w:shd w:fill="F6F4FE" w:color="auto" w:val="clear"/>
             <w:tcMar>
               <w:top w:type="dxa" w:w="60"/>
               <w:left w:type="dxa" w:w="100"/>
@@ -878,7 +1005,8 @@
         </w:tc>
         <w:tc>
           <w:tcPr>
-            <w:tcW w:type="dxa" w:w="5126"/>
+            <w:tcW w:type="dxa" w:w="4763"/>
+            <w:shd w:fill="F6F4FE" w:color="auto" w:val="clear"/>
             <w:tcMar>
               <w:top w:type="dxa" w:w="60"/>
               <w:left w:type="dxa" w:w="100"/>
@@ -902,8 +1030,7 @@
         </w:trPr>
         <w:tc>
           <w:tcPr>
-            <w:tcW w:type="dxa" w:w="1462"/>
-            <w:shd w:fill="F6F4FE" w:color="auto" w:val="clear"/>
+            <w:tcW w:type="dxa" w:w="1358"/>
             <w:tcMar>
               <w:top w:type="dxa" w:w="60"/>
               <w:left w:type="dxa" w:w="100"/>
@@ -929,8 +1056,7 @@
         </w:tc>
         <w:tc>
           <w:tcPr>
-            <w:tcW w:type="dxa" w:w="3050"/>
-            <w:shd w:fill="F6F4FE" w:color="auto" w:val="clear"/>
+            <w:tcW w:type="dxa" w:w="3517"/>
             <w:tcMar>
               <w:top w:type="dxa" w:w="60"/>
               <w:left w:type="dxa" w:w="100"/>
@@ -969,8 +1095,7 @@
         </w:tc>
         <w:tc>
           <w:tcPr>
-            <w:tcW w:type="dxa" w:w="5126"/>
-            <w:shd w:fill="F6F4FE" w:color="auto" w:val="clear"/>
+            <w:tcW w:type="dxa" w:w="4763"/>
             <w:tcMar>
               <w:top w:type="dxa" w:w="60"/>
               <w:left w:type="dxa" w:w="100"/>
@@ -3024,7 +3149,7 @@
         <w:pStyle w:val="Heading3"/>
       </w:pPr>
       <w:r>
-        <w:t xml:space="preserve">Relatórios</w:t>
+        <w:t xml:space="preserve">Dashboard</w:t>
       </w:r>
     </w:p>
     <w:p>
@@ -3032,8 +3157,331 @@
         <w:spacing w:after="120"/>
       </w:pPr>
       <w:r>
-        <w:t xml:space="preserve">Período por atalho (ciclo atual, ciclo anterior, mês atual, 30 dias) ou datas. Mostra totais, faltas por mês, por dia da semana, por profissional (top 30), por tipo de consulta, por período do dia (manhã, tarde, noite), por rótulo da agenda, procedimentos com mais faltas (com quantas faltas têm procedimento; se a clínica não preenche, o gráfico avisa), pacientes por quantidade de faltas e os 20 que mais faltaram. Passe o mouse (ou o foco) numa barra para ver o valor.</w:t>
-      </w:r>
+        <w:t xml:space="preserve">Indicadores e gráficos num lugar só, em quatro seções:</w:t>
+      </w:r>
+    </w:p>
+    <w:p>
+      <w:pPr>
+        <w:pStyle w:val="ListParagraph"/>
+        <w:numPr>
+          <w:ilvl w:val="0"/>
+          <w:numId w:val="2"/>
+        </w:numPr>
+        <w:spacing w:after="60"/>
+      </w:pPr>
+      <w:r>
+        <w:rPr>
+          <w:b/>
+          <w:bCs/>
+        </w:rPr>
+        <w:t xml:space="preserve">Hoje</w:t>
+      </w:r>
+      <w:r>
+        <w:t xml:space="preserve"> (situação atual, sem depender do período):</w:t>
+      </w:r>
+    </w:p>
+    <w:p>
+      <w:pPr>
+        <w:pStyle w:val="ListParagraph"/>
+        <w:numPr>
+          <w:ilvl w:val="1"/>
+          <w:numId w:val="2"/>
+        </w:numPr>
+        <w:spacing w:after="60"/>
+      </w:pPr>
+      <w:r>
+        <w:t xml:space="preserve">indicadores de aguardando, bloqueados, aptos, liberados antes do prazo e solicitações aguardando;</w:t>
+      </w:r>
+    </w:p>
+    <w:p>
+      <w:pPr>
+        <w:pStyle w:val="ListParagraph"/>
+        <w:numPr>
+          <w:ilvl w:val="1"/>
+          <w:numId w:val="2"/>
+        </w:numPr>
+        <w:spacing w:after="60"/>
+      </w:pPr>
+      <w:r>
+        <w:t xml:space="preserve">rosca da situação dos pacientes;</w:t>
+      </w:r>
+    </w:p>
+    <w:p>
+      <w:pPr>
+        <w:pStyle w:val="ListParagraph"/>
+        <w:numPr>
+          <w:ilvl w:val="1"/>
+          <w:numId w:val="2"/>
+        </w:numPr>
+        <w:spacing w:after="60"/>
+      </w:pPr>
+      <w:r>
+        <w:t xml:space="preserve">colunas por semana de quem sai do bloqueio nos próximos 30 dias;</w:t>
+      </w:r>
+    </w:p>
+    <w:p>
+      <w:pPr>
+        <w:pStyle w:val="ListParagraph"/>
+        <w:numPr>
+          <w:ilvl w:val="1"/>
+          <w:numId w:val="2"/>
+        </w:numPr>
+        <w:spacing w:after="60"/>
+      </w:pPr>
+      <w:r>
+        <w:t xml:space="preserve">rosca de pacientes por número de faltas no ciclo.</w:t>
+      </w:r>
+    </w:p>
+    <w:p>
+      <w:pPr>
+        <w:pStyle w:val="ListParagraph"/>
+        <w:numPr>
+          <w:ilvl w:val="0"/>
+          <w:numId w:val="2"/>
+        </w:numPr>
+        <w:spacing w:after="60"/>
+      </w:pPr>
+      <w:r>
+        <w:rPr>
+          <w:b/>
+          <w:bCs/>
+        </w:rPr>
+        <w:t xml:space="preserve">Faltas no período:</w:t>
+      </w:r>
+    </w:p>
+    <w:p>
+      <w:pPr>
+        <w:pStyle w:val="ListParagraph"/>
+        <w:numPr>
+          <w:ilvl w:val="1"/>
+          <w:numId w:val="2"/>
+        </w:numPr>
+        <w:spacing w:after="60"/>
+      </w:pPr>
+      <w:r>
+        <w:t xml:space="preserve">indicadores com a variação em relação ao período anterior de mesmo tamanho (subiu em vermelho, desceu em verde);</w:t>
+      </w:r>
+    </w:p>
+    <w:p>
+      <w:pPr>
+        <w:pStyle w:val="ListParagraph"/>
+        <w:numPr>
+          <w:ilvl w:val="1"/>
+          <w:numId w:val="2"/>
+        </w:numPr>
+        <w:spacing w:after="60"/>
+      </w:pPr>
+      <w:r>
+        <w:t xml:space="preserve">linha de faltas por dia, com a média de 7 dias;</w:t>
+      </w:r>
+    </w:p>
+    <w:p>
+      <w:pPr>
+        <w:pStyle w:val="ListParagraph"/>
+        <w:numPr>
+          <w:ilvl w:val="1"/>
+          <w:numId w:val="2"/>
+        </w:numPr>
+        <w:spacing w:after="60"/>
+      </w:pPr>
+      <w:r>
+        <w:t xml:space="preserve">faltas por mês (linha com 3 meses ou mais; colunas com menos);</w:t>
+      </w:r>
+    </w:p>
+    <w:p>
+      <w:pPr>
+        <w:pStyle w:val="ListParagraph"/>
+        <w:numPr>
+          <w:ilvl w:val="1"/>
+          <w:numId w:val="2"/>
+        </w:numPr>
+        <w:spacing w:after="60"/>
+      </w:pPr>
+      <w:r>
+        <w:t xml:space="preserve">radar por dia da semana;</w:t>
+      </w:r>
+    </w:p>
+    <w:p>
+      <w:pPr>
+        <w:pStyle w:val="ListParagraph"/>
+        <w:numPr>
+          <w:ilvl w:val="1"/>
+          <w:numId w:val="2"/>
+        </w:numPr>
+        <w:spacing w:after="60"/>
+      </w:pPr>
+      <w:r>
+        <w:t xml:space="preserve">mapa de calor dia da semana × horário;</w:t>
+      </w:r>
+    </w:p>
+    <w:p>
+      <w:pPr>
+        <w:pStyle w:val="ListParagraph"/>
+        <w:numPr>
+          <w:ilvl w:val="1"/>
+          <w:numId w:val="2"/>
+        </w:numPr>
+        <w:spacing w:after="60"/>
+      </w:pPr>
+      <w:r>
+        <w:t xml:space="preserve">roscas por período do dia, tipo de consulta (os 6 maiores e "Outros") e número da falta;</w:t>
+      </w:r>
+    </w:p>
+    <w:p>
+      <w:pPr>
+        <w:pStyle w:val="ListParagraph"/>
+        <w:numPr>
+          <w:ilvl w:val="1"/>
+          <w:numId w:val="2"/>
+        </w:numPr>
+        <w:spacing w:after="60"/>
+      </w:pPr>
+      <w:r>
+        <w:t xml:space="preserve">barras de profissionais, procedimentos, locais e especialidades (top 10).</w:t>
+      </w:r>
+    </w:p>
+    <w:p>
+      <w:pPr>
+        <w:pStyle w:val="ListParagraph"/>
+        <w:numPr>
+          <w:ilvl w:val="0"/>
+          <w:numId w:val="2"/>
+        </w:numPr>
+        <w:spacing w:after="60"/>
+      </w:pPr>
+      <w:r>
+        <w:rPr>
+          <w:b/>
+          <w:bCs/>
+        </w:rPr>
+        <w:t xml:space="preserve">Bloqueios e liberações no período:</w:t>
+      </w:r>
+    </w:p>
+    <w:p>
+      <w:pPr>
+        <w:pStyle w:val="ListParagraph"/>
+        <w:numPr>
+          <w:ilvl w:val="1"/>
+          <w:numId w:val="2"/>
+        </w:numPr>
+        <w:spacing w:after="60"/>
+      </w:pPr>
+      <w:r>
+        <w:t xml:space="preserve">indicadores de bloqueios, liberações (quantas antes do prazo), falhas no CNN, média de dias bloqueado até a liberação e média de dias poupados nas liberações antecipadas;</w:t>
+      </w:r>
+    </w:p>
+    <w:p>
+      <w:pPr>
+        <w:pStyle w:val="ListParagraph"/>
+        <w:numPr>
+          <w:ilvl w:val="1"/>
+          <w:numId w:val="2"/>
+        </w:numPr>
+        <w:spacing w:after="60"/>
+      </w:pPr>
+      <w:r>
+        <w:t xml:space="preserve">colunas empilhadas por mês e tipo: bloqueio automático, bloqueio pelo painel, liberação automática, por solicitação, após o prazo pelo painel;</w:t>
+      </w:r>
+    </w:p>
+    <w:p>
+      <w:pPr>
+        <w:pStyle w:val="ListParagraph"/>
+        <w:numPr>
+          <w:ilvl w:val="1"/>
+          <w:numId w:val="2"/>
+        </w:numPr>
+        <w:spacing w:after="60"/>
+      </w:pPr>
+      <w:r>
+        <w:t xml:space="preserve">rosca de como os pacientes foram liberados;</w:t>
+      </w:r>
+    </w:p>
+    <w:p>
+      <w:pPr>
+        <w:pStyle w:val="ListParagraph"/>
+        <w:numPr>
+          <w:ilvl w:val="1"/>
+          <w:numId w:val="2"/>
+        </w:numPr>
+        <w:spacing w:after="60"/>
+      </w:pPr>
+      <w:r>
+        <w:t xml:space="preserve">barras de ações pelo painel por usuário.</w:t>
+      </w:r>
+    </w:p>
+    <w:p>
+      <w:pPr>
+        <w:pStyle w:val="ListParagraph"/>
+        <w:numPr>
+          <w:ilvl w:val="0"/>
+          <w:numId w:val="2"/>
+        </w:numPr>
+        <w:spacing w:after="60"/>
+      </w:pPr>
+      <w:r>
+        <w:rPr>
+          <w:b/>
+          <w:bCs/>
+        </w:rPr>
+        <w:t xml:space="preserve">Solicitações no período:</w:t>
+      </w:r>
+    </w:p>
+    <w:p>
+      <w:pPr>
+        <w:pStyle w:val="ListParagraph"/>
+        <w:numPr>
+          <w:ilvl w:val="1"/>
+          <w:numId w:val="2"/>
+        </w:numPr>
+        <w:spacing w:after="60"/>
+      </w:pPr>
+      <w:r>
+        <w:t xml:space="preserve">indicadores de pedidos, taxa de aprovação (aprovadas ÷ aprovadas + recusadas), tempo médio do pedido à decisão do admin e da aprovação à liberação;</w:t>
+      </w:r>
+    </w:p>
+    <w:p>
+      <w:pPr>
+        <w:pStyle w:val="ListParagraph"/>
+        <w:numPr>
+          <w:ilvl w:val="1"/>
+          <w:numId w:val="2"/>
+        </w:numPr>
+        <w:spacing w:after="60"/>
+      </w:pPr>
+      <w:r>
+        <w:t xml:space="preserve">rosca por situação;</w:t>
+      </w:r>
+    </w:p>
+    <w:p>
+      <w:pPr>
+        <w:pStyle w:val="ListParagraph"/>
+        <w:numPr>
+          <w:ilvl w:val="1"/>
+          <w:numId w:val="2"/>
+        </w:numPr>
+        <w:spacing w:after="60"/>
+      </w:pPr>
+      <w:r>
+        <w:t xml:space="preserve">colunas de pedidos por dia;</w:t>
+      </w:r>
+    </w:p>
+    <w:p>
+      <w:pPr>
+        <w:pStyle w:val="ListParagraph"/>
+        <w:numPr>
+          <w:ilvl w:val="1"/>
+          <w:numId w:val="2"/>
+        </w:numPr>
+        <w:spacing w:after="60"/>
+      </w:pPr>
+      <w:r>
+        <w:t xml:space="preserve">barras de quem mais pede.</w:t>
+      </w:r>
+    </w:p>
+    <w:p>
+      <w:pPr>
+        <w:spacing w:after="60"/>
+      </w:pPr>
     </w:p>
     <w:p>
       <w:pPr>
@@ -3044,10 +3492,27 @@
           <w:b/>
           <w:bCs/>
         </w:rPr>
-        <w:t xml:space="preserve">Exportar CSV:</w:t>
-      </w:r>
-      <w:r>
-        <w:t xml:space="preserve"> uma linha por falta (data, hora, paciente, nº da falta, tipo de consulta, procedimentos, profissional, rótulo, agendamento), separado por </w:t>
+        <w:t xml:space="preserve">De onde vêm os dados:</w:t>
+      </w:r>
+    </w:p>
+    <w:p>
+      <w:pPr>
+        <w:pStyle w:val="ListParagraph"/>
+        <w:numPr>
+          <w:ilvl w:val="0"/>
+          <w:numId w:val="2"/>
+        </w:numPr>
+        <w:spacing w:after="60"/>
+      </w:pPr>
+      <w:r>
+        <w:rPr>
+          <w:b/>
+          <w:bCs/>
+        </w:rPr>
+        <w:t xml:space="preserve">Já estavam na aba:</w:t>
+      </w:r>
+      <w:r>
+        <w:t xml:space="preserve"> </w:t>
       </w:r>
       <w:r>
         <w:rPr>
@@ -3057,6 +3522,295 @@
           <w:szCs w:val="18"/>
           <w:shd w:fill="F1ECFB" w:color="auto" w:val="clear"/>
         </w:rPr>
+        <w:t xml:space="preserve">/api/pacientes</w:t>
+      </w:r>
+      <w:r>
+        <w:t xml:space="preserve">, </w:t>
+      </w:r>
+      <w:r>
+        <w:rPr>
+          <w:rFonts w:ascii="Consolas" w:cs="Consolas" w:eastAsia="Consolas" w:hAnsi="Consolas"/>
+          <w:color w:val="6A1BBF"/>
+          <w:sz w:val="18"/>
+          <w:szCs w:val="18"/>
+          <w:shd w:fill="F1ECFB" w:color="auto" w:val="clear"/>
+        </w:rPr>
+        <w:t xml:space="preserve">/api/solicitacoes</w:t>
+      </w:r>
+      <w:r>
+        <w:t xml:space="preserve"> e </w:t>
+      </w:r>
+      <w:r>
+        <w:rPr>
+          <w:rFonts w:ascii="Consolas" w:cs="Consolas" w:eastAsia="Consolas" w:hAnsi="Consolas"/>
+          <w:color w:val="6A1BBF"/>
+          <w:sz w:val="18"/>
+          <w:szCs w:val="18"/>
+          <w:shd w:fill="F1ECFB" w:color="auto" w:val="clear"/>
+        </w:rPr>
+        <w:t xml:space="preserve">/api/faltas</w:t>
+      </w:r>
+      <w:r>
+        <w:t xml:space="preserve"> (o mesmo cache de Relatórios).</w:t>
+      </w:r>
+    </w:p>
+    <w:p>
+      <w:pPr>
+        <w:pStyle w:val="ListParagraph"/>
+        <w:numPr>
+          <w:ilvl w:val="0"/>
+          <w:numId w:val="2"/>
+        </w:numPr>
+        <w:spacing w:after="60"/>
+      </w:pPr>
+      <w:r>
+        <w:rPr>
+          <w:b/>
+          <w:bCs/>
+        </w:rPr>
+        <w:t xml:space="preserve">Só o que faltava:</w:t>
+      </w:r>
+      <w:r>
+        <w:t xml:space="preserve"> </w:t>
+      </w:r>
+      <w:r>
+        <w:rPr>
+          <w:rFonts w:ascii="Consolas" w:cs="Consolas" w:eastAsia="Consolas" w:hAnsi="Consolas"/>
+          <w:color w:val="6A1BBF"/>
+          <w:sz w:val="18"/>
+          <w:szCs w:val="18"/>
+          <w:shd w:fill="F1ECFB" w:color="auto" w:val="clear"/>
+        </w:rPr>
+        <w:t xml:space="preserve">/api/dashboard</w:t>
+      </w:r>
+      <w:r>
+        <w:t xml:space="preserve"> (ação </w:t>
+      </w:r>
+      <w:r>
+        <w:rPr>
+          <w:rFonts w:ascii="Consolas" w:cs="Consolas" w:eastAsia="Consolas" w:hAnsi="Consolas"/>
+          <w:color w:val="6A1BBF"/>
+          <w:sz w:val="18"/>
+          <w:szCs w:val="18"/>
+          <w:shd w:fill="F1ECFB" w:color="auto" w:val="clear"/>
+        </w:rPr>
+        <w:t xml:space="preserve">dashboard</w:t>
+      </w:r>
+      <w:r>
+        <w:t xml:space="preserve"> da </w:t>
+      </w:r>
+      <w:r>
+        <w:rPr>
+          <w:color w:val="1C1FC8"/>
+        </w:rPr>
+        <w:t xml:space="preserve">Leitura</w:t>
+      </w:r>
+      <w:r>
+        <w:t xml:space="preserve">).</w:t>
+      </w:r>
+    </w:p>
+    <w:p>
+      <w:pPr>
+        <w:spacing w:after="60"/>
+      </w:pPr>
+    </w:p>
+    <w:p>
+      <w:pPr>
+        <w:spacing w:after="120"/>
+      </w:pPr>
+      <w:r>
+        <w:rPr>
+          <w:b/>
+          <w:bCs/>
+        </w:rPr>
+        <w:t xml:space="preserve">Gráficos:</w:t>
+      </w:r>
+    </w:p>
+    <w:p>
+      <w:pPr>
+        <w:pStyle w:val="ListParagraph"/>
+        <w:numPr>
+          <w:ilvl w:val="0"/>
+          <w:numId w:val="2"/>
+        </w:numPr>
+        <w:spacing w:after="60"/>
+      </w:pPr>
+      <w:r>
+        <w:rPr>
+          <w:b/>
+          <w:bCs/>
+        </w:rPr>
+        <w:t xml:space="preserve">Biblioteca:</w:t>
+      </w:r>
+      <w:r>
+        <w:t xml:space="preserve"> feitos com </w:t>
+      </w:r>
+      <w:r>
+        <w:rPr>
+          <w:b/>
+          <w:bCs/>
+        </w:rPr>
+        <w:t xml:space="preserve">Chart.js 4.4.9</w:t>
+      </w:r>
+      <w:r>
+        <w:t xml:space="preserve">, servido pelo próprio site (</w:t>
+      </w:r>
+      <w:r>
+        <w:rPr>
+          <w:rFonts w:ascii="Consolas" w:cs="Consolas" w:eastAsia="Consolas" w:hAnsi="Consolas"/>
+          <w:color w:val="6A1BBF"/>
+          <w:sz w:val="18"/>
+          <w:szCs w:val="18"/>
+          <w:shd w:fill="F1ECFB" w:color="auto" w:val="clear"/>
+        </w:rPr>
+        <w:t xml:space="preserve">js/vendor/chart.umd.min.js</w:t>
+      </w:r>
+      <w:r>
+        <w:t xml:space="preserve">, versão fixa, licença MIT ao lado). Nada vem de CDN.</w:t>
+      </w:r>
+    </w:p>
+    <w:p>
+      <w:pPr>
+        <w:pStyle w:val="ListParagraph"/>
+        <w:numPr>
+          <w:ilvl w:val="0"/>
+          <w:numId w:val="2"/>
+        </w:numPr>
+        <w:spacing w:after="60"/>
+      </w:pPr>
+      <w:r>
+        <w:rPr>
+          <w:b/>
+          <w:bCs/>
+        </w:rPr>
+        <w:t xml:space="preserve">Cores e tema:</w:t>
+      </w:r>
+      <w:r>
+        <w:t xml:space="preserve"> as cores saem dos tokens do CSS (</w:t>
+      </w:r>
+      <w:r>
+        <w:rPr>
+          <w:rFonts w:ascii="Consolas" w:cs="Consolas" w:eastAsia="Consolas" w:hAnsi="Consolas"/>
+          <w:color w:val="6A1BBF"/>
+          <w:sz w:val="18"/>
+          <w:szCs w:val="18"/>
+          <w:shd w:fill="F1ECFB" w:color="auto" w:val="clear"/>
+        </w:rPr>
+        <w:t xml:space="preserve">--serie-1</w:t>
+      </w:r>
+      <w:r>
+        <w:t xml:space="preserve"> a </w:t>
+      </w:r>
+      <w:r>
+        <w:rPr>
+          <w:rFonts w:ascii="Consolas" w:cs="Consolas" w:eastAsia="Consolas" w:hAnsi="Consolas"/>
+          <w:color w:val="6A1BBF"/>
+          <w:sz w:val="18"/>
+          <w:szCs w:val="18"/>
+          <w:shd w:fill="F1ECFB" w:color="auto" w:val="clear"/>
+        </w:rPr>
+        <w:t xml:space="preserve">--serie-6</w:t>
+      </w:r>
+      <w:r>
+        <w:t xml:space="preserve"> e os de situação). Trocar o tema redesenha tudo.</w:t>
+      </w:r>
+    </w:p>
+    <w:p>
+      <w:pPr>
+        <w:pStyle w:val="ListParagraph"/>
+        <w:numPr>
+          <w:ilvl w:val="0"/>
+          <w:numId w:val="2"/>
+        </w:numPr>
+        <w:spacing w:after="60"/>
+      </w:pPr>
+      <w:r>
+        <w:rPr>
+          <w:b/>
+          <w:bCs/>
+        </w:rPr>
+        <w:t xml:space="preserve">Acessibilidade:</w:t>
+      </w:r>
+      <w:r>
+        <w:t xml:space="preserve"> cada gráfico tem uma descrição em texto para leitor de tela. Sem dados, aparece "Sem dados no período".</w:t>
+      </w:r>
+    </w:p>
+    <w:p>
+      <w:pPr>
+        <w:pStyle w:val="ListParagraph"/>
+        <w:numPr>
+          <w:ilvl w:val="0"/>
+          <w:numId w:val="2"/>
+        </w:numPr>
+        <w:spacing w:after="60"/>
+      </w:pPr>
+      <w:r>
+        <w:rPr>
+          <w:b/>
+          <w:bCs/>
+        </w:rPr>
+        <w:t xml:space="preserve">Movimento reduzido:</w:t>
+      </w:r>
+      <w:r>
+        <w:t xml:space="preserve"> com </w:t>
+      </w:r>
+      <w:r>
+        <w:rPr>
+          <w:rFonts w:ascii="Consolas" w:cs="Consolas" w:eastAsia="Consolas" w:hAnsi="Consolas"/>
+          <w:color w:val="6A1BBF"/>
+          <w:sz w:val="18"/>
+          <w:szCs w:val="18"/>
+          <w:shd w:fill="F1ECFB" w:color="auto" w:val="clear"/>
+        </w:rPr>
+        <w:t xml:space="preserve">prefers-reduced-motion</w:t>
+      </w:r>
+      <w:r>
+        <w:t xml:space="preserve">, não há animação.</w:t>
+      </w:r>
+    </w:p>
+    <w:p>
+      <w:pPr>
+        <w:spacing w:after="60"/>
+      </w:pPr>
+    </w:p>
+    <w:p>
+      <w:pPr>
+        <w:pStyle w:val="Heading3"/>
+      </w:pPr>
+      <w:r>
+        <w:t xml:space="preserve">Relatórios</w:t>
+      </w:r>
+    </w:p>
+    <w:p>
+      <w:pPr>
+        <w:spacing w:after="120"/>
+      </w:pPr>
+      <w:r>
+        <w:t xml:space="preserve">Período por atalho (ciclo atual, ciclo anterior, mês atual, 30 dias) ou datas. Mostra totais, faltas por mês, por dia da semana, por profissional (top 30), por tipo de consulta, por período do dia (manhã, tarde, noite), por rótulo da agenda, procedimentos com mais faltas (com quantas faltas têm procedimento; se a clínica não preenche, o gráfico avisa), pacientes por quantidade de faltas e os 20 que mais faltaram. Passe o mouse (ou o foco) numa barra para ver o valor.</w:t>
+      </w:r>
+    </w:p>
+    <w:p>
+      <w:pPr>
+        <w:spacing w:after="120"/>
+      </w:pPr>
+      <w:r>
+        <w:rPr>
+          <w:b/>
+          <w:bCs/>
+        </w:rPr>
+        <w:t xml:space="preserve">Exportar CSV:</w:t>
+      </w:r>
+      <w:r>
+        <w:t xml:space="preserve"> uma linha por falta (data, hora, paciente, nº da falta, tipo de consulta, procedimentos, profissional, rótulo, agendamento), separado por </w:t>
+      </w:r>
+      <w:r>
+        <w:rPr>
+          <w:rFonts w:ascii="Consolas" w:cs="Consolas" w:eastAsia="Consolas" w:hAnsi="Consolas"/>
+          <w:color w:val="6A1BBF"/>
+          <w:sz w:val="18"/>
+          <w:szCs w:val="18"/>
+          <w:shd w:fill="F1ECFB" w:color="auto" w:val="clear"/>
+        </w:rPr>
         <w:t xml:space="preserve">;</w:t>
       </w:r>
       <w:r>
@@ -3226,9 +3980,168 @@
       </w:pPr>
       <w:bookmarkStart w:name="_Toc63" w:id="63"/>
       <w:r>
+        <w:t xml:space="preserve">Carregamento nas ações</w:t>
+      </w:r>
+      <w:bookmarkEnd w:id="63"/>
+    </w:p>
+    <w:p>
+      <w:pPr>
+        <w:spacing w:after="120"/>
+      </w:pPr>
+      <w:r>
+        <w:t xml:space="preserve">Toda ação que espera o n8n (e o CNN) mostra o carregamento </w:t>
+      </w:r>
+      <w:r>
+        <w:rPr>
+          <w:b/>
+          <w:bCs/>
+        </w:rPr>
+        <w:t xml:space="preserve">no próprio botão</w:t>
+      </w:r>
+      <w:r>
+        <w:t xml:space="preserve">, com </w:t>
+      </w:r>
+      <w:r>
+        <w:rPr>
+          <w:rFonts w:ascii="Consolas" w:cs="Consolas" w:eastAsia="Consolas" w:hAnsi="Consolas"/>
+          <w:color w:val="6A1BBF"/>
+          <w:sz w:val="18"/>
+          <w:szCs w:val="18"/>
+          <w:shd w:fill="F1ECFB" w:color="auto" w:val="clear"/>
+        </w:rPr>
+        <w:t xml:space="preserve">ocupado(botao, texto)</w:t>
+      </w:r>
+      <w:r>
+        <w:t xml:space="preserve"> (</w:t>
+      </w:r>
+      <w:r>
+        <w:rPr>
+          <w:color w:val="1C1FC8"/>
+        </w:rPr>
+        <w:t xml:space="preserve">js/pagina.js</w:t>
+      </w:r>
+      <w:r>
+        <w:t xml:space="preserve">):</w:t>
+      </w:r>
+    </w:p>
+    <w:p>
+      <w:pPr>
+        <w:pStyle w:val="ListParagraph"/>
+        <w:numPr>
+          <w:ilvl w:val="0"/>
+          <w:numId w:val="2"/>
+        </w:numPr>
+        <w:spacing w:after="60"/>
+      </w:pPr>
+      <w:r>
+        <w:t xml:space="preserve">o botão fica desabilitado, com um spinner e o texto da ação ("Liberando…", "Aprovando…", "Recusando…", "Bloqueando…", "Enviando…", "Salvando…", "Gerando senha…");</w:t>
+      </w:r>
+    </w:p>
+    <w:p>
+      <w:pPr>
+        <w:pStyle w:val="ListParagraph"/>
+        <w:numPr>
+          <w:ilvl w:val="0"/>
+          <w:numId w:val="2"/>
+        </w:numPr>
+        <w:spacing w:after="60"/>
+      </w:pPr>
+      <w:r>
+        <w:t xml:space="preserve">depois de 3 segundos, mostra quantos já passaram ("Liberando… 8 s");</w:t>
+      </w:r>
+    </w:p>
+    <w:p>
+      <w:pPr>
+        <w:pStyle w:val="ListParagraph"/>
+        <w:numPr>
+          <w:ilvl w:val="0"/>
+          <w:numId w:val="2"/>
+        </w:numPr>
+        <w:spacing w:after="60"/>
+      </w:pPr>
+      <w:r>
+        <w:t xml:space="preserve">depois de 15 segundos, a dica do botão avisa que o CNN pode levar até 1 minuto;</w:t>
+      </w:r>
+    </w:p>
+    <w:p>
+      <w:pPr>
+        <w:pStyle w:val="ListParagraph"/>
+        <w:numPr>
+          <w:ilvl w:val="0"/>
+          <w:numId w:val="2"/>
+        </w:numPr>
+        <w:spacing w:after="60"/>
+      </w:pPr>
+      <w:r>
+        <w:t xml:space="preserve">os outros botões da mesma linha (ou o Cancelar do diálogo) ficam desabilitados, e o Esc não fecha o diálogo enquanto a ação roda;</w:t>
+      </w:r>
+    </w:p>
+    <w:p>
+      <w:pPr>
+        <w:pStyle w:val="ListParagraph"/>
+        <w:numPr>
+          <w:ilvl w:val="0"/>
+          <w:numId w:val="2"/>
+        </w:numPr>
+        <w:spacing w:after="60"/>
+      </w:pPr>
+      <w:r>
+        <w:t xml:space="preserve">no fim, o botão volta ao normal.</w:t>
+      </w:r>
+    </w:p>
+    <w:p>
+      <w:pPr>
+        <w:spacing w:after="60"/>
+      </w:pPr>
+    </w:p>
+    <w:p>
+      <w:pPr>
+        <w:spacing w:after="120"/>
+      </w:pPr>
+      <w:r>
+        <w:t xml:space="preserve">Vale para Pacientes (diálogo de ação e liberação por solicitação), Solicitações (aprovar, aprovar e liberar, liberar, recusar, cancelar, nova solicitação), Usuários (salvar, redefinir senha, desativar, reativar) e troca de senha.</w:t>
+      </w:r>
+    </w:p>
+    <w:p>
+      <w:pPr>
+        <w:spacing w:after="120"/>
+      </w:pPr>
+      <w:r>
+        <w:t xml:space="preserve">O botão </w:t>
+      </w:r>
+      <w:r>
+        <w:rPr>
+          <w:b/>
+          <w:bCs/>
+        </w:rPr>
+        <w:t xml:space="preserve">Entrar</w:t>
+      </w:r>
+      <w:r>
+        <w:t xml:space="preserve"> do login tem um brilho que passa pelo texto e uma seta que desliza no hover. Entrando, mostra "Entrando" com três pontinhos piscando e o spinner. Com </w:t>
+      </w:r>
+      <w:r>
+        <w:rPr>
+          <w:rFonts w:ascii="Consolas" w:cs="Consolas" w:eastAsia="Consolas" w:hAnsi="Consolas"/>
+          <w:color w:val="6A1BBF"/>
+          <w:sz w:val="18"/>
+          <w:szCs w:val="18"/>
+          <w:shd w:fill="F1ECFB" w:color="auto" w:val="clear"/>
+        </w:rPr>
+        <w:t xml:space="preserve">prefers-reduced-motion</w:t>
+      </w:r>
+      <w:r>
+        <w:t xml:space="preserve">, nada se mexe.</w:t>
+      </w:r>
+    </w:p>
+    <w:p>
+      <w:pPr>
+        <w:pStyle w:val="Heading2"/>
+      </w:pPr>
+      <w:bookmarkStart w:name="_Toc64" w:id="64"/>
+      <w:r>
         <w:t xml:space="preserve">Cache e filtros</w:t>
       </w:r>
-      <w:bookmarkEnd w:id="63"/>
+      <w:bookmarkEnd w:id="64"/>
     </w:p>
     <w:p>
       <w:pPr>
@@ -3356,9 +4269,9 @@
         <w:tblLayout w:type="fixed"/>
       </w:tblPr>
       <w:tblGrid>
-        <w:gridCol w:w="1992"/>
-        <w:gridCol w:w="3267"/>
-        <w:gridCol w:w="4379"/>
+        <w:gridCol w:w="1548"/>
+        <w:gridCol w:w="4688"/>
+        <w:gridCol w:w="3402"/>
       </w:tblGrid>
       <w:tr>
         <w:trPr>
@@ -3366,7 +4279,7 @@
         </w:trPr>
         <w:tc>
           <w:tcPr>
-            <w:tcW w:type="dxa" w:w="1992"/>
+            <w:tcW w:type="dxa" w:w="1548"/>
             <w:shd w:fill="1C1FC8" w:color="auto" w:val="clear"/>
             <w:tcMar>
               <w:top w:type="dxa" w:w="60"/>
@@ -3391,7 +4304,7 @@
         </w:tc>
         <w:tc>
           <w:tcPr>
-            <w:tcW w:type="dxa" w:w="3267"/>
+            <w:tcW w:type="dxa" w:w="4688"/>
             <w:shd w:fill="1C1FC8" w:color="auto" w:val="clear"/>
             <w:tcMar>
               <w:top w:type="dxa" w:w="60"/>
@@ -3416,7 +4329,7 @@
         </w:tc>
         <w:tc>
           <w:tcPr>
-            <w:tcW w:type="dxa" w:w="4379"/>
+            <w:tcW w:type="dxa" w:w="3402"/>
             <w:shd w:fill="1C1FC8" w:color="auto" w:val="clear"/>
             <w:tcMar>
               <w:top w:type="dxa" w:w="60"/>
@@ -3446,7 +4359,7 @@
         </w:trPr>
         <w:tc>
           <w:tcPr>
-            <w:tcW w:type="dxa" w:w="1992"/>
+            <w:tcW w:type="dxa" w:w="1548"/>
             <w:tcMar>
               <w:top w:type="dxa" w:w="60"/>
               <w:left w:type="dxa" w:w="100"/>
@@ -3465,7 +4378,7 @@
         </w:tc>
         <w:tc>
           <w:tcPr>
-            <w:tcW w:type="dxa" w:w="3267"/>
+            <w:tcW w:type="dxa" w:w="4688"/>
             <w:tcMar>
               <w:top w:type="dxa" w:w="60"/>
               <w:left w:type="dxa" w:w="100"/>
@@ -3491,7 +4404,7 @@
         </w:tc>
         <w:tc>
           <w:tcPr>
-            <w:tcW w:type="dxa" w:w="4379"/>
+            <w:tcW w:type="dxa" w:w="3402"/>
             <w:tcMar>
               <w:top w:type="dxa" w:w="60"/>
               <w:left w:type="dxa" w:w="100"/>
@@ -3515,7 +4428,7 @@
         </w:trPr>
         <w:tc>
           <w:tcPr>
-            <w:tcW w:type="dxa" w:w="1992"/>
+            <w:tcW w:type="dxa" w:w="1548"/>
             <w:shd w:fill="F6F4FE" w:color="auto" w:val="clear"/>
             <w:tcMar>
               <w:top w:type="dxa" w:w="60"/>
@@ -3535,7 +4448,7 @@
         </w:tc>
         <w:tc>
           <w:tcPr>
-            <w:tcW w:type="dxa" w:w="3267"/>
+            <w:tcW w:type="dxa" w:w="4688"/>
             <w:shd w:fill="F6F4FE" w:color="auto" w:val="clear"/>
             <w:tcMar>
               <w:top w:type="dxa" w:w="60"/>
@@ -3562,7 +4475,7 @@
         </w:tc>
         <w:tc>
           <w:tcPr>
-            <w:tcW w:type="dxa" w:w="4379"/>
+            <w:tcW w:type="dxa" w:w="3402"/>
             <w:shd w:fill="F6F4FE" w:color="auto" w:val="clear"/>
             <w:tcMar>
               <w:top w:type="dxa" w:w="60"/>
@@ -3587,7 +4500,7 @@
         </w:trPr>
         <w:tc>
           <w:tcPr>
-            <w:tcW w:type="dxa" w:w="1992"/>
+            <w:tcW w:type="dxa" w:w="1548"/>
             <w:tcMar>
               <w:top w:type="dxa" w:w="60"/>
               <w:left w:type="dxa" w:w="100"/>
@@ -3606,7 +4519,7 @@
         </w:tc>
         <w:tc>
           <w:tcPr>
-            <w:tcW w:type="dxa" w:w="3267"/>
+            <w:tcW w:type="dxa" w:w="4688"/>
             <w:tcMar>
               <w:top w:type="dxa" w:w="60"/>
               <w:left w:type="dxa" w:w="100"/>
@@ -3635,7 +4548,7 @@
         </w:tc>
         <w:tc>
           <w:tcPr>
-            <w:tcW w:type="dxa" w:w="4379"/>
+            <w:tcW w:type="dxa" w:w="3402"/>
             <w:tcMar>
               <w:top w:type="dxa" w:w="60"/>
               <w:left w:type="dxa" w:w="100"/>
@@ -3659,7 +4572,7 @@
         </w:trPr>
         <w:tc>
           <w:tcPr>
-            <w:tcW w:type="dxa" w:w="1992"/>
+            <w:tcW w:type="dxa" w:w="1548"/>
             <w:shd w:fill="F6F4FE" w:color="auto" w:val="clear"/>
             <w:tcMar>
               <w:top w:type="dxa" w:w="60"/>
@@ -3673,14 +4586,123 @@
               <w:spacing w:after="40" w:before="40"/>
             </w:pPr>
             <w:r>
+              <w:t xml:space="preserve">Dashboard</w:t>
+            </w:r>
+          </w:p>
+        </w:tc>
+        <w:tc>
+          <w:tcPr>
+            <w:tcW w:type="dxa" w:w="4688"/>
+            <w:shd w:fill="F6F4FE" w:color="auto" w:val="clear"/>
+            <w:tcMar>
+              <w:top w:type="dxa" w:w="60"/>
+              <w:left w:type="dxa" w:w="100"/>
+              <w:bottom w:type="dxa" w:w="60"/>
+              <w:right w:type="dxa" w:w="100"/>
+            </w:tcMar>
+          </w:tcPr>
+          <w:p>
+            <w:pPr>
+              <w:spacing w:after="40" w:before="40"/>
+            </w:pPr>
+            <w:r>
+              <w:rPr>
+                <w:rFonts w:ascii="Consolas" w:cs="Consolas" w:eastAsia="Consolas" w:hAnsi="Consolas"/>
+                <w:color w:val="6A1BBF"/>
+                <w:sz w:val="18"/>
+                <w:szCs w:val="18"/>
+                <w:shd w:fill="F1ECFB" w:color="auto" w:val="clear"/>
+              </w:rPr>
+              <w:t xml:space="preserve">dashboard:&lt;de&gt;:&lt;ate&gt;</w:t>
+            </w:r>
+            <w:r>
+              <w:t xml:space="preserve"> (um por período), mais </w:t>
+            </w:r>
+            <w:r>
+              <w:rPr>
+                <w:rFonts w:ascii="Consolas" w:cs="Consolas" w:eastAsia="Consolas" w:hAnsi="Consolas"/>
+                <w:color w:val="6A1BBF"/>
+                <w:sz w:val="18"/>
+                <w:szCs w:val="18"/>
+                <w:shd w:fill="F1ECFB" w:color="auto" w:val="clear"/>
+              </w:rPr>
+              <w:t xml:space="preserve">faltas</w:t>
+            </w:r>
+            <w:r>
+              <w:t xml:space="preserve">, </w:t>
+            </w:r>
+            <w:r>
+              <w:rPr>
+                <w:rFonts w:ascii="Consolas" w:cs="Consolas" w:eastAsia="Consolas" w:hAnsi="Consolas"/>
+                <w:color w:val="6A1BBF"/>
+                <w:sz w:val="18"/>
+                <w:szCs w:val="18"/>
+                <w:shd w:fill="F1ECFB" w:color="auto" w:val="clear"/>
+              </w:rPr>
+              <w:t xml:space="preserve">pacientes</w:t>
+            </w:r>
+            <w:r>
+              <w:t xml:space="preserve"> e </w:t>
+            </w:r>
+            <w:r>
+              <w:rPr>
+                <w:rFonts w:ascii="Consolas" w:cs="Consolas" w:eastAsia="Consolas" w:hAnsi="Consolas"/>
+                <w:color w:val="6A1BBF"/>
+                <w:sz w:val="18"/>
+                <w:szCs w:val="18"/>
+                <w:shd w:fill="F1ECFB" w:color="auto" w:val="clear"/>
+              </w:rPr>
+              <w:t xml:space="preserve">solicitacoes</w:t>
+            </w:r>
+          </w:p>
+        </w:tc>
+        <w:tc>
+          <w:tcPr>
+            <w:tcW w:type="dxa" w:w="3402"/>
+            <w:shd w:fill="F6F4FE" w:color="auto" w:val="clear"/>
+            <w:tcMar>
+              <w:top w:type="dxa" w:w="60"/>
+              <w:left w:type="dxa" w:w="100"/>
+              <w:bottom w:type="dxa" w:w="60"/>
+              <w:right w:type="dxa" w:w="100"/>
+            </w:tcMar>
+          </w:tcPr>
+          <w:p>
+            <w:pPr>
+              <w:spacing w:after="40" w:before="40"/>
+            </w:pPr>
+            <w:r>
+              <w:t xml:space="preserve">10 min</w:t>
+            </w:r>
+          </w:p>
+        </w:tc>
+      </w:tr>
+      <w:tr>
+        <w:trPr>
+          <w:cantSplit/>
+        </w:trPr>
+        <w:tc>
+          <w:tcPr>
+            <w:tcW w:type="dxa" w:w="1548"/>
+            <w:tcMar>
+              <w:top w:type="dxa" w:w="60"/>
+              <w:left w:type="dxa" w:w="100"/>
+              <w:bottom w:type="dxa" w:w="60"/>
+              <w:right w:type="dxa" w:w="100"/>
+            </w:tcMar>
+          </w:tcPr>
+          <w:p>
+            <w:pPr>
+              <w:spacing w:after="40" w:before="40"/>
+            </w:pPr>
+            <w:r>
               <w:t xml:space="preserve">Histórico</w:t>
             </w:r>
           </w:p>
         </w:tc>
         <w:tc>
           <w:tcPr>
-            <w:tcW w:type="dxa" w:w="3267"/>
-            <w:shd w:fill="F6F4FE" w:color="auto" w:val="clear"/>
+            <w:tcW w:type="dxa" w:w="4688"/>
             <w:tcMar>
               <w:top w:type="dxa" w:w="60"/>
               <w:left w:type="dxa" w:w="100"/>
@@ -3706,8 +4728,7 @@
         </w:tc>
         <w:tc>
           <w:tcPr>
-            <w:tcW w:type="dxa" w:w="4379"/>
-            <w:shd w:fill="F6F4FE" w:color="auto" w:val="clear"/>
+            <w:tcW w:type="dxa" w:w="3402"/>
             <w:tcMar>
               <w:top w:type="dxa" w:w="60"/>
               <w:left w:type="dxa" w:w="100"/>
@@ -3731,7 +4752,8 @@
         </w:trPr>
         <w:tc>
           <w:tcPr>
-            <w:tcW w:type="dxa" w:w="1992"/>
+            <w:tcW w:type="dxa" w:w="1548"/>
+            <w:shd w:fill="F6F4FE" w:color="auto" w:val="clear"/>
             <w:tcMar>
               <w:top w:type="dxa" w:w="60"/>
               <w:left w:type="dxa" w:w="100"/>
@@ -3750,7 +4772,8 @@
         </w:tc>
         <w:tc>
           <w:tcPr>
-            <w:tcW w:type="dxa" w:w="3267"/>
+            <w:tcW w:type="dxa" w:w="4688"/>
+            <w:shd w:fill="F6F4FE" w:color="auto" w:val="clear"/>
             <w:tcMar>
               <w:top w:type="dxa" w:w="60"/>
               <w:left w:type="dxa" w:w="100"/>
@@ -3776,7 +4799,8 @@
         </w:tc>
         <w:tc>
           <w:tcPr>
-            <w:tcW w:type="dxa" w:w="4379"/>
+            <w:tcW w:type="dxa" w:w="3402"/>
+            <w:shd w:fill="F6F4FE" w:color="auto" w:val="clear"/>
             <w:tcMar>
               <w:top w:type="dxa" w:w="60"/>
               <w:left w:type="dxa" w:w="100"/>
@@ -3800,8 +4824,7 @@
         </w:trPr>
         <w:tc>
           <w:tcPr>
-            <w:tcW w:type="dxa" w:w="1992"/>
-            <w:shd w:fill="F6F4FE" w:color="auto" w:val="clear"/>
+            <w:tcW w:type="dxa" w:w="1548"/>
             <w:tcMar>
               <w:top w:type="dxa" w:w="60"/>
               <w:left w:type="dxa" w:w="100"/>
@@ -3820,8 +4843,7 @@
         </w:tc>
         <w:tc>
           <w:tcPr>
-            <w:tcW w:type="dxa" w:w="3267"/>
-            <w:shd w:fill="F6F4FE" w:color="auto" w:val="clear"/>
+            <w:tcW w:type="dxa" w:w="4688"/>
             <w:tcMar>
               <w:top w:type="dxa" w:w="60"/>
               <w:left w:type="dxa" w:w="100"/>
@@ -3847,8 +4869,7 @@
         </w:tc>
         <w:tc>
           <w:tcPr>
-            <w:tcW w:type="dxa" w:w="4379"/>
-            <w:shd w:fill="F6F4FE" w:color="auto" w:val="clear"/>
+            <w:tcW w:type="dxa" w:w="3402"/>
             <w:tcMar>
               <w:top w:type="dxa" w:w="60"/>
               <w:left w:type="dxa" w:w="100"/>
@@ -3872,7 +4893,8 @@
         </w:trPr>
         <w:tc>
           <w:tcPr>
-            <w:tcW w:type="dxa" w:w="1992"/>
+            <w:tcW w:type="dxa" w:w="1548"/>
+            <w:shd w:fill="F6F4FE" w:color="auto" w:val="clear"/>
             <w:tcMar>
               <w:top w:type="dxa" w:w="60"/>
               <w:left w:type="dxa" w:w="100"/>
@@ -3891,7 +4913,8 @@
         </w:tc>
         <w:tc>
           <w:tcPr>
-            <w:tcW w:type="dxa" w:w="3267"/>
+            <w:tcW w:type="dxa" w:w="4688"/>
+            <w:shd w:fill="F6F4FE" w:color="auto" w:val="clear"/>
             <w:tcMar>
               <w:top w:type="dxa" w:w="60"/>
               <w:left w:type="dxa" w:w="100"/>
@@ -3917,7 +4940,8 @@
         </w:tc>
         <w:tc>
           <w:tcPr>
-            <w:tcW w:type="dxa" w:w="4379"/>
+            <w:tcW w:type="dxa" w:w="3402"/>
+            <w:shd w:fill="F6F4FE" w:color="auto" w:val="clear"/>
             <w:tcMar>
               <w:top w:type="dxa" w:w="60"/>
               <w:left w:type="dxa" w:w="100"/>
@@ -3968,7 +4992,7 @@
         <w:t xml:space="preserve">"Preparando os dados…"</w:t>
       </w:r>
       <w:r>
-        <w:t xml:space="preserve"> busca Pacientes, Solicitações, Relatórios (ciclo atual), Histórico, Configuração e, para admin, Usuários </w:t>
+        <w:t xml:space="preserve"> busca Pacientes, Solicitações, Relatórios (ciclo atual), Dashboard (ciclo atual), Histórico, Configuração e, para admin, Usuários </w:t>
       </w:r>
       <w:r>
         <w:rPr>
@@ -4207,11 +5231,11 @@
       <w:pPr>
         <w:pStyle w:val="Heading2"/>
       </w:pPr>
-      <w:bookmarkStart w:name="_Toc64" w:id="64"/>
+      <w:bookmarkStart w:name="_Toc65" w:id="65"/>
       <w:r>
         <w:t xml:space="preserve">Login e perfis</w:t>
       </w:r>
-      <w:bookmarkEnd w:id="64"/>
+      <w:bookmarkEnd w:id="65"/>
     </w:p>
     <w:p>
       <w:pPr>
@@ -4460,11 +5484,11 @@
       <w:pPr>
         <w:pStyle w:val="Heading2"/>
       </w:pPr>
-      <w:bookmarkStart w:name="_Toc65" w:id="65"/>
+      <w:bookmarkStart w:name="_Toc66" w:id="66"/>
       <w:r>
         <w:t xml:space="preserve">Dados pessoais</w:t>
       </w:r>
-      <w:bookmarkEnd w:id="65"/>
+      <w:bookmarkEnd w:id="66"/>
     </w:p>
     <w:p>
       <w:pPr>

--- a/docs/word/06 - Painel (interface).docx
+++ b/docs/word/06 - Painel (interface).docx
@@ -92,7 +92,7 @@
           <w:sz w:val="22"/>
           <w:szCs w:val="22"/>
         </w:rPr>
-        <w:t xml:space="preserve">Atualizado em 23 de outubro de 2026</w:t>
+        <w:t xml:space="preserve">Atualizado em 28 de outubro de 2026</w:t>
       </w:r>
     </w:p>
     <w:p>
@@ -118,11 +118,11 @@
       <w:pPr>
         <w:pStyle w:val="Heading1"/>
       </w:pPr>
-      <w:bookmarkStart w:name="_Toc60" w:id="60"/>
+      <w:bookmarkStart w:name="_Toc62" w:id="62"/>
       <w:r>
         <w:t xml:space="preserve">Sumário</w:t>
       </w:r>
-      <w:bookmarkEnd w:id="60"/>
+      <w:bookmarkEnd w:id="62"/>
     </w:p>
     <w:p>
       <w:r>
@@ -153,7 +153,7 @@
             <w:instrText xml:space="preserve">TOC \h \o "1-2"</w:instrText>
             <w:fldChar w:fldCharType="separate"/>
           </w:r>
-          <w:hyperlink w:history="1" w:anchor="_Toc60">
+          <w:hyperlink w:history="1" w:anchor="_Toc62">
             <w:r>
               <w:t xml:space="preserve">Sumário</w:t>
             </w:r>
@@ -162,7 +162,7 @@
             </w:r>
             <w:r>
               <w:fldChar w:fldCharType="begin" w:dirty="true"/>
-              <w:instrText xml:space="preserve">PAGEREF _Toc60 \h</w:instrText>
+              <w:instrText xml:space="preserve">PAGEREF _Toc62 \h</w:instrText>
               <w:fldChar w:fldCharType="separate"/>
               <w:fldChar w:fldCharType="end"/>
             </w:r>
@@ -175,55 +175,9 @@
               <w:tab w:val="right" w:pos="9638" w:leader="dot"/>
             </w:tabs>
           </w:pPr>
-          <w:hyperlink w:history="1" w:anchor="_Toc61">
+          <w:hyperlink w:history="1" w:anchor="_Toc63">
             <w:r>
               <w:t xml:space="preserve">Painel (interface)</w:t>
-            </w:r>
-            <w:r>
-              <w:tab/>
-            </w:r>
-            <w:r>
-              <w:fldChar w:fldCharType="begin" w:dirty="true"/>
-              <w:instrText xml:space="preserve">PAGEREF _Toc61 \h</w:instrText>
-              <w:fldChar w:fldCharType="separate"/>
-              <w:fldChar w:fldCharType="end"/>
-            </w:r>
-          </w:hyperlink>
-        </w:p>
-        <w:p>
-          <w:pPr>
-            <w:pStyle w:val="TOC2"/>
-            <w:tabs>
-              <w:tab w:val="right" w:pos="9638" w:leader="dot"/>
-            </w:tabs>
-            <w:ind w:left="220"/>
-          </w:pPr>
-          <w:hyperlink w:history="1" w:anchor="_Toc62">
-            <w:r>
-              <w:t xml:space="preserve">Telas</w:t>
-            </w:r>
-            <w:r>
-              <w:tab/>
-            </w:r>
-            <w:r>
-              <w:fldChar w:fldCharType="begin" w:dirty="true"/>
-              <w:instrText xml:space="preserve">PAGEREF _Toc62 \h</w:instrText>
-              <w:fldChar w:fldCharType="separate"/>
-              <w:fldChar w:fldCharType="end"/>
-            </w:r>
-          </w:hyperlink>
-        </w:p>
-        <w:p>
-          <w:pPr>
-            <w:pStyle w:val="TOC2"/>
-            <w:tabs>
-              <w:tab w:val="right" w:pos="9638" w:leader="dot"/>
-            </w:tabs>
-            <w:ind w:left="220"/>
-          </w:pPr>
-          <w:hyperlink w:history="1" w:anchor="_Toc63">
-            <w:r>
-              <w:t xml:space="preserve">Carregamento nas ações</w:t>
             </w:r>
             <w:r>
               <w:tab/>
@@ -246,7 +200,7 @@
           </w:pPr>
           <w:hyperlink w:history="1" w:anchor="_Toc64">
             <w:r>
-              <w:t xml:space="preserve">Cache e filtros</w:t>
+              <w:t xml:space="preserve">Telas</w:t>
             </w:r>
             <w:r>
               <w:tab/>
@@ -269,7 +223,7 @@
           </w:pPr>
           <w:hyperlink w:history="1" w:anchor="_Toc65">
             <w:r>
-              <w:t xml:space="preserve">Login e perfis</w:t>
+              <w:t xml:space="preserve">Carregamento nas ações</w:t>
             </w:r>
             <w:r>
               <w:tab/>
@@ -292,7 +246,7 @@
           </w:pPr>
           <w:hyperlink w:history="1" w:anchor="_Toc66">
             <w:r>
-              <w:t xml:space="preserve">Dados pessoais</w:t>
+              <w:t xml:space="preserve">Unidade escolhida</w:t>
             </w:r>
             <w:r>
               <w:tab/>
@@ -300,6 +254,75 @@
             <w:r>
               <w:fldChar w:fldCharType="begin" w:dirty="true"/>
               <w:instrText xml:space="preserve">PAGEREF _Toc66 \h</w:instrText>
+              <w:fldChar w:fldCharType="separate"/>
+              <w:fldChar w:fldCharType="end"/>
+            </w:r>
+          </w:hyperlink>
+        </w:p>
+        <w:p>
+          <w:pPr>
+            <w:pStyle w:val="TOC2"/>
+            <w:tabs>
+              <w:tab w:val="right" w:pos="9638" w:leader="dot"/>
+            </w:tabs>
+            <w:ind w:left="220"/>
+          </w:pPr>
+          <w:hyperlink w:history="1" w:anchor="_Toc67">
+            <w:r>
+              <w:t xml:space="preserve">Cache e filtros</w:t>
+            </w:r>
+            <w:r>
+              <w:tab/>
+            </w:r>
+            <w:r>
+              <w:fldChar w:fldCharType="begin" w:dirty="true"/>
+              <w:instrText xml:space="preserve">PAGEREF _Toc67 \h</w:instrText>
+              <w:fldChar w:fldCharType="separate"/>
+              <w:fldChar w:fldCharType="end"/>
+            </w:r>
+          </w:hyperlink>
+        </w:p>
+        <w:p>
+          <w:pPr>
+            <w:pStyle w:val="TOC2"/>
+            <w:tabs>
+              <w:tab w:val="right" w:pos="9638" w:leader="dot"/>
+            </w:tabs>
+            <w:ind w:left="220"/>
+          </w:pPr>
+          <w:hyperlink w:history="1" w:anchor="_Toc68">
+            <w:r>
+              <w:t xml:space="preserve">Login e perfis</w:t>
+            </w:r>
+            <w:r>
+              <w:tab/>
+            </w:r>
+            <w:r>
+              <w:fldChar w:fldCharType="begin" w:dirty="true"/>
+              <w:instrText xml:space="preserve">PAGEREF _Toc68 \h</w:instrText>
+              <w:fldChar w:fldCharType="separate"/>
+              <w:fldChar w:fldCharType="end"/>
+            </w:r>
+          </w:hyperlink>
+        </w:p>
+        <w:p>
+          <w:pPr>
+            <w:pStyle w:val="TOC2"/>
+            <w:tabs>
+              <w:tab w:val="right" w:pos="9638" w:leader="dot"/>
+            </w:tabs>
+            <w:ind w:left="220"/>
+          </w:pPr>
+          <w:hyperlink w:history="1" w:anchor="_Toc69">
+            <w:r>
+              <w:t xml:space="preserve">Dados pessoais</w:t>
+            </w:r>
+            <w:r>
+              <w:tab/>
+            </w:r>
+            <w:r>
+              <w:fldChar w:fldCharType="begin" w:dirty="true"/>
+              <w:instrText xml:space="preserve">PAGEREF _Toc69 \h</w:instrText>
               <w:fldChar w:fldCharType="separate"/>
               <w:fldChar w:fldCharType="end"/>
             </w:r>
@@ -317,11 +340,11 @@
         <w:pStyle w:val="Heading1"/>
         <w:pageBreakBefore/>
       </w:pPr>
-      <w:bookmarkStart w:name="_Toc61" w:id="61"/>
+      <w:bookmarkStart w:name="_Toc63" w:id="63"/>
       <w:r>
         <w:t xml:space="preserve">Painel (interface)</w:t>
       </w:r>
-      <w:bookmarkEnd w:id="61"/>
+      <w:bookmarkEnd w:id="63"/>
     </w:p>
     <w:p>
       <w:pPr>
@@ -348,11 +371,11 @@
       <w:pPr>
         <w:pStyle w:val="Heading2"/>
       </w:pPr>
-      <w:bookmarkStart w:name="_Toc62" w:id="62"/>
+      <w:bookmarkStart w:name="_Toc64" w:id="64"/>
       <w:r>
         <w:t xml:space="preserve">Telas</w:t>
       </w:r>
-      <w:bookmarkEnd w:id="62"/>
+      <w:bookmarkEnd w:id="64"/>
     </w:p>
     <w:tbl>
       <w:tblPr>
@@ -3978,11 +4001,11 @@
       <w:pPr>
         <w:pStyle w:val="Heading2"/>
       </w:pPr>
-      <w:bookmarkStart w:name="_Toc63" w:id="63"/>
+      <w:bookmarkStart w:name="_Toc65" w:id="65"/>
       <w:r>
         <w:t xml:space="preserve">Carregamento nas ações</w:t>
       </w:r>
-      <w:bookmarkEnd w:id="63"/>
+      <w:bookmarkEnd w:id="65"/>
     </w:p>
     <w:p>
       <w:pPr>
@@ -4137,18 +4160,157 @@
       <w:pPr>
         <w:pStyle w:val="Heading2"/>
       </w:pPr>
-      <w:bookmarkStart w:name="_Toc64" w:id="64"/>
-      <w:r>
-        <w:t xml:space="preserve">Cache e filtros</w:t>
-      </w:r>
-      <w:bookmarkEnd w:id="64"/>
+      <w:bookmarkStart w:name="_Toc66" w:id="66"/>
+      <w:r>
+        <w:t xml:space="preserve">Unidade escolhida</w:t>
+      </w:r>
+      <w:bookmarkEnd w:id="66"/>
     </w:p>
     <w:p>
       <w:pPr>
         <w:spacing w:after="120"/>
       </w:pPr>
       <w:r>
-        <w:t xml:space="preserve">Trocar de tela não chama a API (nem o n8n) enquanto o dado da aba estiver no prazo. Tudo fica no </w:t>
+        <w:t xml:space="preserve">Tudo o que as telas mostram é da </w:t>
+      </w:r>
+      <w:r>
+        <w:rPr>
+          <w:b/>
+          <w:bCs/>
+        </w:rPr>
+        <w:t xml:space="preserve">unidade escolhida</w:t>
+      </w:r>
+      <w:r>
+        <w:t xml:space="preserve"> (Salvador ou Pouso Alegre). Ver </w:t>
+      </w:r>
+      <w:r>
+        <w:rPr>
+          <w:color w:val="1C1FC8"/>
+        </w:rPr>
+        <w:t xml:space="preserve">unidades.md</w:t>
+      </w:r>
+      <w:r>
+        <w:t xml:space="preserve">.</w:t>
+      </w:r>
+    </w:p>
+    <w:p>
+      <w:pPr>
+        <w:pStyle w:val="ListParagraph"/>
+        <w:numPr>
+          <w:ilvl w:val="0"/>
+          <w:numId w:val="2"/>
+        </w:numPr>
+        <w:spacing w:after="60"/>
+      </w:pPr>
+      <w:r>
+        <w:rPr>
+          <w:b/>
+          <w:bCs/>
+        </w:rPr>
+        <w:t xml:space="preserve">Escolha ao entrar:</w:t>
+      </w:r>
+      <w:r>
+        <w:t xml:space="preserve"> quem tem mais de uma unidade vê </w:t>
+      </w:r>
+      <w:r>
+        <w:rPr>
+          <w:b/>
+          <w:bCs/>
+        </w:rPr>
+        <w:t xml:space="preserve">"Em qual unidade você vai trabalhar?"</w:t>
+      </w:r>
+      <w:r>
+        <w:t xml:space="preserve"> logo depois do login (ou depois da troca obrigatória de senha), </w:t>
+      </w:r>
+      <w:r>
+        <w:rPr>
+          <w:b/>
+          <w:bCs/>
+        </w:rPr>
+        <w:t xml:space="preserve">antes</w:t>
+      </w:r>
+      <w:r>
+        <w:t xml:space="preserve"> da tela "Preparando os dados…". Sem Cancelar e sem Esc. Quem tem uma unidade só entra direto.</w:t>
+      </w:r>
+    </w:p>
+    <w:p>
+      <w:pPr>
+        <w:pStyle w:val="ListParagraph"/>
+        <w:numPr>
+          <w:ilvl w:val="0"/>
+          <w:numId w:val="2"/>
+        </w:numPr>
+        <w:spacing w:after="60"/>
+      </w:pPr>
+      <w:r>
+        <w:rPr>
+          <w:b/>
+          <w:bCs/>
+        </w:rPr>
+        <w:t xml:space="preserve">Onde aparece:</w:t>
+      </w:r>
+      <w:r>
+        <w:t xml:space="preserve"> um chip com a unidade no topo da tela, ao lado do botão do menu (com mais de uma unidade, clicar nele abre a troca), e a linha </w:t>
+      </w:r>
+      <w:r>
+        <w:rPr>
+          <w:b/>
+          <w:bCs/>
+        </w:rPr>
+        <w:t xml:space="preserve">Unidade</w:t>
+      </w:r>
+      <w:r>
+        <w:t xml:space="preserve"> no menu lateral, com </w:t>
+      </w:r>
+      <w:r>
+        <w:rPr>
+          <w:b/>
+          <w:bCs/>
+        </w:rPr>
+        <w:t xml:space="preserve">Trocar</w:t>
+      </w:r>
+      <w:r>
+        <w:t xml:space="preserve">.</w:t>
+      </w:r>
+    </w:p>
+    <w:p>
+      <w:pPr>
+        <w:pStyle w:val="ListParagraph"/>
+        <w:numPr>
+          <w:ilvl w:val="0"/>
+          <w:numId w:val="2"/>
+        </w:numPr>
+        <w:spacing w:after="60"/>
+      </w:pPr>
+      <w:r>
+        <w:rPr>
+          <w:b/>
+          <w:bCs/>
+        </w:rPr>
+        <w:t xml:space="preserve">Trocar:</w:t>
+      </w:r>
+      <w:r>
+        <w:t xml:space="preserve"> abre a mesma escolha, com Cancelar e a unidade atual marcada. Unidade ainda não vista na aba prepara as telas de novo; unidade já vista abre na hora, com o cache dela.</w:t>
+      </w:r>
+    </w:p>
+    <w:p>
+      <w:pPr>
+        <w:pStyle w:val="ListParagraph"/>
+        <w:numPr>
+          <w:ilvl w:val="0"/>
+          <w:numId w:val="2"/>
+        </w:numPr>
+        <w:spacing w:after="60"/>
+      </w:pPr>
+      <w:r>
+        <w:rPr>
+          <w:b/>
+          <w:bCs/>
+        </w:rPr>
+        <w:t xml:space="preserve">Na API:</w:t>
+      </w:r>
+      <w:r>
+        <w:t xml:space="preserve"> </w:t>
       </w:r>
       <w:r>
         <w:rPr>
@@ -4158,10 +4320,244 @@
           <w:szCs w:val="18"/>
           <w:shd w:fill="F1ECFB" w:color="auto" w:val="clear"/>
         </w:rPr>
+        <w:t xml:space="preserve">request()</w:t>
+      </w:r>
+      <w:r>
+        <w:t xml:space="preserve"> (</w:t>
+      </w:r>
+      <w:r>
+        <w:rPr>
+          <w:color w:val="1C1FC8"/>
+        </w:rPr>
+        <w:t xml:space="preserve">js/session.js</w:t>
+      </w:r>
+      <w:r>
+        <w:t xml:space="preserve">) manda </w:t>
+      </w:r>
+      <w:r>
+        <w:rPr>
+          <w:rFonts w:ascii="Consolas" w:cs="Consolas" w:eastAsia="Consolas" w:hAnsi="Consolas"/>
+          <w:color w:val="6A1BBF"/>
+          <w:sz w:val="18"/>
+          <w:szCs w:val="18"/>
+          <w:shd w:fill="F1ECFB" w:color="auto" w:val="clear"/>
+        </w:rPr>
+        <w:t xml:space="preserve">X-Unidade: &lt;IdUnidade&gt;</w:t>
+      </w:r>
+      <w:r>
+        <w:t xml:space="preserve"> em toda chamada. A unidade escolhida fica em </w:t>
+      </w:r>
+      <w:r>
+        <w:rPr>
+          <w:rFonts w:ascii="Consolas" w:cs="Consolas" w:eastAsia="Consolas" w:hAnsi="Consolas"/>
+          <w:color w:val="6A1BBF"/>
+          <w:sz w:val="18"/>
+          <w:szCs w:val="18"/>
+          <w:shd w:fill="F1ECFB" w:color="auto" w:val="clear"/>
+        </w:rPr>
+        <w:t xml:space="preserve">clariens.cnn.unidade</w:t>
+      </w:r>
+      <w:r>
+        <w:t xml:space="preserve"> (</w:t>
+      </w:r>
+      <w:r>
+        <w:rPr>
+          <w:rFonts w:ascii="Consolas" w:cs="Consolas" w:eastAsia="Consolas" w:hAnsi="Consolas"/>
+          <w:color w:val="6A1BBF"/>
+          <w:sz w:val="18"/>
+          <w:szCs w:val="18"/>
+          <w:shd w:fill="F1ECFB" w:color="auto" w:val="clear"/>
+        </w:rPr>
         <w:t xml:space="preserve">sessionStorage</w:t>
       </w:r>
       <w:r>
-        <w:t xml:space="preserve">: some ao fechar a aba, e o login, o 401 e o Sair limpam. Funções em </w:t>
+        <w:t xml:space="preserve">). Sem unidade, a API responde </w:t>
+      </w:r>
+      <w:r>
+        <w:rPr>
+          <w:rFonts w:ascii="Consolas" w:cs="Consolas" w:eastAsia="Consolas" w:hAnsi="Consolas"/>
+          <w:color w:val="6A1BBF"/>
+          <w:sz w:val="18"/>
+          <w:szCs w:val="18"/>
+          <w:shd w:fill="F1ECFB" w:color="auto" w:val="clear"/>
+        </w:rPr>
+        <w:t xml:space="preserve">UNIDADE_OBRIGATORIA</w:t>
+      </w:r>
+      <w:r>
+        <w:t xml:space="preserve"> e a página abre a escolha.</w:t>
+      </w:r>
+    </w:p>
+    <w:p>
+      <w:pPr>
+        <w:pStyle w:val="ListParagraph"/>
+        <w:numPr>
+          <w:ilvl w:val="0"/>
+          <w:numId w:val="2"/>
+        </w:numPr>
+        <w:spacing w:after="60"/>
+      </w:pPr>
+      <w:r>
+        <w:rPr>
+          <w:b/>
+          <w:bCs/>
+        </w:rPr>
+        <w:t xml:space="preserve">Código:</w:t>
+      </w:r>
+      <w:r>
+        <w:t xml:space="preserve"> </w:t>
+      </w:r>
+      <w:r>
+        <w:rPr>
+          <w:rFonts w:ascii="Consolas" w:cs="Consolas" w:eastAsia="Consolas" w:hAnsi="Consolas"/>
+          <w:color w:val="6A1BBF"/>
+          <w:sz w:val="18"/>
+          <w:szCs w:val="18"/>
+          <w:shd w:fill="F1ECFB" w:color="auto" w:val="clear"/>
+        </w:rPr>
+        <w:t xml:space="preserve">garantirUnidade</w:t>
+      </w:r>
+      <w:r>
+        <w:t xml:space="preserve">, </w:t>
+      </w:r>
+      <w:r>
+        <w:rPr>
+          <w:rFonts w:ascii="Consolas" w:cs="Consolas" w:eastAsia="Consolas" w:hAnsi="Consolas"/>
+          <w:color w:val="6A1BBF"/>
+          <w:sz w:val="18"/>
+          <w:szCs w:val="18"/>
+          <w:shd w:fill="F1ECFB" w:color="auto" w:val="clear"/>
+        </w:rPr>
+        <w:t xml:space="preserve">escolherUnidade</w:t>
+      </w:r>
+      <w:r>
+        <w:t xml:space="preserve">, </w:t>
+      </w:r>
+      <w:r>
+        <w:rPr>
+          <w:rFonts w:ascii="Consolas" w:cs="Consolas" w:eastAsia="Consolas" w:hAnsi="Consolas"/>
+          <w:color w:val="6A1BBF"/>
+          <w:sz w:val="18"/>
+          <w:szCs w:val="18"/>
+          <w:shd w:fill="F1ECFB" w:color="auto" w:val="clear"/>
+        </w:rPr>
+        <w:t xml:space="preserve">atualizarUnidade</w:t>
+      </w:r>
+      <w:r>
+        <w:t xml:space="preserve"> e </w:t>
+      </w:r>
+      <w:r>
+        <w:rPr>
+          <w:rFonts w:ascii="Consolas" w:cs="Consolas" w:eastAsia="Consolas" w:hAnsi="Consolas"/>
+          <w:color w:val="6A1BBF"/>
+          <w:sz w:val="18"/>
+          <w:szCs w:val="18"/>
+          <w:shd w:fill="F1ECFB" w:color="auto" w:val="clear"/>
+        </w:rPr>
+        <w:t xml:space="preserve">trocarDeUnidade</w:t>
+      </w:r>
+      <w:r>
+        <w:t xml:space="preserve"> em </w:t>
+      </w:r>
+      <w:r>
+        <w:rPr>
+          <w:color w:val="1C1FC8"/>
+        </w:rPr>
+        <w:t xml:space="preserve">js/pagina.js</w:t>
+      </w:r>
+      <w:r>
+        <w:t xml:space="preserve">. O diálogo e as linhas da unidade são montados pelo JS, sem repetir nas 7 páginas.</w:t>
+      </w:r>
+    </w:p>
+    <w:p>
+      <w:pPr>
+        <w:pStyle w:val="ListParagraph"/>
+        <w:numPr>
+          <w:ilvl w:val="0"/>
+          <w:numId w:val="2"/>
+        </w:numPr>
+        <w:spacing w:after="60"/>
+      </w:pPr>
+      <w:r>
+        <w:rPr>
+          <w:b/>
+          <w:bCs/>
+        </w:rPr>
+        <w:t xml:space="preserve">Login antigo</w:t>
+      </w:r>
+      <w:r>
+        <w:t xml:space="preserve"> (de antes da multiunidade, sem a lista de unidades): a aba pede o login de novo.</w:t>
+      </w:r>
+    </w:p>
+    <w:p>
+      <w:pPr>
+        <w:spacing w:after="60"/>
+      </w:pPr>
+    </w:p>
+    <w:p>
+      <w:pPr>
+        <w:pStyle w:val="Heading2"/>
+      </w:pPr>
+      <w:bookmarkStart w:name="_Toc67" w:id="67"/>
+      <w:r>
+        <w:t xml:space="preserve">Cache e filtros</w:t>
+      </w:r>
+      <w:bookmarkEnd w:id="67"/>
+    </w:p>
+    <w:p>
+      <w:pPr>
+        <w:spacing w:after="120"/>
+      </w:pPr>
+      <w:r>
+        <w:t xml:space="preserve">Trocar de tela não chama a API (nem o n8n) enquanto o dado da aba estiver no prazo. Tudo fica no </w:t>
+      </w:r>
+      <w:r>
+        <w:rPr>
+          <w:rFonts w:ascii="Consolas" w:cs="Consolas" w:eastAsia="Consolas" w:hAnsi="Consolas"/>
+          <w:color w:val="6A1BBF"/>
+          <w:sz w:val="18"/>
+          <w:szCs w:val="18"/>
+          <w:shd w:fill="F1ECFB" w:color="auto" w:val="clear"/>
+        </w:rPr>
+        <w:t xml:space="preserve">sessionStorage</w:t>
+      </w:r>
+      <w:r>
+        <w:t xml:space="preserve">: some ao fechar a aba, e o login, o 401 e o Sair limpam. </w:t>
+      </w:r>
+      <w:r>
+        <w:rPr>
+          <w:b/>
+          <w:bCs/>
+        </w:rPr>
+        <w:t xml:space="preserve">Cada unidade tem o seu cache:</w:t>
+      </w:r>
+      <w:r>
+        <w:t xml:space="preserve"> as chaves ficam em </w:t>
+      </w:r>
+      <w:r>
+        <w:rPr>
+          <w:rFonts w:ascii="Consolas" w:cs="Consolas" w:eastAsia="Consolas" w:hAnsi="Consolas"/>
+          <w:color w:val="6A1BBF"/>
+          <w:sz w:val="18"/>
+          <w:szCs w:val="18"/>
+          <w:shd w:fill="F1ECFB" w:color="auto" w:val="clear"/>
+        </w:rPr>
+        <w:t xml:space="preserve">clariens.cnn.cache:u&lt;IdUnidade&gt;:&lt;chave&gt;</w:t>
+      </w:r>
+      <w:r>
+        <w:t xml:space="preserve"> (ex.: </w:t>
+      </w:r>
+      <w:r>
+        <w:rPr>
+          <w:rFonts w:ascii="Consolas" w:cs="Consolas" w:eastAsia="Consolas" w:hAnsi="Consolas"/>
+          <w:color w:val="6A1BBF"/>
+          <w:sz w:val="18"/>
+          <w:szCs w:val="18"/>
+          <w:shd w:fill="F1ECFB" w:color="auto" w:val="clear"/>
+        </w:rPr>
+        <w:t xml:space="preserve">clariens.cnn.cache:u2:pacientes</w:t>
+      </w:r>
+      <w:r>
+        <w:t xml:space="preserve">), e as chaves da tabela abaixo são as que vêm depois do prefixo. Funções em </w:t>
       </w:r>
       <w:r>
         <w:rPr>
@@ -5231,11 +5627,11 @@
       <w:pPr>
         <w:pStyle w:val="Heading2"/>
       </w:pPr>
-      <w:bookmarkStart w:name="_Toc65" w:id="65"/>
+      <w:bookmarkStart w:name="_Toc68" w:id="68"/>
       <w:r>
         <w:t xml:space="preserve">Login e perfis</w:t>
       </w:r>
-      <w:bookmarkEnd w:id="65"/>
+      <w:bookmarkEnd w:id="68"/>
     </w:p>
     <w:p>
       <w:pPr>
@@ -5282,7 +5678,7 @@
         <w:t xml:space="preserve">POST /api/sessao</w:t>
       </w:r>
       <w:r>
-        <w:t xml:space="preserve"> e recebe um token assinado (8 h). A aba guarda o token e </w:t>
+        <w:t xml:space="preserve"> e recebe um token assinado (8 h), com as unidades da pessoa. A aba guarda o token e </w:t>
       </w:r>
       <w:r>
         <w:rPr>
@@ -5292,7 +5688,7 @@
           <w:szCs w:val="18"/>
           <w:shd w:fill="F1ECFB" w:color="auto" w:val="clear"/>
         </w:rPr>
-        <w:t xml:space="preserve">{ login, nome, perfil }</w:t>
+        <w:t xml:space="preserve">{ login, nome, perfil, unidades }</w:t>
       </w:r>
       <w:r>
         <w:t xml:space="preserve"> no </w:t>
@@ -5484,11 +5880,11 @@
       <w:pPr>
         <w:pStyle w:val="Heading2"/>
       </w:pPr>
-      <w:bookmarkStart w:name="_Toc66" w:id="66"/>
+      <w:bookmarkStart w:name="_Toc69" w:id="69"/>
       <w:r>
         <w:t xml:space="preserve">Dados pessoais</w:t>
       </w:r>
-      <w:bookmarkEnd w:id="66"/>
+      <w:bookmarkEnd w:id="69"/>
     </w:p>
     <w:p>
       <w:pPr>
